--- a/WEEK 2/26MML0031_WEEK_2_EXERCISE.docx
+++ b/WEEK 2/26MML0031_WEEK_2_EXERCISE.docx
@@ -1,6 +1,6 @@
 
 <file path=word/document.xml><?xml version="1.0" encoding="utf-8"?>
-<w:document xmlns:wpc="http://schemas.microsoft.com/office/word/2010/wordprocessingCanvas" xmlns:cx="http://schemas.microsoft.com/office/drawing/2014/chartex" xmlns:cx1="http://schemas.microsoft.com/office/drawing/2015/9/8/chartex" xmlns:cx2="http://schemas.microsoft.com/office/drawing/2015/10/21/chartex" xmlns:cx3="http://schemas.microsoft.com/office/drawing/2016/5/9/chartex" xmlns:cx4="http://schemas.microsoft.com/office/drawing/2016/5/10/chartex" xmlns:cx5="http://schemas.microsoft.com/office/drawing/2016/5/11/chartex" xmlns:cx6="http://schemas.microsoft.com/office/drawing/2016/5/12/chartex" xmlns:cx7="http://schemas.microsoft.com/office/drawing/2016/5/13/chartex" xmlns:cx8="http://schemas.microsoft.com/office/drawing/2016/5/14/chartex" xmlns:mc="http://schemas.openxmlformats.org/markup-compatibility/2006" xmlns:aink="http://schemas.microsoft.com/office/drawing/2016/ink" xmlns:am3d="http://schemas.microsoft.com/office/drawing/2017/model3d" xmlns:o="urn:schemas-microsoft-com:office:office" xmlns:oel="http://schemas.microsoft.com/office/2019/extlst" xmlns:r="http://schemas.openxmlformats.org/officeDocument/2006/relationships" xmlns:m="http://schemas.openxmlformats.org/officeDocument/2006/math" xmlns:v="urn:schemas-microsoft-com:vml" xmlns:wp14="http://schemas.microsoft.com/office/word/2010/wordprocessingDrawing" xmlns:wp="http://schemas.openxmlformats.org/drawingml/2006/wordprocessingDrawing" xmlns:w10="urn:schemas-microsoft-com:office:word" xmlns:w="http://schemas.openxmlformats.org/wordprocessingml/2006/main" xmlns:w14="http://schemas.microsoft.com/office/word/2010/wordml" xmlns:w15="http://schemas.microsoft.com/office/word/2012/wordml" xmlns:w16cex="http://schemas.microsoft.com/office/word/2018/wordml/cex" xmlns:w16cid="http://schemas.microsoft.com/office/word/2016/wordml/cid" xmlns:w16="http://schemas.microsoft.com/office/word/2018/wordml" xmlns:w16du="http://schemas.microsoft.com/office/word/2023/wordml/word16du" xmlns:w16sdtdh="http://schemas.microsoft.com/office/word/2020/wordml/sdtdatahash" xmlns:w16sdtfl="http://schemas.microsoft.com/office/word/2024/wordml/sdtformatlock" xmlns:w16se="http://schemas.microsoft.com/office/word/2015/wordml/symex" xmlns:wpg="http://schemas.microsoft.com/office/word/2010/wordprocessingGroup" xmlns:wpi="http://schemas.microsoft.com/office/word/2010/wordprocessingInk" xmlns:wne="http://schemas.microsoft.com/office/word/2006/wordml" xmlns:wps="http://schemas.microsoft.com/office/word/2010/wordprocessingShape" mc:Ignorable="w14 w15 w16se w16cid w16 w16cex w16sdtdh w16sdtfl w16du wp14">
+<w:document xmlns:wpc="http://schemas.microsoft.com/office/word/2010/wordprocessingCanvas" xmlns:cx="http://schemas.microsoft.com/office/drawing/2014/chartex" xmlns:cx1="http://schemas.microsoft.com/office/drawing/2015/9/8/chartex" xmlns:cx2="http://schemas.microsoft.com/office/drawing/2015/10/21/chartex" xmlns:cx3="http://schemas.microsoft.com/office/drawing/2016/5/9/chartex" xmlns:cx4="http://schemas.microsoft.com/office/drawing/2016/5/10/chartex" xmlns:cx5="http://schemas.microsoft.com/office/drawing/2016/5/11/chartex" xmlns:cx6="http://schemas.microsoft.com/office/drawing/2016/5/12/chartex" xmlns:cx7="http://schemas.microsoft.com/office/drawing/2016/5/13/chartex" xmlns:cx8="http://schemas.microsoft.com/office/drawing/2016/5/14/chartex" xmlns:mc="http://schemas.openxmlformats.org/markup-compatibility/2006" xmlns:aink="http://schemas.microsoft.com/office/drawing/2016/ink" xmlns:am3d="http://schemas.microsoft.com/office/drawing/2017/model3d" xmlns:o="urn:schemas-microsoft-com:office:office" xmlns:oel="http://schemas.microsoft.com/office/2019/extlst" xmlns:r="http://schemas.openxmlformats.org/officeDocument/2006/relationships" xmlns:m="http://schemas.openxmlformats.org/officeDocument/2006/math" xmlns:v="urn:schemas-microsoft-com:vml" xmlns:wp14="http://schemas.microsoft.com/office/word/2010/wordprocessingDrawing" xmlns:wp="http://schemas.openxmlformats.org/drawingml/2006/wordprocessingDrawing" xmlns:w10="urn:schemas-microsoft-com:office:word" xmlns:w="http://schemas.openxmlformats.org/wordprocessingml/2006/main" xmlns:w14="http://schemas.microsoft.com/office/word/2010/wordml" xmlns:w15="http://schemas.microsoft.com/office/word/2012/wordml" xmlns:w16cei="http://schemas.microsoft.com/office/word/2026/wordml/cei" xmlns:w16cex="http://schemas.microsoft.com/office/word/2018/wordml/cex" xmlns:w16cid="http://schemas.microsoft.com/office/word/2016/wordml/cid" xmlns:w16="http://schemas.microsoft.com/office/word/2018/wordml" xmlns:w16du="http://schemas.microsoft.com/office/word/2023/wordml/word16du" xmlns:w16sdtdh="http://schemas.microsoft.com/office/word/2020/wordml/sdtdatahash" xmlns:w16sdtfl="http://schemas.microsoft.com/office/word/2024/wordml/sdtformatlock" xmlns:w16se="http://schemas.microsoft.com/office/word/2015/wordml/symex" xmlns:wpg="http://schemas.microsoft.com/office/word/2010/wordprocessingGroup" xmlns:wpi="http://schemas.microsoft.com/office/word/2010/wordprocessingInk" xmlns:wne="http://schemas.microsoft.com/office/word/2006/wordml" xmlns:wps="http://schemas.microsoft.com/office/word/2010/wordprocessingShape" mc:Ignorable="w14 w15 w16se w16cid w16 w16cex w16sdtdh w16sdtfl w16du wp14">
   <w:background w:color="F2F2F2" w:themeColor="background1" w:themeShade="F2"/>
   <w:body>
     <w:tbl>
@@ -76,7 +76,29 @@
                 <w:sz w:val="24"/>
                 <w:szCs w:val="24"/>
               </w:rPr>
-              <w:t>Data Manipulation and Analysis using the Starwars Dataset in R</w:t>
+              <w:t xml:space="preserve">Data Manipulation and Analysis using the </w:t>
+            </w:r>
+            <w:proofErr w:type="spellStart"/>
+            <w:r>
+              <w:rPr>
+                <w:rFonts w:ascii="Times New Roman" w:hAnsi="Times New Roman" w:cs="Times New Roman"/>
+                <w:b/>
+                <w:color w:val="FFFFFF" w:themeColor="background1"/>
+                <w:sz w:val="24"/>
+                <w:szCs w:val="24"/>
+              </w:rPr>
+              <w:t>Starwars</w:t>
+            </w:r>
+            <w:proofErr w:type="spellEnd"/>
+            <w:r>
+              <w:rPr>
+                <w:rFonts w:ascii="Times New Roman" w:hAnsi="Times New Roman" w:cs="Times New Roman"/>
+                <w:b/>
+                <w:color w:val="FFFFFF" w:themeColor="background1"/>
+                <w:sz w:val="24"/>
+                <w:szCs w:val="24"/>
+              </w:rPr>
+              <w:t xml:space="preserve"> Dataset in R</w:t>
             </w:r>
           </w:p>
         </w:tc>
@@ -153,6 +175,7 @@
                 <w:lang w:val="en-US"/>
               </w:rPr>
             </w:pPr>
+            <w:proofErr w:type="spellStart"/>
             <w:r>
               <w:rPr>
                 <w:rFonts w:ascii="Times New Roman" w:hAnsi="Times New Roman" w:cs="Times New Roman"/>
@@ -162,6 +185,7 @@
               </w:rPr>
               <w:t>MovieID</w:t>
             </w:r>
+            <w:proofErr w:type="spellEnd"/>
           </w:p>
           <w:p>
             <w:pPr>
@@ -288,7 +312,27 @@
                 <w:szCs w:val="24"/>
                 <w:lang w:val="en-US"/>
               </w:rPr>
-              <w:t xml:space="preserve">3. Remove rows with missing MovieID or Genre. </w:t>
+              <w:t xml:space="preserve">3. Remove rows with missing </w:t>
+            </w:r>
+            <w:proofErr w:type="spellStart"/>
+            <w:r>
+              <w:rPr>
+                <w:rFonts w:ascii="Times New Roman" w:hAnsi="Times New Roman" w:cs="Times New Roman"/>
+                <w:sz w:val="24"/>
+                <w:szCs w:val="24"/>
+                <w:lang w:val="en-US"/>
+              </w:rPr>
+              <w:t>MovieID</w:t>
+            </w:r>
+            <w:proofErr w:type="spellEnd"/>
+            <w:r>
+              <w:rPr>
+                <w:rFonts w:ascii="Times New Roman" w:hAnsi="Times New Roman" w:cs="Times New Roman"/>
+                <w:sz w:val="24"/>
+                <w:szCs w:val="24"/>
+                <w:lang w:val="en-US"/>
+              </w:rPr>
+              <w:t xml:space="preserve"> or Genre. </w:t>
             </w:r>
           </w:p>
           <w:p>
@@ -450,7 +494,25 @@
                 <w:sz w:val="24"/>
                 <w:szCs w:val="24"/>
               </w:rPr>
-              <w:t xml:space="preserve">• To remove records with missing MovieID or Genre. </w:t>
+              <w:t xml:space="preserve">• To remove records with missing </w:t>
+            </w:r>
+            <w:proofErr w:type="spellStart"/>
+            <w:r>
+              <w:rPr>
+                <w:rFonts w:ascii="Times New Roman" w:hAnsi="Times New Roman" w:cs="Times New Roman"/>
+                <w:sz w:val="24"/>
+                <w:szCs w:val="24"/>
+              </w:rPr>
+              <w:t>MovieID</w:t>
+            </w:r>
+            <w:proofErr w:type="spellEnd"/>
+            <w:r>
+              <w:rPr>
+                <w:rFonts w:ascii="Times New Roman" w:hAnsi="Times New Roman" w:cs="Times New Roman"/>
+                <w:sz w:val="24"/>
+                <w:szCs w:val="24"/>
+              </w:rPr>
+              <w:t xml:space="preserve"> or Genre. </w:t>
             </w:r>
             <w:r>
               <w:rPr>
@@ -609,6 +671,7 @@
                       <w:lang w:val="en-US"/>
                     </w:rPr>
                   </w:pPr>
+                  <w:proofErr w:type="spellStart"/>
                   <w:r>
                     <w:rPr>
                       <w:rFonts w:ascii="Times New Roman" w:hAnsi="Times New Roman" w:cs="Times New Roman"/>
@@ -618,6 +681,7 @@
                     </w:rPr>
                     <w:t>MovieID</w:t>
                   </w:r>
+                  <w:proofErr w:type="spellEnd"/>
                 </w:p>
               </w:tc>
               <w:tc>
@@ -633,6 +697,7 @@
                       <w:lang w:val="en-US"/>
                     </w:rPr>
                   </w:pPr>
+                  <w:proofErr w:type="spellStart"/>
                   <w:r>
                     <w:rPr>
                       <w:rFonts w:ascii="Times New Roman" w:hAnsi="Times New Roman" w:cs="Times New Roman"/>
@@ -642,6 +707,7 @@
                     </w:rPr>
                     <w:t>MovieTitle</w:t>
                   </w:r>
+                  <w:proofErr w:type="spellEnd"/>
                 </w:p>
               </w:tc>
               <w:tc>
@@ -705,6 +771,7 @@
                       <w:lang w:val="en-US"/>
                     </w:rPr>
                   </w:pPr>
+                  <w:proofErr w:type="spellStart"/>
                   <w:r>
                     <w:rPr>
                       <w:rFonts w:ascii="Times New Roman" w:hAnsi="Times New Roman" w:cs="Times New Roman"/>
@@ -714,6 +781,7 @@
                     </w:rPr>
                     <w:t>ViewCount</w:t>
                   </w:r>
+                  <w:proofErr w:type="spellEnd"/>
                 </w:p>
               </w:tc>
               <w:tc>
@@ -3118,13 +3186,23 @@
                 <w:szCs w:val="24"/>
               </w:rPr>
             </w:pPr>
-            <w:r>
-              <w:rPr>
-                <w:rFonts w:ascii="Times New Roman" w:hAnsi="Times New Roman" w:cs="Times New Roman"/>
-                <w:sz w:val="24"/>
-                <w:szCs w:val="24"/>
-              </w:rPr>
-              <w:t>pd.DataFrame()</w:t>
+            <w:proofErr w:type="spellStart"/>
+            <w:r>
+              <w:rPr>
+                <w:rFonts w:ascii="Times New Roman" w:hAnsi="Times New Roman" w:cs="Times New Roman"/>
+                <w:sz w:val="24"/>
+                <w:szCs w:val="24"/>
+              </w:rPr>
+              <w:t>pd.DataFrame</w:t>
+            </w:r>
+            <w:proofErr w:type="spellEnd"/>
+            <w:r>
+              <w:rPr>
+                <w:rFonts w:ascii="Times New Roman" w:hAnsi="Times New Roman" w:cs="Times New Roman"/>
+                <w:sz w:val="24"/>
+                <w:szCs w:val="24"/>
+              </w:rPr>
+              <w:t>()</w:t>
             </w:r>
           </w:p>
         </w:tc>
@@ -3172,7 +3250,25 @@
                 <w:sz w:val="24"/>
                 <w:szCs w:val="24"/>
               </w:rPr>
-              <w:t>Creates a DataFrame from the movie dataset stored in dictionary format.</w:t>
+              <w:t xml:space="preserve">Creates a </w:t>
+            </w:r>
+            <w:proofErr w:type="spellStart"/>
+            <w:r>
+              <w:rPr>
+                <w:rFonts w:ascii="Times New Roman" w:hAnsi="Times New Roman" w:cs="Times New Roman"/>
+                <w:sz w:val="24"/>
+                <w:szCs w:val="24"/>
+              </w:rPr>
+              <w:t>DataFrame</w:t>
+            </w:r>
+            <w:proofErr w:type="spellEnd"/>
+            <w:r>
+              <w:rPr>
+                <w:rFonts w:ascii="Times New Roman" w:hAnsi="Times New Roman" w:cs="Times New Roman"/>
+                <w:sz w:val="24"/>
+                <w:szCs w:val="24"/>
+              </w:rPr>
+              <w:t xml:space="preserve"> from the movie dataset stored in dictionary format.</w:t>
             </w:r>
           </w:p>
         </w:tc>
@@ -3234,13 +3330,23 @@
                 <w:szCs w:val="24"/>
               </w:rPr>
             </w:pPr>
-            <w:r>
-              <w:rPr>
-                <w:rFonts w:ascii="Times New Roman" w:hAnsi="Times New Roman" w:cs="Times New Roman"/>
-                <w:sz w:val="24"/>
-                <w:szCs w:val="24"/>
-              </w:rPr>
-              <w:t>isnull()</w:t>
+            <w:proofErr w:type="spellStart"/>
+            <w:r>
+              <w:rPr>
+                <w:rFonts w:ascii="Times New Roman" w:hAnsi="Times New Roman" w:cs="Times New Roman"/>
+                <w:sz w:val="24"/>
+                <w:szCs w:val="24"/>
+              </w:rPr>
+              <w:t>isnull</w:t>
+            </w:r>
+            <w:proofErr w:type="spellEnd"/>
+            <w:r>
+              <w:rPr>
+                <w:rFonts w:ascii="Times New Roman" w:hAnsi="Times New Roman" w:cs="Times New Roman"/>
+                <w:sz w:val="24"/>
+                <w:szCs w:val="24"/>
+              </w:rPr>
+              <w:t>()</w:t>
             </w:r>
           </w:p>
         </w:tc>
@@ -3466,13 +3572,23 @@
                 <w:szCs w:val="24"/>
               </w:rPr>
             </w:pPr>
-            <w:r>
-              <w:rPr>
-                <w:rFonts w:ascii="Times New Roman" w:hAnsi="Times New Roman" w:cs="Times New Roman"/>
-                <w:sz w:val="24"/>
-                <w:szCs w:val="24"/>
-              </w:rPr>
-              <w:t>dropna()</w:t>
+            <w:proofErr w:type="spellStart"/>
+            <w:r>
+              <w:rPr>
+                <w:rFonts w:ascii="Times New Roman" w:hAnsi="Times New Roman" w:cs="Times New Roman"/>
+                <w:sz w:val="24"/>
+                <w:szCs w:val="24"/>
+              </w:rPr>
+              <w:t>dropna</w:t>
+            </w:r>
+            <w:proofErr w:type="spellEnd"/>
+            <w:r>
+              <w:rPr>
+                <w:rFonts w:ascii="Times New Roman" w:hAnsi="Times New Roman" w:cs="Times New Roman"/>
+                <w:sz w:val="24"/>
+                <w:szCs w:val="24"/>
+              </w:rPr>
+              <w:t>()</w:t>
             </w:r>
           </w:p>
         </w:tc>
@@ -3520,7 +3636,25 @@
                 <w:sz w:val="24"/>
                 <w:szCs w:val="24"/>
               </w:rPr>
-              <w:t>Removes rows containing missing MovieID or Genre values.</w:t>
+              <w:t xml:space="preserve">Removes rows containing missing </w:t>
+            </w:r>
+            <w:proofErr w:type="spellStart"/>
+            <w:r>
+              <w:rPr>
+                <w:rFonts w:ascii="Times New Roman" w:hAnsi="Times New Roman" w:cs="Times New Roman"/>
+                <w:sz w:val="24"/>
+                <w:szCs w:val="24"/>
+              </w:rPr>
+              <w:t>MovieID</w:t>
+            </w:r>
+            <w:proofErr w:type="spellEnd"/>
+            <w:r>
+              <w:rPr>
+                <w:rFonts w:ascii="Times New Roman" w:hAnsi="Times New Roman" w:cs="Times New Roman"/>
+                <w:sz w:val="24"/>
+                <w:szCs w:val="24"/>
+              </w:rPr>
+              <w:t xml:space="preserve"> or Genre values.</w:t>
             </w:r>
           </w:p>
         </w:tc>
@@ -3582,13 +3716,23 @@
                 <w:szCs w:val="24"/>
               </w:rPr>
             </w:pPr>
-            <w:r>
-              <w:rPr>
-                <w:rFonts w:ascii="Times New Roman" w:hAnsi="Times New Roman" w:cs="Times New Roman"/>
-                <w:sz w:val="24"/>
-                <w:szCs w:val="24"/>
-              </w:rPr>
-              <w:t>pd.to_numeric()</w:t>
+            <w:proofErr w:type="spellStart"/>
+            <w:r>
+              <w:rPr>
+                <w:rFonts w:ascii="Times New Roman" w:hAnsi="Times New Roman" w:cs="Times New Roman"/>
+                <w:sz w:val="24"/>
+                <w:szCs w:val="24"/>
+              </w:rPr>
+              <w:t>pd.to_numeric</w:t>
+            </w:r>
+            <w:proofErr w:type="spellEnd"/>
+            <w:r>
+              <w:rPr>
+                <w:rFonts w:ascii="Times New Roman" w:hAnsi="Times New Roman" w:cs="Times New Roman"/>
+                <w:sz w:val="24"/>
+                <w:szCs w:val="24"/>
+              </w:rPr>
+              <w:t>()</w:t>
             </w:r>
           </w:p>
         </w:tc>
@@ -3817,13 +3961,23 @@
                 <w:lang w:val="en-US"/>
               </w:rPr>
             </w:pPr>
-            <w:r>
-              <w:rPr>
-                <w:rFonts w:ascii="Times New Roman" w:hAnsi="Times New Roman" w:cs="Times New Roman"/>
-                <w:sz w:val="24"/>
-                <w:szCs w:val="24"/>
-              </w:rPr>
-              <w:t>astype()</w:t>
+            <w:proofErr w:type="spellStart"/>
+            <w:r>
+              <w:rPr>
+                <w:rFonts w:ascii="Times New Roman" w:hAnsi="Times New Roman" w:cs="Times New Roman"/>
+                <w:sz w:val="24"/>
+                <w:szCs w:val="24"/>
+              </w:rPr>
+              <w:t>astype</w:t>
+            </w:r>
+            <w:proofErr w:type="spellEnd"/>
+            <w:r>
+              <w:rPr>
+                <w:rFonts w:ascii="Times New Roman" w:hAnsi="Times New Roman" w:cs="Times New Roman"/>
+                <w:sz w:val="24"/>
+                <w:szCs w:val="24"/>
+              </w:rPr>
+              <w:t>()</w:t>
             </w:r>
           </w:p>
         </w:tc>
@@ -4171,13 +4325,23 @@
                 <w:lang w:val="en-US"/>
               </w:rPr>
             </w:pPr>
-            <w:r>
-              <w:rPr>
-                <w:rFonts w:ascii="Times New Roman" w:hAnsi="Times New Roman" w:cs="Times New Roman"/>
-                <w:sz w:val="24"/>
-                <w:szCs w:val="24"/>
-              </w:rPr>
-              <w:t>groupby()</w:t>
+            <w:proofErr w:type="spellStart"/>
+            <w:r>
+              <w:rPr>
+                <w:rFonts w:ascii="Times New Roman" w:hAnsi="Times New Roman" w:cs="Times New Roman"/>
+                <w:sz w:val="24"/>
+                <w:szCs w:val="24"/>
+              </w:rPr>
+              <w:t>groupby</w:t>
+            </w:r>
+            <w:proofErr w:type="spellEnd"/>
+            <w:r>
+              <w:rPr>
+                <w:rFonts w:ascii="Times New Roman" w:hAnsi="Times New Roman" w:cs="Times New Roman"/>
+                <w:sz w:val="24"/>
+                <w:szCs w:val="24"/>
+              </w:rPr>
+              <w:t>()</w:t>
             </w:r>
           </w:p>
         </w:tc>
@@ -4289,13 +4453,23 @@
                 <w:lang w:val="en-US"/>
               </w:rPr>
             </w:pPr>
-            <w:r>
-              <w:rPr>
-                <w:rFonts w:ascii="Times New Roman" w:hAnsi="Times New Roman" w:cs="Times New Roman"/>
-                <w:sz w:val="24"/>
-                <w:szCs w:val="24"/>
-              </w:rPr>
-              <w:t>sort_values()</w:t>
+            <w:proofErr w:type="spellStart"/>
+            <w:r>
+              <w:rPr>
+                <w:rFonts w:ascii="Times New Roman" w:hAnsi="Times New Roman" w:cs="Times New Roman"/>
+                <w:sz w:val="24"/>
+                <w:szCs w:val="24"/>
+              </w:rPr>
+              <w:t>sort_values</w:t>
+            </w:r>
+            <w:proofErr w:type="spellEnd"/>
+            <w:r>
+              <w:rPr>
+                <w:rFonts w:ascii="Times New Roman" w:hAnsi="Times New Roman" w:cs="Times New Roman"/>
+                <w:sz w:val="24"/>
+                <w:szCs w:val="24"/>
+              </w:rPr>
+              <w:t>()</w:t>
             </w:r>
           </w:p>
         </w:tc>
@@ -4407,13 +4581,23 @@
                 <w:lang w:val="en-US"/>
               </w:rPr>
             </w:pPr>
-            <w:r>
-              <w:rPr>
-                <w:rFonts w:ascii="Times New Roman" w:hAnsi="Times New Roman" w:cs="Times New Roman"/>
-                <w:sz w:val="24"/>
-                <w:szCs w:val="24"/>
-              </w:rPr>
-              <w:t>fillna()</w:t>
+            <w:proofErr w:type="spellStart"/>
+            <w:r>
+              <w:rPr>
+                <w:rFonts w:ascii="Times New Roman" w:hAnsi="Times New Roman" w:cs="Times New Roman"/>
+                <w:sz w:val="24"/>
+                <w:szCs w:val="24"/>
+              </w:rPr>
+              <w:t>fillna</w:t>
+            </w:r>
+            <w:proofErr w:type="spellEnd"/>
+            <w:r>
+              <w:rPr>
+                <w:rFonts w:ascii="Times New Roman" w:hAnsi="Times New Roman" w:cs="Times New Roman"/>
+                <w:sz w:val="24"/>
+                <w:szCs w:val="24"/>
+              </w:rPr>
+              <w:t>()</w:t>
             </w:r>
           </w:p>
         </w:tc>
@@ -4668,7 +4852,43 @@
                 <w:sz w:val="24"/>
                 <w:szCs w:val="24"/>
               </w:rPr>
-              <w:t>Step 2: Convert the dictionary into a Pandas DataFrame using pd.DataFrame().</w:t>
+              <w:t xml:space="preserve">Step 2: Convert the dictionary into a Pandas </w:t>
+            </w:r>
+            <w:proofErr w:type="spellStart"/>
+            <w:r>
+              <w:rPr>
+                <w:rFonts w:ascii="Times New Roman" w:hAnsi="Times New Roman" w:cs="Times New Roman"/>
+                <w:sz w:val="24"/>
+                <w:szCs w:val="24"/>
+              </w:rPr>
+              <w:t>DataFrame</w:t>
+            </w:r>
+            <w:proofErr w:type="spellEnd"/>
+            <w:r>
+              <w:rPr>
+                <w:rFonts w:ascii="Times New Roman" w:hAnsi="Times New Roman" w:cs="Times New Roman"/>
+                <w:sz w:val="24"/>
+                <w:szCs w:val="24"/>
+              </w:rPr>
+              <w:t xml:space="preserve"> using </w:t>
+            </w:r>
+            <w:proofErr w:type="spellStart"/>
+            <w:r>
+              <w:rPr>
+                <w:rFonts w:ascii="Times New Roman" w:hAnsi="Times New Roman" w:cs="Times New Roman"/>
+                <w:sz w:val="24"/>
+                <w:szCs w:val="24"/>
+              </w:rPr>
+              <w:t>pd.DataFrame</w:t>
+            </w:r>
+            <w:proofErr w:type="spellEnd"/>
+            <w:r>
+              <w:rPr>
+                <w:rFonts w:ascii="Times New Roman" w:hAnsi="Times New Roman" w:cs="Times New Roman"/>
+                <w:sz w:val="24"/>
+                <w:szCs w:val="24"/>
+              </w:rPr>
+              <w:t>().</w:t>
             </w:r>
           </w:p>
           <w:p>
@@ -4752,7 +4972,25 @@
                 <w:sz w:val="24"/>
                 <w:szCs w:val="24"/>
               </w:rPr>
-              <w:t>Step 5: Fill the missing Rating values using fillna() with the calculated average rating.</w:t>
+              <w:t xml:space="preserve">Step 5: Fill the missing Rating values using </w:t>
+            </w:r>
+            <w:proofErr w:type="spellStart"/>
+            <w:r>
+              <w:rPr>
+                <w:rFonts w:ascii="Times New Roman" w:hAnsi="Times New Roman" w:cs="Times New Roman"/>
+                <w:sz w:val="24"/>
+                <w:szCs w:val="24"/>
+              </w:rPr>
+              <w:t>fillna</w:t>
+            </w:r>
+            <w:proofErr w:type="spellEnd"/>
+            <w:r>
+              <w:rPr>
+                <w:rFonts w:ascii="Times New Roman" w:hAnsi="Times New Roman" w:cs="Times New Roman"/>
+                <w:sz w:val="24"/>
+                <w:szCs w:val="24"/>
+              </w:rPr>
+              <w:t>() with the calculated average rating.</w:t>
             </w:r>
           </w:p>
           <w:p>
@@ -4781,7 +5019,43 @@
                 <w:szCs w:val="24"/>
               </w:rPr>
               <w:lastRenderedPageBreak/>
-              <w:t>Step 6: Remove rows containing missing MovieID or Genre using the dropna() function.</w:t>
+              <w:t xml:space="preserve">Step 6: Remove rows containing missing </w:t>
+            </w:r>
+            <w:proofErr w:type="spellStart"/>
+            <w:r>
+              <w:rPr>
+                <w:rFonts w:ascii="Times New Roman" w:hAnsi="Times New Roman" w:cs="Times New Roman"/>
+                <w:sz w:val="24"/>
+                <w:szCs w:val="24"/>
+              </w:rPr>
+              <w:t>MovieID</w:t>
+            </w:r>
+            <w:proofErr w:type="spellEnd"/>
+            <w:r>
+              <w:rPr>
+                <w:rFonts w:ascii="Times New Roman" w:hAnsi="Times New Roman" w:cs="Times New Roman"/>
+                <w:sz w:val="24"/>
+                <w:szCs w:val="24"/>
+              </w:rPr>
+              <w:t xml:space="preserve"> or Genre using the </w:t>
+            </w:r>
+            <w:proofErr w:type="spellStart"/>
+            <w:r>
+              <w:rPr>
+                <w:rFonts w:ascii="Times New Roman" w:hAnsi="Times New Roman" w:cs="Times New Roman"/>
+                <w:sz w:val="24"/>
+                <w:szCs w:val="24"/>
+              </w:rPr>
+              <w:t>dropna</w:t>
+            </w:r>
+            <w:proofErr w:type="spellEnd"/>
+            <w:r>
+              <w:rPr>
+                <w:rFonts w:ascii="Times New Roman" w:hAnsi="Times New Roman" w:cs="Times New Roman"/>
+                <w:sz w:val="24"/>
+                <w:szCs w:val="24"/>
+              </w:rPr>
+              <w:t>() function.</w:t>
             </w:r>
           </w:p>
           <w:p>
@@ -4809,7 +5083,43 @@
                 <w:sz w:val="24"/>
                 <w:szCs w:val="24"/>
               </w:rPr>
-              <w:t>Step 7: Convert the Rating column into numeric format using pd.to_numeric() and then convert it into integer type using round() and astype(int).</w:t>
+              <w:t xml:space="preserve">Step 7: Convert the Rating column into numeric format using </w:t>
+            </w:r>
+            <w:proofErr w:type="spellStart"/>
+            <w:r>
+              <w:rPr>
+                <w:rFonts w:ascii="Times New Roman" w:hAnsi="Times New Roman" w:cs="Times New Roman"/>
+                <w:sz w:val="24"/>
+                <w:szCs w:val="24"/>
+              </w:rPr>
+              <w:t>pd.to_numeric</w:t>
+            </w:r>
+            <w:proofErr w:type="spellEnd"/>
+            <w:r>
+              <w:rPr>
+                <w:rFonts w:ascii="Times New Roman" w:hAnsi="Times New Roman" w:cs="Times New Roman"/>
+                <w:sz w:val="24"/>
+                <w:szCs w:val="24"/>
+              </w:rPr>
+              <w:t xml:space="preserve">() and then convert it into integer type using round() and </w:t>
+            </w:r>
+            <w:proofErr w:type="spellStart"/>
+            <w:r>
+              <w:rPr>
+                <w:rFonts w:ascii="Times New Roman" w:hAnsi="Times New Roman" w:cs="Times New Roman"/>
+                <w:sz w:val="24"/>
+                <w:szCs w:val="24"/>
+              </w:rPr>
+              <w:t>astype</w:t>
+            </w:r>
+            <w:proofErr w:type="spellEnd"/>
+            <w:r>
+              <w:rPr>
+                <w:rFonts w:ascii="Times New Roman" w:hAnsi="Times New Roman" w:cs="Times New Roman"/>
+                <w:sz w:val="24"/>
+                <w:szCs w:val="24"/>
+              </w:rPr>
+              <w:t>(int).</w:t>
             </w:r>
           </w:p>
           <w:p>
@@ -4911,7 +5221,25 @@
                 <w:sz w:val="24"/>
                 <w:szCs w:val="24"/>
               </w:rPr>
-              <w:t>Step 10: Sort the movies according to Popularity Score and Rating using sort_values() and assign popularity ranks.</w:t>
+              <w:t xml:space="preserve">Step 10: Sort the movies according to Popularity Score and Rating using </w:t>
+            </w:r>
+            <w:proofErr w:type="spellStart"/>
+            <w:r>
+              <w:rPr>
+                <w:rFonts w:ascii="Times New Roman" w:hAnsi="Times New Roman" w:cs="Times New Roman"/>
+                <w:sz w:val="24"/>
+                <w:szCs w:val="24"/>
+              </w:rPr>
+              <w:t>sort_values</w:t>
+            </w:r>
+            <w:proofErr w:type="spellEnd"/>
+            <w:r>
+              <w:rPr>
+                <w:rFonts w:ascii="Times New Roman" w:hAnsi="Times New Roman" w:cs="Times New Roman"/>
+                <w:sz w:val="24"/>
+                <w:szCs w:val="24"/>
+              </w:rPr>
+              <w:t>() and assign popularity ranks.</w:t>
             </w:r>
           </w:p>
           <w:p>
@@ -4939,7 +5267,25 @@
                 <w:sz w:val="24"/>
                 <w:szCs w:val="24"/>
               </w:rPr>
-              <w:t>Step 11: Generate a genre-wise report using the groupby() function to compare movie performance across different genres.</w:t>
+              <w:t xml:space="preserve">Step 11: Generate a genre-wise report using the </w:t>
+            </w:r>
+            <w:proofErr w:type="spellStart"/>
+            <w:r>
+              <w:rPr>
+                <w:rFonts w:ascii="Times New Roman" w:hAnsi="Times New Roman" w:cs="Times New Roman"/>
+                <w:sz w:val="24"/>
+                <w:szCs w:val="24"/>
+              </w:rPr>
+              <w:t>groupby</w:t>
+            </w:r>
+            <w:proofErr w:type="spellEnd"/>
+            <w:r>
+              <w:rPr>
+                <w:rFonts w:ascii="Times New Roman" w:hAnsi="Times New Roman" w:cs="Times New Roman"/>
+                <w:sz w:val="24"/>
+                <w:szCs w:val="24"/>
+              </w:rPr>
+              <w:t>() function to compare movie performance across different genres.</w:t>
             </w:r>
           </w:p>
           <w:p>
@@ -5140,36 +5486,70 @@
                 <w:lang w:val="en-US"/>
               </w:rPr>
             </w:pPr>
-            <w:r>
-              <w:rPr>
-                <w:rFonts w:ascii="Times New Roman" w:hAnsi="Times New Roman" w:cs="Times New Roman"/>
-                <w:iCs/>
-                <w:sz w:val="24"/>
-                <w:szCs w:val="24"/>
-                <w:lang w:val="en-US"/>
-              </w:rPr>
-              <w:t>movie_data = {</w:t>
-            </w:r>
-          </w:p>
-          <w:p>
-            <w:pPr>
-              <w:rPr>
-                <w:rFonts w:ascii="Times New Roman" w:hAnsi="Times New Roman" w:cs="Times New Roman"/>
-                <w:iCs/>
-                <w:sz w:val="24"/>
-                <w:szCs w:val="24"/>
-                <w:lang w:val="en-US"/>
-              </w:rPr>
-            </w:pPr>
-            <w:r>
-              <w:rPr>
-                <w:rFonts w:ascii="Times New Roman" w:hAnsi="Times New Roman" w:cs="Times New Roman"/>
-                <w:iCs/>
-                <w:sz w:val="24"/>
-                <w:szCs w:val="24"/>
-                <w:lang w:val="en-US"/>
-              </w:rPr>
-              <w:t xml:space="preserve">    "MovieID": [</w:t>
+            <w:proofErr w:type="spellStart"/>
+            <w:r>
+              <w:rPr>
+                <w:rFonts w:ascii="Times New Roman" w:hAnsi="Times New Roman" w:cs="Times New Roman"/>
+                <w:iCs/>
+                <w:sz w:val="24"/>
+                <w:szCs w:val="24"/>
+                <w:lang w:val="en-US"/>
+              </w:rPr>
+              <w:t>movie_data</w:t>
+            </w:r>
+            <w:proofErr w:type="spellEnd"/>
+            <w:r>
+              <w:rPr>
+                <w:rFonts w:ascii="Times New Roman" w:hAnsi="Times New Roman" w:cs="Times New Roman"/>
+                <w:iCs/>
+                <w:sz w:val="24"/>
+                <w:szCs w:val="24"/>
+                <w:lang w:val="en-US"/>
+              </w:rPr>
+              <w:t xml:space="preserve"> = {</w:t>
+            </w:r>
+          </w:p>
+          <w:p>
+            <w:pPr>
+              <w:rPr>
+                <w:rFonts w:ascii="Times New Roman" w:hAnsi="Times New Roman" w:cs="Times New Roman"/>
+                <w:iCs/>
+                <w:sz w:val="24"/>
+                <w:szCs w:val="24"/>
+                <w:lang w:val="en-US"/>
+              </w:rPr>
+            </w:pPr>
+            <w:r>
+              <w:rPr>
+                <w:rFonts w:ascii="Times New Roman" w:hAnsi="Times New Roman" w:cs="Times New Roman"/>
+                <w:iCs/>
+                <w:sz w:val="24"/>
+                <w:szCs w:val="24"/>
+                <w:lang w:val="en-US"/>
+              </w:rPr>
+              <w:t xml:space="preserve">    "</w:t>
+            </w:r>
+            <w:proofErr w:type="spellStart"/>
+            <w:r>
+              <w:rPr>
+                <w:rFonts w:ascii="Times New Roman" w:hAnsi="Times New Roman" w:cs="Times New Roman"/>
+                <w:iCs/>
+                <w:sz w:val="24"/>
+                <w:szCs w:val="24"/>
+                <w:lang w:val="en-US"/>
+              </w:rPr>
+              <w:t>MovieID</w:t>
+            </w:r>
+            <w:proofErr w:type="spellEnd"/>
+            <w:r>
+              <w:rPr>
+                <w:rFonts w:ascii="Times New Roman" w:hAnsi="Times New Roman" w:cs="Times New Roman"/>
+                <w:iCs/>
+                <w:sz w:val="24"/>
+                <w:szCs w:val="24"/>
+                <w:lang w:val="en-US"/>
+              </w:rPr>
+              <w:t>": [</w:t>
             </w:r>
           </w:p>
           <w:p>
@@ -5285,7 +5665,29 @@
                 <w:szCs w:val="24"/>
                 <w:lang w:val="en-US"/>
               </w:rPr>
-              <w:t xml:space="preserve">    "MovieTitle": [</w:t>
+              <w:t xml:space="preserve">    "</w:t>
+            </w:r>
+            <w:proofErr w:type="spellStart"/>
+            <w:r>
+              <w:rPr>
+                <w:rFonts w:ascii="Times New Roman" w:hAnsi="Times New Roman" w:cs="Times New Roman"/>
+                <w:iCs/>
+                <w:sz w:val="24"/>
+                <w:szCs w:val="24"/>
+                <w:lang w:val="en-US"/>
+              </w:rPr>
+              <w:t>MovieTitle</w:t>
+            </w:r>
+            <w:proofErr w:type="spellEnd"/>
+            <w:r>
+              <w:rPr>
+                <w:rFonts w:ascii="Times New Roman" w:hAnsi="Times New Roman" w:cs="Times New Roman"/>
+                <w:iCs/>
+                <w:sz w:val="24"/>
+                <w:szCs w:val="24"/>
+                <w:lang w:val="en-US"/>
+              </w:rPr>
+              <w:t>": [</w:t>
             </w:r>
           </w:p>
           <w:p>
@@ -6138,7 +6540,29 @@
                 <w:szCs w:val="24"/>
                 <w:lang w:val="en-US"/>
               </w:rPr>
-              <w:t xml:space="preserve">    "ViewCount": [</w:t>
+              <w:t xml:space="preserve">    "</w:t>
+            </w:r>
+            <w:proofErr w:type="spellStart"/>
+            <w:r>
+              <w:rPr>
+                <w:rFonts w:ascii="Times New Roman" w:hAnsi="Times New Roman" w:cs="Times New Roman"/>
+                <w:iCs/>
+                <w:sz w:val="24"/>
+                <w:szCs w:val="24"/>
+                <w:lang w:val="en-US"/>
+              </w:rPr>
+              <w:t>ViewCount</w:t>
+            </w:r>
+            <w:proofErr w:type="spellEnd"/>
+            <w:r>
+              <w:rPr>
+                <w:rFonts w:ascii="Times New Roman" w:hAnsi="Times New Roman" w:cs="Times New Roman"/>
+                <w:iCs/>
+                <w:sz w:val="24"/>
+                <w:szCs w:val="24"/>
+                <w:lang w:val="en-US"/>
+              </w:rPr>
+              <w:t>": [</w:t>
             </w:r>
           </w:p>
           <w:p>
@@ -6466,39 +6890,105 @@
                 <w:szCs w:val="24"/>
                 <w:lang w:val="en-US"/>
               </w:rPr>
-              <w:t>movies = pd.DataFrame(movie_data)</w:t>
-            </w:r>
-          </w:p>
-          <w:p>
-            <w:pPr>
-              <w:rPr>
-                <w:rFonts w:ascii="Times New Roman" w:hAnsi="Times New Roman" w:cs="Times New Roman"/>
-                <w:iCs/>
-                <w:sz w:val="24"/>
-                <w:szCs w:val="24"/>
-                <w:lang w:val="en-US"/>
-              </w:rPr>
-            </w:pPr>
-          </w:p>
-          <w:p>
-            <w:pPr>
-              <w:rPr>
-                <w:rFonts w:ascii="Times New Roman" w:hAnsi="Times New Roman" w:cs="Times New Roman"/>
-                <w:iCs/>
-                <w:sz w:val="24"/>
-                <w:szCs w:val="24"/>
-                <w:lang w:val="en-US"/>
-              </w:rPr>
-            </w:pPr>
-            <w:r>
-              <w:rPr>
-                <w:rFonts w:ascii="Times New Roman" w:hAnsi="Times New Roman" w:cs="Times New Roman"/>
-                <w:iCs/>
-                <w:sz w:val="24"/>
-                <w:szCs w:val="24"/>
-                <w:lang w:val="en-US"/>
-              </w:rPr>
-              <w:t>print("\nORIGINAL MOVIE DATASET")</w:t>
+              <w:t xml:space="preserve">movies = </w:t>
+            </w:r>
+            <w:proofErr w:type="spellStart"/>
+            <w:r>
+              <w:rPr>
+                <w:rFonts w:ascii="Times New Roman" w:hAnsi="Times New Roman" w:cs="Times New Roman"/>
+                <w:iCs/>
+                <w:sz w:val="24"/>
+                <w:szCs w:val="24"/>
+                <w:lang w:val="en-US"/>
+              </w:rPr>
+              <w:t>pd.DataFrame</w:t>
+            </w:r>
+            <w:proofErr w:type="spellEnd"/>
+            <w:r>
+              <w:rPr>
+                <w:rFonts w:ascii="Times New Roman" w:hAnsi="Times New Roman" w:cs="Times New Roman"/>
+                <w:iCs/>
+                <w:sz w:val="24"/>
+                <w:szCs w:val="24"/>
+                <w:lang w:val="en-US"/>
+              </w:rPr>
+              <w:t>(</w:t>
+            </w:r>
+            <w:proofErr w:type="spellStart"/>
+            <w:r>
+              <w:rPr>
+                <w:rFonts w:ascii="Times New Roman" w:hAnsi="Times New Roman" w:cs="Times New Roman"/>
+                <w:iCs/>
+                <w:sz w:val="24"/>
+                <w:szCs w:val="24"/>
+                <w:lang w:val="en-US"/>
+              </w:rPr>
+              <w:t>movie_data</w:t>
+            </w:r>
+            <w:proofErr w:type="spellEnd"/>
+            <w:r>
+              <w:rPr>
+                <w:rFonts w:ascii="Times New Roman" w:hAnsi="Times New Roman" w:cs="Times New Roman"/>
+                <w:iCs/>
+                <w:sz w:val="24"/>
+                <w:szCs w:val="24"/>
+                <w:lang w:val="en-US"/>
+              </w:rPr>
+              <w:t>)</w:t>
+            </w:r>
+          </w:p>
+          <w:p>
+            <w:pPr>
+              <w:rPr>
+                <w:rFonts w:ascii="Times New Roman" w:hAnsi="Times New Roman" w:cs="Times New Roman"/>
+                <w:iCs/>
+                <w:sz w:val="24"/>
+                <w:szCs w:val="24"/>
+                <w:lang w:val="en-US"/>
+              </w:rPr>
+            </w:pPr>
+          </w:p>
+          <w:p>
+            <w:pPr>
+              <w:rPr>
+                <w:rFonts w:ascii="Times New Roman" w:hAnsi="Times New Roman" w:cs="Times New Roman"/>
+                <w:iCs/>
+                <w:sz w:val="24"/>
+                <w:szCs w:val="24"/>
+                <w:lang w:val="en-US"/>
+              </w:rPr>
+            </w:pPr>
+            <w:r>
+              <w:rPr>
+                <w:rFonts w:ascii="Times New Roman" w:hAnsi="Times New Roman" w:cs="Times New Roman"/>
+                <w:iCs/>
+                <w:sz w:val="24"/>
+                <w:szCs w:val="24"/>
+                <w:lang w:val="en-US"/>
+              </w:rPr>
+              <w:t>print("\</w:t>
+            </w:r>
+            <w:proofErr w:type="spellStart"/>
+            <w:r>
+              <w:rPr>
+                <w:rFonts w:ascii="Times New Roman" w:hAnsi="Times New Roman" w:cs="Times New Roman"/>
+                <w:iCs/>
+                <w:sz w:val="24"/>
+                <w:szCs w:val="24"/>
+                <w:lang w:val="en-US"/>
+              </w:rPr>
+              <w:t>nORIGINAL</w:t>
+            </w:r>
+            <w:proofErr w:type="spellEnd"/>
+            <w:r>
+              <w:rPr>
+                <w:rFonts w:ascii="Times New Roman" w:hAnsi="Times New Roman" w:cs="Times New Roman"/>
+                <w:iCs/>
+                <w:sz w:val="24"/>
+                <w:szCs w:val="24"/>
+                <w:lang w:val="en-US"/>
+              </w:rPr>
+              <w:t xml:space="preserve"> MOVIE DATASET")</w:t>
             </w:r>
           </w:p>
           <w:p>
@@ -6540,7 +7030,29 @@
                 <w:szCs w:val="24"/>
                 <w:lang w:val="en-US"/>
               </w:rPr>
-              <w:t>print(movies.to_string(index=False))</w:t>
+              <w:t>print(</w:t>
+            </w:r>
+            <w:proofErr w:type="spellStart"/>
+            <w:r>
+              <w:rPr>
+                <w:rFonts w:ascii="Times New Roman" w:hAnsi="Times New Roman" w:cs="Times New Roman"/>
+                <w:iCs/>
+                <w:sz w:val="24"/>
+                <w:szCs w:val="24"/>
+                <w:lang w:val="en-US"/>
+              </w:rPr>
+              <w:t>movies.to_string</w:t>
+            </w:r>
+            <w:proofErr w:type="spellEnd"/>
+            <w:r>
+              <w:rPr>
+                <w:rFonts w:ascii="Times New Roman" w:hAnsi="Times New Roman" w:cs="Times New Roman"/>
+                <w:iCs/>
+                <w:sz w:val="24"/>
+                <w:szCs w:val="24"/>
+                <w:lang w:val="en-US"/>
+              </w:rPr>
+              <w:t>(index=False))</w:t>
             </w:r>
           </w:p>
           <w:p>
@@ -6638,47 +7150,81 @@
                 <w:lang w:val="en-US"/>
               </w:rPr>
             </w:pPr>
-            <w:r>
-              <w:rPr>
-                <w:rFonts w:ascii="Times New Roman" w:hAnsi="Times New Roman" w:cs="Times New Roman"/>
-                <w:iCs/>
-                <w:sz w:val="24"/>
-                <w:szCs w:val="24"/>
-                <w:lang w:val="en-US"/>
-              </w:rPr>
-              <w:t>average_rating = movies["Rating"].mean()</w:t>
-            </w:r>
-          </w:p>
-          <w:p>
-            <w:pPr>
-              <w:rPr>
-                <w:rFonts w:ascii="Times New Roman" w:hAnsi="Times New Roman" w:cs="Times New Roman"/>
-                <w:iCs/>
-                <w:sz w:val="24"/>
-                <w:szCs w:val="24"/>
-                <w:lang w:val="en-US"/>
-              </w:rPr>
-            </w:pPr>
-          </w:p>
-          <w:p>
-            <w:pPr>
-              <w:rPr>
-                <w:rFonts w:ascii="Times New Roman" w:hAnsi="Times New Roman" w:cs="Times New Roman"/>
-                <w:iCs/>
-                <w:sz w:val="24"/>
-                <w:szCs w:val="24"/>
-                <w:lang w:val="en-US"/>
-              </w:rPr>
-            </w:pPr>
-            <w:r>
-              <w:rPr>
-                <w:rFonts w:ascii="Times New Roman" w:hAnsi="Times New Roman" w:cs="Times New Roman"/>
-                <w:iCs/>
-                <w:sz w:val="24"/>
-                <w:szCs w:val="24"/>
-                <w:lang w:val="en-US"/>
-              </w:rPr>
-              <w:t>print("\nAVERAGE RATING")</w:t>
+            <w:proofErr w:type="spellStart"/>
+            <w:r>
+              <w:rPr>
+                <w:rFonts w:ascii="Times New Roman" w:hAnsi="Times New Roman" w:cs="Times New Roman"/>
+                <w:iCs/>
+                <w:sz w:val="24"/>
+                <w:szCs w:val="24"/>
+                <w:lang w:val="en-US"/>
+              </w:rPr>
+              <w:t>average_rating</w:t>
+            </w:r>
+            <w:proofErr w:type="spellEnd"/>
+            <w:r>
+              <w:rPr>
+                <w:rFonts w:ascii="Times New Roman" w:hAnsi="Times New Roman" w:cs="Times New Roman"/>
+                <w:iCs/>
+                <w:sz w:val="24"/>
+                <w:szCs w:val="24"/>
+                <w:lang w:val="en-US"/>
+              </w:rPr>
+              <w:t xml:space="preserve"> = movies["Rating"].mean()</w:t>
+            </w:r>
+          </w:p>
+          <w:p>
+            <w:pPr>
+              <w:rPr>
+                <w:rFonts w:ascii="Times New Roman" w:hAnsi="Times New Roman" w:cs="Times New Roman"/>
+                <w:iCs/>
+                <w:sz w:val="24"/>
+                <w:szCs w:val="24"/>
+                <w:lang w:val="en-US"/>
+              </w:rPr>
+            </w:pPr>
+          </w:p>
+          <w:p>
+            <w:pPr>
+              <w:rPr>
+                <w:rFonts w:ascii="Times New Roman" w:hAnsi="Times New Roman" w:cs="Times New Roman"/>
+                <w:iCs/>
+                <w:sz w:val="24"/>
+                <w:szCs w:val="24"/>
+                <w:lang w:val="en-US"/>
+              </w:rPr>
+            </w:pPr>
+            <w:r>
+              <w:rPr>
+                <w:rFonts w:ascii="Times New Roman" w:hAnsi="Times New Roman" w:cs="Times New Roman"/>
+                <w:iCs/>
+                <w:sz w:val="24"/>
+                <w:szCs w:val="24"/>
+                <w:lang w:val="en-US"/>
+              </w:rPr>
+              <w:t>print("\</w:t>
+            </w:r>
+            <w:proofErr w:type="spellStart"/>
+            <w:r>
+              <w:rPr>
+                <w:rFonts w:ascii="Times New Roman" w:hAnsi="Times New Roman" w:cs="Times New Roman"/>
+                <w:iCs/>
+                <w:sz w:val="24"/>
+                <w:szCs w:val="24"/>
+                <w:lang w:val="en-US"/>
+              </w:rPr>
+              <w:t>nAVERAGE</w:t>
+            </w:r>
+            <w:proofErr w:type="spellEnd"/>
+            <w:r>
+              <w:rPr>
+                <w:rFonts w:ascii="Times New Roman" w:hAnsi="Times New Roman" w:cs="Times New Roman"/>
+                <w:iCs/>
+                <w:sz w:val="24"/>
+                <w:szCs w:val="24"/>
+                <w:lang w:val="en-US"/>
+              </w:rPr>
+              <w:t xml:space="preserve"> RATING")</w:t>
             </w:r>
           </w:p>
           <w:p>
@@ -6720,7 +7266,29 @@
                 <w:szCs w:val="24"/>
                 <w:lang w:val="en-US"/>
               </w:rPr>
-              <w:t>print("Average Rating:", round(average_rating, 2))</w:t>
+              <w:t>print("Average Rating:", round(</w:t>
+            </w:r>
+            <w:proofErr w:type="spellStart"/>
+            <w:r>
+              <w:rPr>
+                <w:rFonts w:ascii="Times New Roman" w:hAnsi="Times New Roman" w:cs="Times New Roman"/>
+                <w:iCs/>
+                <w:sz w:val="24"/>
+                <w:szCs w:val="24"/>
+                <w:lang w:val="en-US"/>
+              </w:rPr>
+              <w:t>average_rating</w:t>
+            </w:r>
+            <w:proofErr w:type="spellEnd"/>
+            <w:r>
+              <w:rPr>
+                <w:rFonts w:ascii="Times New Roman" w:hAnsi="Times New Roman" w:cs="Times New Roman"/>
+                <w:iCs/>
+                <w:sz w:val="24"/>
+                <w:szCs w:val="24"/>
+                <w:lang w:val="en-US"/>
+              </w:rPr>
+              <w:t>, 2))</w:t>
             </w:r>
           </w:p>
           <w:p>
@@ -6826,39 +7394,105 @@
                 <w:szCs w:val="24"/>
                 <w:lang w:val="en-US"/>
               </w:rPr>
-              <w:t>movies["Rating"] = movies["Rating"].fillna(average_rating)</w:t>
-            </w:r>
-          </w:p>
-          <w:p>
-            <w:pPr>
-              <w:rPr>
-                <w:rFonts w:ascii="Times New Roman" w:hAnsi="Times New Roman" w:cs="Times New Roman"/>
-                <w:iCs/>
-                <w:sz w:val="24"/>
-                <w:szCs w:val="24"/>
-                <w:lang w:val="en-US"/>
-              </w:rPr>
-            </w:pPr>
-          </w:p>
-          <w:p>
-            <w:pPr>
-              <w:rPr>
-                <w:rFonts w:ascii="Times New Roman" w:hAnsi="Times New Roman" w:cs="Times New Roman"/>
-                <w:iCs/>
-                <w:sz w:val="24"/>
-                <w:szCs w:val="24"/>
-                <w:lang w:val="en-US"/>
-              </w:rPr>
-            </w:pPr>
-            <w:r>
-              <w:rPr>
-                <w:rFonts w:ascii="Times New Roman" w:hAnsi="Times New Roman" w:cs="Times New Roman"/>
-                <w:iCs/>
-                <w:sz w:val="24"/>
-                <w:szCs w:val="24"/>
-                <w:lang w:val="en-US"/>
-              </w:rPr>
-              <w:t>print("\nDATASET AFTER FILLING MISSING RATING VALUES")</w:t>
+              <w:t>movies["Rating"] = movies["Rating"].</w:t>
+            </w:r>
+            <w:proofErr w:type="spellStart"/>
+            <w:r>
+              <w:rPr>
+                <w:rFonts w:ascii="Times New Roman" w:hAnsi="Times New Roman" w:cs="Times New Roman"/>
+                <w:iCs/>
+                <w:sz w:val="24"/>
+                <w:szCs w:val="24"/>
+                <w:lang w:val="en-US"/>
+              </w:rPr>
+              <w:t>fillna</w:t>
+            </w:r>
+            <w:proofErr w:type="spellEnd"/>
+            <w:r>
+              <w:rPr>
+                <w:rFonts w:ascii="Times New Roman" w:hAnsi="Times New Roman" w:cs="Times New Roman"/>
+                <w:iCs/>
+                <w:sz w:val="24"/>
+                <w:szCs w:val="24"/>
+                <w:lang w:val="en-US"/>
+              </w:rPr>
+              <w:t>(</w:t>
+            </w:r>
+            <w:proofErr w:type="spellStart"/>
+            <w:r>
+              <w:rPr>
+                <w:rFonts w:ascii="Times New Roman" w:hAnsi="Times New Roman" w:cs="Times New Roman"/>
+                <w:iCs/>
+                <w:sz w:val="24"/>
+                <w:szCs w:val="24"/>
+                <w:lang w:val="en-US"/>
+              </w:rPr>
+              <w:t>average_rating</w:t>
+            </w:r>
+            <w:proofErr w:type="spellEnd"/>
+            <w:r>
+              <w:rPr>
+                <w:rFonts w:ascii="Times New Roman" w:hAnsi="Times New Roman" w:cs="Times New Roman"/>
+                <w:iCs/>
+                <w:sz w:val="24"/>
+                <w:szCs w:val="24"/>
+                <w:lang w:val="en-US"/>
+              </w:rPr>
+              <w:t>)</w:t>
+            </w:r>
+          </w:p>
+          <w:p>
+            <w:pPr>
+              <w:rPr>
+                <w:rFonts w:ascii="Times New Roman" w:hAnsi="Times New Roman" w:cs="Times New Roman"/>
+                <w:iCs/>
+                <w:sz w:val="24"/>
+                <w:szCs w:val="24"/>
+                <w:lang w:val="en-US"/>
+              </w:rPr>
+            </w:pPr>
+          </w:p>
+          <w:p>
+            <w:pPr>
+              <w:rPr>
+                <w:rFonts w:ascii="Times New Roman" w:hAnsi="Times New Roman" w:cs="Times New Roman"/>
+                <w:iCs/>
+                <w:sz w:val="24"/>
+                <w:szCs w:val="24"/>
+                <w:lang w:val="en-US"/>
+              </w:rPr>
+            </w:pPr>
+            <w:r>
+              <w:rPr>
+                <w:rFonts w:ascii="Times New Roman" w:hAnsi="Times New Roman" w:cs="Times New Roman"/>
+                <w:iCs/>
+                <w:sz w:val="24"/>
+                <w:szCs w:val="24"/>
+                <w:lang w:val="en-US"/>
+              </w:rPr>
+              <w:t>print("\</w:t>
+            </w:r>
+            <w:proofErr w:type="spellStart"/>
+            <w:r>
+              <w:rPr>
+                <w:rFonts w:ascii="Times New Roman" w:hAnsi="Times New Roman" w:cs="Times New Roman"/>
+                <w:iCs/>
+                <w:sz w:val="24"/>
+                <w:szCs w:val="24"/>
+                <w:lang w:val="en-US"/>
+              </w:rPr>
+              <w:t>nDATASET</w:t>
+            </w:r>
+            <w:proofErr w:type="spellEnd"/>
+            <w:r>
+              <w:rPr>
+                <w:rFonts w:ascii="Times New Roman" w:hAnsi="Times New Roman" w:cs="Times New Roman"/>
+                <w:iCs/>
+                <w:sz w:val="24"/>
+                <w:szCs w:val="24"/>
+                <w:lang w:val="en-US"/>
+              </w:rPr>
+              <w:t xml:space="preserve"> AFTER FILLING MISSING RATING VALUES")</w:t>
             </w:r>
           </w:p>
           <w:p>
@@ -6942,28 +7576,94 @@
                 <w:szCs w:val="24"/>
                 <w:lang w:val="en-US"/>
               </w:rPr>
-              <w:t xml:space="preserve">        ["MovieID", "MovieTitle", "Rating", "Genre"]</w:t>
-            </w:r>
-          </w:p>
-          <w:p>
-            <w:pPr>
-              <w:rPr>
-                <w:rFonts w:ascii="Times New Roman" w:hAnsi="Times New Roman" w:cs="Times New Roman"/>
-                <w:iCs/>
-                <w:sz w:val="24"/>
-                <w:szCs w:val="24"/>
-                <w:lang w:val="en-US"/>
-              </w:rPr>
-            </w:pPr>
-            <w:r>
-              <w:rPr>
-                <w:rFonts w:ascii="Times New Roman" w:hAnsi="Times New Roman" w:cs="Times New Roman"/>
-                <w:iCs/>
-                <w:sz w:val="24"/>
-                <w:szCs w:val="24"/>
-                <w:lang w:val="en-US"/>
-              </w:rPr>
-              <w:t xml:space="preserve">    ].to_string(index=False)</w:t>
+              <w:t xml:space="preserve">        ["</w:t>
+            </w:r>
+            <w:proofErr w:type="spellStart"/>
+            <w:r>
+              <w:rPr>
+                <w:rFonts w:ascii="Times New Roman" w:hAnsi="Times New Roman" w:cs="Times New Roman"/>
+                <w:iCs/>
+                <w:sz w:val="24"/>
+                <w:szCs w:val="24"/>
+                <w:lang w:val="en-US"/>
+              </w:rPr>
+              <w:t>MovieID</w:t>
+            </w:r>
+            <w:proofErr w:type="spellEnd"/>
+            <w:r>
+              <w:rPr>
+                <w:rFonts w:ascii="Times New Roman" w:hAnsi="Times New Roman" w:cs="Times New Roman"/>
+                <w:iCs/>
+                <w:sz w:val="24"/>
+                <w:szCs w:val="24"/>
+                <w:lang w:val="en-US"/>
+              </w:rPr>
+              <w:t>", "</w:t>
+            </w:r>
+            <w:proofErr w:type="spellStart"/>
+            <w:r>
+              <w:rPr>
+                <w:rFonts w:ascii="Times New Roman" w:hAnsi="Times New Roman" w:cs="Times New Roman"/>
+                <w:iCs/>
+                <w:sz w:val="24"/>
+                <w:szCs w:val="24"/>
+                <w:lang w:val="en-US"/>
+              </w:rPr>
+              <w:t>MovieTitle</w:t>
+            </w:r>
+            <w:proofErr w:type="spellEnd"/>
+            <w:r>
+              <w:rPr>
+                <w:rFonts w:ascii="Times New Roman" w:hAnsi="Times New Roman" w:cs="Times New Roman"/>
+                <w:iCs/>
+                <w:sz w:val="24"/>
+                <w:szCs w:val="24"/>
+                <w:lang w:val="en-US"/>
+              </w:rPr>
+              <w:t>", "Rating", "Genre"]</w:t>
+            </w:r>
+          </w:p>
+          <w:p>
+            <w:pPr>
+              <w:rPr>
+                <w:rFonts w:ascii="Times New Roman" w:hAnsi="Times New Roman" w:cs="Times New Roman"/>
+                <w:iCs/>
+                <w:sz w:val="24"/>
+                <w:szCs w:val="24"/>
+                <w:lang w:val="en-US"/>
+              </w:rPr>
+            </w:pPr>
+            <w:r>
+              <w:rPr>
+                <w:rFonts w:ascii="Times New Roman" w:hAnsi="Times New Roman" w:cs="Times New Roman"/>
+                <w:iCs/>
+                <w:sz w:val="24"/>
+                <w:szCs w:val="24"/>
+                <w:lang w:val="en-US"/>
+              </w:rPr>
+              <w:t xml:space="preserve">    ].</w:t>
+            </w:r>
+            <w:proofErr w:type="spellStart"/>
+            <w:r>
+              <w:rPr>
+                <w:rFonts w:ascii="Times New Roman" w:hAnsi="Times New Roman" w:cs="Times New Roman"/>
+                <w:iCs/>
+                <w:sz w:val="24"/>
+                <w:szCs w:val="24"/>
+                <w:lang w:val="en-US"/>
+              </w:rPr>
+              <w:t>to_string</w:t>
+            </w:r>
+            <w:proofErr w:type="spellEnd"/>
+            <w:r>
+              <w:rPr>
+                <w:rFonts w:ascii="Times New Roman" w:hAnsi="Times New Roman" w:cs="Times New Roman"/>
+                <w:iCs/>
+                <w:sz w:val="24"/>
+                <w:szCs w:val="24"/>
+                <w:lang w:val="en-US"/>
+              </w:rPr>
+              <w:t>(index=False)</w:t>
             </w:r>
           </w:p>
           <w:p>
@@ -7090,39 +7790,105 @@
                 <w:szCs w:val="24"/>
                 <w:lang w:val="en-US"/>
               </w:rPr>
-              <w:t>movies = movies.dropna(subset=["MovieID", "Genre"])</w:t>
-            </w:r>
-          </w:p>
-          <w:p>
-            <w:pPr>
-              <w:rPr>
-                <w:rFonts w:ascii="Times New Roman" w:hAnsi="Times New Roman" w:cs="Times New Roman"/>
-                <w:iCs/>
-                <w:sz w:val="24"/>
-                <w:szCs w:val="24"/>
-                <w:lang w:val="en-US"/>
-              </w:rPr>
-            </w:pPr>
-          </w:p>
-          <w:p>
-            <w:pPr>
-              <w:rPr>
-                <w:rFonts w:ascii="Times New Roman" w:hAnsi="Times New Roman" w:cs="Times New Roman"/>
-                <w:iCs/>
-                <w:sz w:val="24"/>
-                <w:szCs w:val="24"/>
-                <w:lang w:val="en-US"/>
-              </w:rPr>
-            </w:pPr>
-            <w:r>
-              <w:rPr>
-                <w:rFonts w:ascii="Times New Roman" w:hAnsi="Times New Roman" w:cs="Times New Roman"/>
-                <w:iCs/>
-                <w:sz w:val="24"/>
-                <w:szCs w:val="24"/>
-                <w:lang w:val="en-US"/>
-              </w:rPr>
-              <w:t>print("\nDATASET AFTER REMOVING MISSING MOVIEID OR GENRE")</w:t>
+              <w:t xml:space="preserve">movies = </w:t>
+            </w:r>
+            <w:proofErr w:type="spellStart"/>
+            <w:r>
+              <w:rPr>
+                <w:rFonts w:ascii="Times New Roman" w:hAnsi="Times New Roman" w:cs="Times New Roman"/>
+                <w:iCs/>
+                <w:sz w:val="24"/>
+                <w:szCs w:val="24"/>
+                <w:lang w:val="en-US"/>
+              </w:rPr>
+              <w:t>movies.dropna</w:t>
+            </w:r>
+            <w:proofErr w:type="spellEnd"/>
+            <w:r>
+              <w:rPr>
+                <w:rFonts w:ascii="Times New Roman" w:hAnsi="Times New Roman" w:cs="Times New Roman"/>
+                <w:iCs/>
+                <w:sz w:val="24"/>
+                <w:szCs w:val="24"/>
+                <w:lang w:val="en-US"/>
+              </w:rPr>
+              <w:t>(subset=["</w:t>
+            </w:r>
+            <w:proofErr w:type="spellStart"/>
+            <w:r>
+              <w:rPr>
+                <w:rFonts w:ascii="Times New Roman" w:hAnsi="Times New Roman" w:cs="Times New Roman"/>
+                <w:iCs/>
+                <w:sz w:val="24"/>
+                <w:szCs w:val="24"/>
+                <w:lang w:val="en-US"/>
+              </w:rPr>
+              <w:t>MovieID</w:t>
+            </w:r>
+            <w:proofErr w:type="spellEnd"/>
+            <w:r>
+              <w:rPr>
+                <w:rFonts w:ascii="Times New Roman" w:hAnsi="Times New Roman" w:cs="Times New Roman"/>
+                <w:iCs/>
+                <w:sz w:val="24"/>
+                <w:szCs w:val="24"/>
+                <w:lang w:val="en-US"/>
+              </w:rPr>
+              <w:t>", "Genre"])</w:t>
+            </w:r>
+          </w:p>
+          <w:p>
+            <w:pPr>
+              <w:rPr>
+                <w:rFonts w:ascii="Times New Roman" w:hAnsi="Times New Roman" w:cs="Times New Roman"/>
+                <w:iCs/>
+                <w:sz w:val="24"/>
+                <w:szCs w:val="24"/>
+                <w:lang w:val="en-US"/>
+              </w:rPr>
+            </w:pPr>
+          </w:p>
+          <w:p>
+            <w:pPr>
+              <w:rPr>
+                <w:rFonts w:ascii="Times New Roman" w:hAnsi="Times New Roman" w:cs="Times New Roman"/>
+                <w:iCs/>
+                <w:sz w:val="24"/>
+                <w:szCs w:val="24"/>
+                <w:lang w:val="en-US"/>
+              </w:rPr>
+            </w:pPr>
+            <w:r>
+              <w:rPr>
+                <w:rFonts w:ascii="Times New Roman" w:hAnsi="Times New Roman" w:cs="Times New Roman"/>
+                <w:iCs/>
+                <w:sz w:val="24"/>
+                <w:szCs w:val="24"/>
+                <w:lang w:val="en-US"/>
+              </w:rPr>
+              <w:t>print("\</w:t>
+            </w:r>
+            <w:proofErr w:type="spellStart"/>
+            <w:r>
+              <w:rPr>
+                <w:rFonts w:ascii="Times New Roman" w:hAnsi="Times New Roman" w:cs="Times New Roman"/>
+                <w:iCs/>
+                <w:sz w:val="24"/>
+                <w:szCs w:val="24"/>
+                <w:lang w:val="en-US"/>
+              </w:rPr>
+              <w:t>nDATASET</w:t>
+            </w:r>
+            <w:proofErr w:type="spellEnd"/>
+            <w:r>
+              <w:rPr>
+                <w:rFonts w:ascii="Times New Roman" w:hAnsi="Times New Roman" w:cs="Times New Roman"/>
+                <w:iCs/>
+                <w:sz w:val="24"/>
+                <w:szCs w:val="24"/>
+                <w:lang w:val="en-US"/>
+              </w:rPr>
+              <w:t xml:space="preserve"> AFTER REMOVING MISSING MOVIEID OR GENRE")</w:t>
             </w:r>
           </w:p>
           <w:p>
@@ -7206,28 +7972,94 @@
                 <w:szCs w:val="24"/>
                 <w:lang w:val="en-US"/>
               </w:rPr>
-              <w:t xml:space="preserve">        ["MovieID", "MovieTitle", "Rating", "Genre"]</w:t>
-            </w:r>
-          </w:p>
-          <w:p>
-            <w:pPr>
-              <w:rPr>
-                <w:rFonts w:ascii="Times New Roman" w:hAnsi="Times New Roman" w:cs="Times New Roman"/>
-                <w:iCs/>
-                <w:sz w:val="24"/>
-                <w:szCs w:val="24"/>
-                <w:lang w:val="en-US"/>
-              </w:rPr>
-            </w:pPr>
-            <w:r>
-              <w:rPr>
-                <w:rFonts w:ascii="Times New Roman" w:hAnsi="Times New Roman" w:cs="Times New Roman"/>
-                <w:iCs/>
-                <w:sz w:val="24"/>
-                <w:szCs w:val="24"/>
-                <w:lang w:val="en-US"/>
-              </w:rPr>
-              <w:t xml:space="preserve">    ].to_string(index=False)</w:t>
+              <w:t xml:space="preserve">        ["</w:t>
+            </w:r>
+            <w:proofErr w:type="spellStart"/>
+            <w:r>
+              <w:rPr>
+                <w:rFonts w:ascii="Times New Roman" w:hAnsi="Times New Roman" w:cs="Times New Roman"/>
+                <w:iCs/>
+                <w:sz w:val="24"/>
+                <w:szCs w:val="24"/>
+                <w:lang w:val="en-US"/>
+              </w:rPr>
+              <w:t>MovieID</w:t>
+            </w:r>
+            <w:proofErr w:type="spellEnd"/>
+            <w:r>
+              <w:rPr>
+                <w:rFonts w:ascii="Times New Roman" w:hAnsi="Times New Roman" w:cs="Times New Roman"/>
+                <w:iCs/>
+                <w:sz w:val="24"/>
+                <w:szCs w:val="24"/>
+                <w:lang w:val="en-US"/>
+              </w:rPr>
+              <w:t>", "</w:t>
+            </w:r>
+            <w:proofErr w:type="spellStart"/>
+            <w:r>
+              <w:rPr>
+                <w:rFonts w:ascii="Times New Roman" w:hAnsi="Times New Roman" w:cs="Times New Roman"/>
+                <w:iCs/>
+                <w:sz w:val="24"/>
+                <w:szCs w:val="24"/>
+                <w:lang w:val="en-US"/>
+              </w:rPr>
+              <w:t>MovieTitle</w:t>
+            </w:r>
+            <w:proofErr w:type="spellEnd"/>
+            <w:r>
+              <w:rPr>
+                <w:rFonts w:ascii="Times New Roman" w:hAnsi="Times New Roman" w:cs="Times New Roman"/>
+                <w:iCs/>
+                <w:sz w:val="24"/>
+                <w:szCs w:val="24"/>
+                <w:lang w:val="en-US"/>
+              </w:rPr>
+              <w:t>", "Rating", "Genre"]</w:t>
+            </w:r>
+          </w:p>
+          <w:p>
+            <w:pPr>
+              <w:rPr>
+                <w:rFonts w:ascii="Times New Roman" w:hAnsi="Times New Roman" w:cs="Times New Roman"/>
+                <w:iCs/>
+                <w:sz w:val="24"/>
+                <w:szCs w:val="24"/>
+                <w:lang w:val="en-US"/>
+              </w:rPr>
+            </w:pPr>
+            <w:r>
+              <w:rPr>
+                <w:rFonts w:ascii="Times New Roman" w:hAnsi="Times New Roman" w:cs="Times New Roman"/>
+                <w:iCs/>
+                <w:sz w:val="24"/>
+                <w:szCs w:val="24"/>
+                <w:lang w:val="en-US"/>
+              </w:rPr>
+              <w:t xml:space="preserve">    ].</w:t>
+            </w:r>
+            <w:proofErr w:type="spellStart"/>
+            <w:r>
+              <w:rPr>
+                <w:rFonts w:ascii="Times New Roman" w:hAnsi="Times New Roman" w:cs="Times New Roman"/>
+                <w:iCs/>
+                <w:sz w:val="24"/>
+                <w:szCs w:val="24"/>
+                <w:lang w:val="en-US"/>
+              </w:rPr>
+              <w:t>to_string</w:t>
+            </w:r>
+            <w:proofErr w:type="spellEnd"/>
+            <w:r>
+              <w:rPr>
+                <w:rFonts w:ascii="Times New Roman" w:hAnsi="Times New Roman" w:cs="Times New Roman"/>
+                <w:iCs/>
+                <w:sz w:val="24"/>
+                <w:szCs w:val="24"/>
+                <w:lang w:val="en-US"/>
+              </w:rPr>
+              <w:t>(index=False)</w:t>
             </w:r>
           </w:p>
           <w:p>
@@ -7355,39 +8187,83 @@
                 <w:szCs w:val="24"/>
                 <w:lang w:val="en-US"/>
               </w:rPr>
-              <w:t>movies["Rating"] = movies["Rating"].round().astype(int)</w:t>
-            </w:r>
-          </w:p>
-          <w:p>
-            <w:pPr>
-              <w:rPr>
-                <w:rFonts w:ascii="Times New Roman" w:hAnsi="Times New Roman" w:cs="Times New Roman"/>
-                <w:iCs/>
-                <w:sz w:val="24"/>
-                <w:szCs w:val="24"/>
-                <w:lang w:val="en-US"/>
-              </w:rPr>
-            </w:pPr>
-          </w:p>
-          <w:p>
-            <w:pPr>
-              <w:rPr>
-                <w:rFonts w:ascii="Times New Roman" w:hAnsi="Times New Roman" w:cs="Times New Roman"/>
-                <w:iCs/>
-                <w:sz w:val="24"/>
-                <w:szCs w:val="24"/>
-                <w:lang w:val="en-US"/>
-              </w:rPr>
-            </w:pPr>
-            <w:r>
-              <w:rPr>
-                <w:rFonts w:ascii="Times New Roman" w:hAnsi="Times New Roman" w:cs="Times New Roman"/>
-                <w:iCs/>
-                <w:sz w:val="24"/>
-                <w:szCs w:val="24"/>
-                <w:lang w:val="en-US"/>
-              </w:rPr>
-              <w:t>print("\nRATING CONVERTED INTO INTEGER TYPE")</w:t>
+              <w:t>movies["Rating"] = movies["Rating"].round().</w:t>
+            </w:r>
+            <w:proofErr w:type="spellStart"/>
+            <w:r>
+              <w:rPr>
+                <w:rFonts w:ascii="Times New Roman" w:hAnsi="Times New Roman" w:cs="Times New Roman"/>
+                <w:iCs/>
+                <w:sz w:val="24"/>
+                <w:szCs w:val="24"/>
+                <w:lang w:val="en-US"/>
+              </w:rPr>
+              <w:t>astype</w:t>
+            </w:r>
+            <w:proofErr w:type="spellEnd"/>
+            <w:r>
+              <w:rPr>
+                <w:rFonts w:ascii="Times New Roman" w:hAnsi="Times New Roman" w:cs="Times New Roman"/>
+                <w:iCs/>
+                <w:sz w:val="24"/>
+                <w:szCs w:val="24"/>
+                <w:lang w:val="en-US"/>
+              </w:rPr>
+              <w:t>(int)</w:t>
+            </w:r>
+          </w:p>
+          <w:p>
+            <w:pPr>
+              <w:rPr>
+                <w:rFonts w:ascii="Times New Roman" w:hAnsi="Times New Roman" w:cs="Times New Roman"/>
+                <w:iCs/>
+                <w:sz w:val="24"/>
+                <w:szCs w:val="24"/>
+                <w:lang w:val="en-US"/>
+              </w:rPr>
+            </w:pPr>
+          </w:p>
+          <w:p>
+            <w:pPr>
+              <w:rPr>
+                <w:rFonts w:ascii="Times New Roman" w:hAnsi="Times New Roman" w:cs="Times New Roman"/>
+                <w:iCs/>
+                <w:sz w:val="24"/>
+                <w:szCs w:val="24"/>
+                <w:lang w:val="en-US"/>
+              </w:rPr>
+            </w:pPr>
+            <w:r>
+              <w:rPr>
+                <w:rFonts w:ascii="Times New Roman" w:hAnsi="Times New Roman" w:cs="Times New Roman"/>
+                <w:iCs/>
+                <w:sz w:val="24"/>
+                <w:szCs w:val="24"/>
+                <w:lang w:val="en-US"/>
+              </w:rPr>
+              <w:t>print("\</w:t>
+            </w:r>
+            <w:proofErr w:type="spellStart"/>
+            <w:r>
+              <w:rPr>
+                <w:rFonts w:ascii="Times New Roman" w:hAnsi="Times New Roman" w:cs="Times New Roman"/>
+                <w:iCs/>
+                <w:sz w:val="24"/>
+                <w:szCs w:val="24"/>
+                <w:lang w:val="en-US"/>
+              </w:rPr>
+              <w:t>nRATING</w:t>
+            </w:r>
+            <w:proofErr w:type="spellEnd"/>
+            <w:r>
+              <w:rPr>
+                <w:rFonts w:ascii="Times New Roman" w:hAnsi="Times New Roman" w:cs="Times New Roman"/>
+                <w:iCs/>
+                <w:sz w:val="24"/>
+                <w:szCs w:val="24"/>
+                <w:lang w:val="en-US"/>
+              </w:rPr>
+              <w:t xml:space="preserve"> CONVERTED INTO INTEGER TYPE")</w:t>
             </w:r>
           </w:p>
           <w:p>
@@ -7471,28 +8347,94 @@
                 <w:szCs w:val="24"/>
                 <w:lang w:val="en-US"/>
               </w:rPr>
-              <w:t xml:space="preserve">        ["MovieID", "MovieTitle", "Rating"]</w:t>
-            </w:r>
-          </w:p>
-          <w:p>
-            <w:pPr>
-              <w:rPr>
-                <w:rFonts w:ascii="Times New Roman" w:hAnsi="Times New Roman" w:cs="Times New Roman"/>
-                <w:iCs/>
-                <w:sz w:val="24"/>
-                <w:szCs w:val="24"/>
-                <w:lang w:val="en-US"/>
-              </w:rPr>
-            </w:pPr>
-            <w:r>
-              <w:rPr>
-                <w:rFonts w:ascii="Times New Roman" w:hAnsi="Times New Roman" w:cs="Times New Roman"/>
-                <w:iCs/>
-                <w:sz w:val="24"/>
-                <w:szCs w:val="24"/>
-                <w:lang w:val="en-US"/>
-              </w:rPr>
-              <w:t xml:space="preserve">    ].to_string(index=False)</w:t>
+              <w:t xml:space="preserve">        ["</w:t>
+            </w:r>
+            <w:proofErr w:type="spellStart"/>
+            <w:r>
+              <w:rPr>
+                <w:rFonts w:ascii="Times New Roman" w:hAnsi="Times New Roman" w:cs="Times New Roman"/>
+                <w:iCs/>
+                <w:sz w:val="24"/>
+                <w:szCs w:val="24"/>
+                <w:lang w:val="en-US"/>
+              </w:rPr>
+              <w:t>MovieID</w:t>
+            </w:r>
+            <w:proofErr w:type="spellEnd"/>
+            <w:r>
+              <w:rPr>
+                <w:rFonts w:ascii="Times New Roman" w:hAnsi="Times New Roman" w:cs="Times New Roman"/>
+                <w:iCs/>
+                <w:sz w:val="24"/>
+                <w:szCs w:val="24"/>
+                <w:lang w:val="en-US"/>
+              </w:rPr>
+              <w:t>", "</w:t>
+            </w:r>
+            <w:proofErr w:type="spellStart"/>
+            <w:r>
+              <w:rPr>
+                <w:rFonts w:ascii="Times New Roman" w:hAnsi="Times New Roman" w:cs="Times New Roman"/>
+                <w:iCs/>
+                <w:sz w:val="24"/>
+                <w:szCs w:val="24"/>
+                <w:lang w:val="en-US"/>
+              </w:rPr>
+              <w:t>MovieTitle</w:t>
+            </w:r>
+            <w:proofErr w:type="spellEnd"/>
+            <w:r>
+              <w:rPr>
+                <w:rFonts w:ascii="Times New Roman" w:hAnsi="Times New Roman" w:cs="Times New Roman"/>
+                <w:iCs/>
+                <w:sz w:val="24"/>
+                <w:szCs w:val="24"/>
+                <w:lang w:val="en-US"/>
+              </w:rPr>
+              <w:t>", "Rating"]</w:t>
+            </w:r>
+          </w:p>
+          <w:p>
+            <w:pPr>
+              <w:rPr>
+                <w:rFonts w:ascii="Times New Roman" w:hAnsi="Times New Roman" w:cs="Times New Roman"/>
+                <w:iCs/>
+                <w:sz w:val="24"/>
+                <w:szCs w:val="24"/>
+                <w:lang w:val="en-US"/>
+              </w:rPr>
+            </w:pPr>
+            <w:r>
+              <w:rPr>
+                <w:rFonts w:ascii="Times New Roman" w:hAnsi="Times New Roman" w:cs="Times New Roman"/>
+                <w:iCs/>
+                <w:sz w:val="24"/>
+                <w:szCs w:val="24"/>
+                <w:lang w:val="en-US"/>
+              </w:rPr>
+              <w:t xml:space="preserve">    ].</w:t>
+            </w:r>
+            <w:proofErr w:type="spellStart"/>
+            <w:r>
+              <w:rPr>
+                <w:rFonts w:ascii="Times New Roman" w:hAnsi="Times New Roman" w:cs="Times New Roman"/>
+                <w:iCs/>
+                <w:sz w:val="24"/>
+                <w:szCs w:val="24"/>
+                <w:lang w:val="en-US"/>
+              </w:rPr>
+              <w:t>to_string</w:t>
+            </w:r>
+            <w:proofErr w:type="spellEnd"/>
+            <w:r>
+              <w:rPr>
+                <w:rFonts w:ascii="Times New Roman" w:hAnsi="Times New Roman" w:cs="Times New Roman"/>
+                <w:iCs/>
+                <w:sz w:val="24"/>
+                <w:szCs w:val="24"/>
+                <w:lang w:val="en-US"/>
+              </w:rPr>
+              <w:t>(index=False)</w:t>
             </w:r>
           </w:p>
           <w:p>
@@ -7545,7 +8487,51 @@
                 <w:szCs w:val="24"/>
                 <w:lang w:val="en-US"/>
               </w:rPr>
-              <w:t>print("\nRating Data Type:", movies["Rating"].dtype)</w:t>
+              <w:t>print("\</w:t>
+            </w:r>
+            <w:proofErr w:type="spellStart"/>
+            <w:r>
+              <w:rPr>
+                <w:rFonts w:ascii="Times New Roman" w:hAnsi="Times New Roman" w:cs="Times New Roman"/>
+                <w:iCs/>
+                <w:sz w:val="24"/>
+                <w:szCs w:val="24"/>
+                <w:lang w:val="en-US"/>
+              </w:rPr>
+              <w:t>nRating</w:t>
+            </w:r>
+            <w:proofErr w:type="spellEnd"/>
+            <w:r>
+              <w:rPr>
+                <w:rFonts w:ascii="Times New Roman" w:hAnsi="Times New Roman" w:cs="Times New Roman"/>
+                <w:iCs/>
+                <w:sz w:val="24"/>
+                <w:szCs w:val="24"/>
+                <w:lang w:val="en-US"/>
+              </w:rPr>
+              <w:t xml:space="preserve"> Data Type:", movies["Rating"].</w:t>
+            </w:r>
+            <w:proofErr w:type="spellStart"/>
+            <w:r>
+              <w:rPr>
+                <w:rFonts w:ascii="Times New Roman" w:hAnsi="Times New Roman" w:cs="Times New Roman"/>
+                <w:iCs/>
+                <w:sz w:val="24"/>
+                <w:szCs w:val="24"/>
+                <w:lang w:val="en-US"/>
+              </w:rPr>
+              <w:t>dtype</w:t>
+            </w:r>
+            <w:proofErr w:type="spellEnd"/>
+            <w:r>
+              <w:rPr>
+                <w:rFonts w:ascii="Times New Roman" w:hAnsi="Times New Roman" w:cs="Times New Roman"/>
+                <w:iCs/>
+                <w:sz w:val="24"/>
+                <w:szCs w:val="24"/>
+                <w:lang w:val="en-US"/>
+              </w:rPr>
+              <w:t>)</w:t>
             </w:r>
           </w:p>
           <w:p>
@@ -7664,110 +8650,222 @@
                 <w:lang w:val="en-US"/>
               </w:rPr>
             </w:pPr>
-            <w:r>
-              <w:rPr>
-                <w:rFonts w:ascii="Times New Roman" w:hAnsi="Times New Roman" w:cs="Times New Roman"/>
-                <w:iCs/>
-                <w:sz w:val="24"/>
-                <w:szCs w:val="24"/>
-                <w:lang w:val="en-US"/>
-              </w:rPr>
-              <w:t>minimum_rating = movies["Rating"].min()</w:t>
-            </w:r>
-          </w:p>
-          <w:p>
-            <w:pPr>
-              <w:rPr>
-                <w:rFonts w:ascii="Times New Roman" w:hAnsi="Times New Roman" w:cs="Times New Roman"/>
-                <w:iCs/>
-                <w:sz w:val="24"/>
-                <w:szCs w:val="24"/>
-                <w:lang w:val="en-US"/>
-              </w:rPr>
-            </w:pPr>
-            <w:r>
-              <w:rPr>
-                <w:rFonts w:ascii="Times New Roman" w:hAnsi="Times New Roman" w:cs="Times New Roman"/>
-                <w:iCs/>
-                <w:sz w:val="24"/>
-                <w:szCs w:val="24"/>
-                <w:lang w:val="en-US"/>
-              </w:rPr>
-              <w:t>maximum_rating = movies["Rating"].max()</w:t>
-            </w:r>
-          </w:p>
-          <w:p>
-            <w:pPr>
-              <w:rPr>
-                <w:rFonts w:ascii="Times New Roman" w:hAnsi="Times New Roman" w:cs="Times New Roman"/>
-                <w:iCs/>
-                <w:sz w:val="24"/>
-                <w:szCs w:val="24"/>
-                <w:lang w:val="en-US"/>
-              </w:rPr>
-            </w:pPr>
-          </w:p>
-          <w:p>
-            <w:pPr>
-              <w:rPr>
-                <w:rFonts w:ascii="Times New Roman" w:hAnsi="Times New Roman" w:cs="Times New Roman"/>
-                <w:iCs/>
-                <w:sz w:val="24"/>
-                <w:szCs w:val="24"/>
-                <w:lang w:val="en-US"/>
-              </w:rPr>
-            </w:pPr>
-            <w:r>
-              <w:rPr>
-                <w:rFonts w:ascii="Times New Roman" w:hAnsi="Times New Roman" w:cs="Times New Roman"/>
-                <w:iCs/>
-                <w:sz w:val="24"/>
-                <w:szCs w:val="24"/>
-                <w:lang w:val="en-US"/>
-              </w:rPr>
-              <w:t>movies["NormalizedRating"] = (</w:t>
-            </w:r>
-          </w:p>
-          <w:p>
-            <w:pPr>
-              <w:rPr>
-                <w:rFonts w:ascii="Times New Roman" w:hAnsi="Times New Roman" w:cs="Times New Roman"/>
-                <w:iCs/>
-                <w:sz w:val="24"/>
-                <w:szCs w:val="24"/>
-                <w:lang w:val="en-US"/>
-              </w:rPr>
-            </w:pPr>
-            <w:r>
-              <w:rPr>
-                <w:rFonts w:ascii="Times New Roman" w:hAnsi="Times New Roman" w:cs="Times New Roman"/>
-                <w:iCs/>
-                <w:sz w:val="24"/>
-                <w:szCs w:val="24"/>
-                <w:lang w:val="en-US"/>
-              </w:rPr>
-              <w:t xml:space="preserve">    (movies["Rating"] - minimum_rating)</w:t>
-            </w:r>
-          </w:p>
-          <w:p>
-            <w:pPr>
-              <w:rPr>
-                <w:rFonts w:ascii="Times New Roman" w:hAnsi="Times New Roman" w:cs="Times New Roman"/>
-                <w:iCs/>
-                <w:sz w:val="24"/>
-                <w:szCs w:val="24"/>
-                <w:lang w:val="en-US"/>
-              </w:rPr>
-            </w:pPr>
-            <w:r>
-              <w:rPr>
-                <w:rFonts w:ascii="Times New Roman" w:hAnsi="Times New Roman" w:cs="Times New Roman"/>
-                <w:iCs/>
-                <w:sz w:val="24"/>
-                <w:szCs w:val="24"/>
-                <w:lang w:val="en-US"/>
-              </w:rPr>
-              <w:t xml:space="preserve">    / (maximum_rating - minimum_rating)</w:t>
+            <w:proofErr w:type="spellStart"/>
+            <w:r>
+              <w:rPr>
+                <w:rFonts w:ascii="Times New Roman" w:hAnsi="Times New Roman" w:cs="Times New Roman"/>
+                <w:iCs/>
+                <w:sz w:val="24"/>
+                <w:szCs w:val="24"/>
+                <w:lang w:val="en-US"/>
+              </w:rPr>
+              <w:t>minimum_rating</w:t>
+            </w:r>
+            <w:proofErr w:type="spellEnd"/>
+            <w:r>
+              <w:rPr>
+                <w:rFonts w:ascii="Times New Roman" w:hAnsi="Times New Roman" w:cs="Times New Roman"/>
+                <w:iCs/>
+                <w:sz w:val="24"/>
+                <w:szCs w:val="24"/>
+                <w:lang w:val="en-US"/>
+              </w:rPr>
+              <w:t xml:space="preserve"> = movies["Rating"].min()</w:t>
+            </w:r>
+          </w:p>
+          <w:p>
+            <w:pPr>
+              <w:rPr>
+                <w:rFonts w:ascii="Times New Roman" w:hAnsi="Times New Roman" w:cs="Times New Roman"/>
+                <w:iCs/>
+                <w:sz w:val="24"/>
+                <w:szCs w:val="24"/>
+                <w:lang w:val="en-US"/>
+              </w:rPr>
+            </w:pPr>
+            <w:proofErr w:type="spellStart"/>
+            <w:r>
+              <w:rPr>
+                <w:rFonts w:ascii="Times New Roman" w:hAnsi="Times New Roman" w:cs="Times New Roman"/>
+                <w:iCs/>
+                <w:sz w:val="24"/>
+                <w:szCs w:val="24"/>
+                <w:lang w:val="en-US"/>
+              </w:rPr>
+              <w:t>maximum_rating</w:t>
+            </w:r>
+            <w:proofErr w:type="spellEnd"/>
+            <w:r>
+              <w:rPr>
+                <w:rFonts w:ascii="Times New Roman" w:hAnsi="Times New Roman" w:cs="Times New Roman"/>
+                <w:iCs/>
+                <w:sz w:val="24"/>
+                <w:szCs w:val="24"/>
+                <w:lang w:val="en-US"/>
+              </w:rPr>
+              <w:t xml:space="preserve"> = movies["Rating"].max()</w:t>
+            </w:r>
+          </w:p>
+          <w:p>
+            <w:pPr>
+              <w:rPr>
+                <w:rFonts w:ascii="Times New Roman" w:hAnsi="Times New Roman" w:cs="Times New Roman"/>
+                <w:iCs/>
+                <w:sz w:val="24"/>
+                <w:szCs w:val="24"/>
+                <w:lang w:val="en-US"/>
+              </w:rPr>
+            </w:pPr>
+          </w:p>
+          <w:p>
+            <w:pPr>
+              <w:rPr>
+                <w:rFonts w:ascii="Times New Roman" w:hAnsi="Times New Roman" w:cs="Times New Roman"/>
+                <w:iCs/>
+                <w:sz w:val="24"/>
+                <w:szCs w:val="24"/>
+                <w:lang w:val="en-US"/>
+              </w:rPr>
+            </w:pPr>
+            <w:r>
+              <w:rPr>
+                <w:rFonts w:ascii="Times New Roman" w:hAnsi="Times New Roman" w:cs="Times New Roman"/>
+                <w:iCs/>
+                <w:sz w:val="24"/>
+                <w:szCs w:val="24"/>
+                <w:lang w:val="en-US"/>
+              </w:rPr>
+              <w:t>movies["</w:t>
+            </w:r>
+            <w:proofErr w:type="spellStart"/>
+            <w:r>
+              <w:rPr>
+                <w:rFonts w:ascii="Times New Roman" w:hAnsi="Times New Roman" w:cs="Times New Roman"/>
+                <w:iCs/>
+                <w:sz w:val="24"/>
+                <w:szCs w:val="24"/>
+                <w:lang w:val="en-US"/>
+              </w:rPr>
+              <w:t>NormalizedRating</w:t>
+            </w:r>
+            <w:proofErr w:type="spellEnd"/>
+            <w:r>
+              <w:rPr>
+                <w:rFonts w:ascii="Times New Roman" w:hAnsi="Times New Roman" w:cs="Times New Roman"/>
+                <w:iCs/>
+                <w:sz w:val="24"/>
+                <w:szCs w:val="24"/>
+                <w:lang w:val="en-US"/>
+              </w:rPr>
+              <w:t>"] = (</w:t>
+            </w:r>
+          </w:p>
+          <w:p>
+            <w:pPr>
+              <w:rPr>
+                <w:rFonts w:ascii="Times New Roman" w:hAnsi="Times New Roman" w:cs="Times New Roman"/>
+                <w:iCs/>
+                <w:sz w:val="24"/>
+                <w:szCs w:val="24"/>
+                <w:lang w:val="en-US"/>
+              </w:rPr>
+            </w:pPr>
+            <w:r>
+              <w:rPr>
+                <w:rFonts w:ascii="Times New Roman" w:hAnsi="Times New Roman" w:cs="Times New Roman"/>
+                <w:iCs/>
+                <w:sz w:val="24"/>
+                <w:szCs w:val="24"/>
+                <w:lang w:val="en-US"/>
+              </w:rPr>
+              <w:t xml:space="preserve">    (movies["Rating"] - </w:t>
+            </w:r>
+            <w:proofErr w:type="spellStart"/>
+            <w:r>
+              <w:rPr>
+                <w:rFonts w:ascii="Times New Roman" w:hAnsi="Times New Roman" w:cs="Times New Roman"/>
+                <w:iCs/>
+                <w:sz w:val="24"/>
+                <w:szCs w:val="24"/>
+                <w:lang w:val="en-US"/>
+              </w:rPr>
+              <w:t>minimum_rating</w:t>
+            </w:r>
+            <w:proofErr w:type="spellEnd"/>
+            <w:r>
+              <w:rPr>
+                <w:rFonts w:ascii="Times New Roman" w:hAnsi="Times New Roman" w:cs="Times New Roman"/>
+                <w:iCs/>
+                <w:sz w:val="24"/>
+                <w:szCs w:val="24"/>
+                <w:lang w:val="en-US"/>
+              </w:rPr>
+              <w:t>)</w:t>
+            </w:r>
+          </w:p>
+          <w:p>
+            <w:pPr>
+              <w:rPr>
+                <w:rFonts w:ascii="Times New Roman" w:hAnsi="Times New Roman" w:cs="Times New Roman"/>
+                <w:iCs/>
+                <w:sz w:val="24"/>
+                <w:szCs w:val="24"/>
+                <w:lang w:val="en-US"/>
+              </w:rPr>
+            </w:pPr>
+            <w:r>
+              <w:rPr>
+                <w:rFonts w:ascii="Times New Roman" w:hAnsi="Times New Roman" w:cs="Times New Roman"/>
+                <w:iCs/>
+                <w:sz w:val="24"/>
+                <w:szCs w:val="24"/>
+                <w:lang w:val="en-US"/>
+              </w:rPr>
+              <w:t xml:space="preserve">    / (</w:t>
+            </w:r>
+            <w:proofErr w:type="spellStart"/>
+            <w:r>
+              <w:rPr>
+                <w:rFonts w:ascii="Times New Roman" w:hAnsi="Times New Roman" w:cs="Times New Roman"/>
+                <w:iCs/>
+                <w:sz w:val="24"/>
+                <w:szCs w:val="24"/>
+                <w:lang w:val="en-US"/>
+              </w:rPr>
+              <w:t>maximum_rating</w:t>
+            </w:r>
+            <w:proofErr w:type="spellEnd"/>
+            <w:r>
+              <w:rPr>
+                <w:rFonts w:ascii="Times New Roman" w:hAnsi="Times New Roman" w:cs="Times New Roman"/>
+                <w:iCs/>
+                <w:sz w:val="24"/>
+                <w:szCs w:val="24"/>
+                <w:lang w:val="en-US"/>
+              </w:rPr>
+              <w:t xml:space="preserve"> - </w:t>
+            </w:r>
+            <w:proofErr w:type="spellStart"/>
+            <w:r>
+              <w:rPr>
+                <w:rFonts w:ascii="Times New Roman" w:hAnsi="Times New Roman" w:cs="Times New Roman"/>
+                <w:iCs/>
+                <w:sz w:val="24"/>
+                <w:szCs w:val="24"/>
+                <w:lang w:val="en-US"/>
+              </w:rPr>
+              <w:t>minimum_rating</w:t>
+            </w:r>
+            <w:proofErr w:type="spellEnd"/>
+            <w:r>
+              <w:rPr>
+                <w:rFonts w:ascii="Times New Roman" w:hAnsi="Times New Roman" w:cs="Times New Roman"/>
+                <w:iCs/>
+                <w:sz w:val="24"/>
+                <w:szCs w:val="24"/>
+                <w:lang w:val="en-US"/>
+              </w:rPr>
+              <w:t>)</w:t>
             </w:r>
           </w:p>
           <w:p>
@@ -7820,7 +8918,29 @@
                 <w:szCs w:val="24"/>
                 <w:lang w:val="en-US"/>
               </w:rPr>
-              <w:t>print("\nNORMALIZED RATING VALUES")</w:t>
+              <w:t>print("\</w:t>
+            </w:r>
+            <w:proofErr w:type="spellStart"/>
+            <w:r>
+              <w:rPr>
+                <w:rFonts w:ascii="Times New Roman" w:hAnsi="Times New Roman" w:cs="Times New Roman"/>
+                <w:iCs/>
+                <w:sz w:val="24"/>
+                <w:szCs w:val="24"/>
+                <w:lang w:val="en-US"/>
+              </w:rPr>
+              <w:t>nNORMALIZED</w:t>
+            </w:r>
+            <w:proofErr w:type="spellEnd"/>
+            <w:r>
+              <w:rPr>
+                <w:rFonts w:ascii="Times New Roman" w:hAnsi="Times New Roman" w:cs="Times New Roman"/>
+                <w:iCs/>
+                <w:sz w:val="24"/>
+                <w:szCs w:val="24"/>
+                <w:lang w:val="en-US"/>
+              </w:rPr>
+              <w:t xml:space="preserve"> RATING VALUES")</w:t>
             </w:r>
           </w:p>
           <w:p>
@@ -7925,28 +9045,72 @@
                 <w:szCs w:val="24"/>
                 <w:lang w:val="en-US"/>
               </w:rPr>
-              <w:t xml:space="preserve">            "MovieID",</w:t>
-            </w:r>
-          </w:p>
-          <w:p>
-            <w:pPr>
-              <w:rPr>
-                <w:rFonts w:ascii="Times New Roman" w:hAnsi="Times New Roman" w:cs="Times New Roman"/>
-                <w:iCs/>
-                <w:sz w:val="24"/>
-                <w:szCs w:val="24"/>
-                <w:lang w:val="en-US"/>
-              </w:rPr>
-            </w:pPr>
-            <w:r>
-              <w:rPr>
-                <w:rFonts w:ascii="Times New Roman" w:hAnsi="Times New Roman" w:cs="Times New Roman"/>
-                <w:iCs/>
-                <w:sz w:val="24"/>
-                <w:szCs w:val="24"/>
-                <w:lang w:val="en-US"/>
-              </w:rPr>
-              <w:t xml:space="preserve">            "MovieTitle",</w:t>
+              <w:t xml:space="preserve">            "</w:t>
+            </w:r>
+            <w:proofErr w:type="spellStart"/>
+            <w:r>
+              <w:rPr>
+                <w:rFonts w:ascii="Times New Roman" w:hAnsi="Times New Roman" w:cs="Times New Roman"/>
+                <w:iCs/>
+                <w:sz w:val="24"/>
+                <w:szCs w:val="24"/>
+                <w:lang w:val="en-US"/>
+              </w:rPr>
+              <w:t>MovieID</w:t>
+            </w:r>
+            <w:proofErr w:type="spellEnd"/>
+            <w:r>
+              <w:rPr>
+                <w:rFonts w:ascii="Times New Roman" w:hAnsi="Times New Roman" w:cs="Times New Roman"/>
+                <w:iCs/>
+                <w:sz w:val="24"/>
+                <w:szCs w:val="24"/>
+                <w:lang w:val="en-US"/>
+              </w:rPr>
+              <w:t>",</w:t>
+            </w:r>
+          </w:p>
+          <w:p>
+            <w:pPr>
+              <w:rPr>
+                <w:rFonts w:ascii="Times New Roman" w:hAnsi="Times New Roman" w:cs="Times New Roman"/>
+                <w:iCs/>
+                <w:sz w:val="24"/>
+                <w:szCs w:val="24"/>
+                <w:lang w:val="en-US"/>
+              </w:rPr>
+            </w:pPr>
+            <w:r>
+              <w:rPr>
+                <w:rFonts w:ascii="Times New Roman" w:hAnsi="Times New Roman" w:cs="Times New Roman"/>
+                <w:iCs/>
+                <w:sz w:val="24"/>
+                <w:szCs w:val="24"/>
+                <w:lang w:val="en-US"/>
+              </w:rPr>
+              <w:t xml:space="preserve">            "</w:t>
+            </w:r>
+            <w:proofErr w:type="spellStart"/>
+            <w:r>
+              <w:rPr>
+                <w:rFonts w:ascii="Times New Roman" w:hAnsi="Times New Roman" w:cs="Times New Roman"/>
+                <w:iCs/>
+                <w:sz w:val="24"/>
+                <w:szCs w:val="24"/>
+                <w:lang w:val="en-US"/>
+              </w:rPr>
+              <w:t>MovieTitle</w:t>
+            </w:r>
+            <w:proofErr w:type="spellEnd"/>
+            <w:r>
+              <w:rPr>
+                <w:rFonts w:ascii="Times New Roman" w:hAnsi="Times New Roman" w:cs="Times New Roman"/>
+                <w:iCs/>
+                <w:sz w:val="24"/>
+                <w:szCs w:val="24"/>
+                <w:lang w:val="en-US"/>
+              </w:rPr>
+              <w:t>",</w:t>
             </w:r>
           </w:p>
           <w:p>
@@ -7988,7 +9152,29 @@
                 <w:szCs w:val="24"/>
                 <w:lang w:val="en-US"/>
               </w:rPr>
-              <w:t xml:space="preserve">            "NormalizedRating"</w:t>
+              <w:t xml:space="preserve">            "</w:t>
+            </w:r>
+            <w:proofErr w:type="spellStart"/>
+            <w:r>
+              <w:rPr>
+                <w:rFonts w:ascii="Times New Roman" w:hAnsi="Times New Roman" w:cs="Times New Roman"/>
+                <w:iCs/>
+                <w:sz w:val="24"/>
+                <w:szCs w:val="24"/>
+                <w:lang w:val="en-US"/>
+              </w:rPr>
+              <w:t>NormalizedRating</w:t>
+            </w:r>
+            <w:proofErr w:type="spellEnd"/>
+            <w:r>
+              <w:rPr>
+                <w:rFonts w:ascii="Times New Roman" w:hAnsi="Times New Roman" w:cs="Times New Roman"/>
+                <w:iCs/>
+                <w:sz w:val="24"/>
+                <w:szCs w:val="24"/>
+                <w:lang w:val="en-US"/>
+              </w:rPr>
+              <w:t>"</w:t>
             </w:r>
           </w:p>
           <w:p>
@@ -8030,7 +9216,29 @@
                 <w:szCs w:val="24"/>
                 <w:lang w:val="en-US"/>
               </w:rPr>
-              <w:t xml:space="preserve">    ].to_string(index=False)</w:t>
+              <w:t xml:space="preserve">    ].</w:t>
+            </w:r>
+            <w:proofErr w:type="spellStart"/>
+            <w:r>
+              <w:rPr>
+                <w:rFonts w:ascii="Times New Roman" w:hAnsi="Times New Roman" w:cs="Times New Roman"/>
+                <w:iCs/>
+                <w:sz w:val="24"/>
+                <w:szCs w:val="24"/>
+                <w:lang w:val="en-US"/>
+              </w:rPr>
+              <w:t>to_string</w:t>
+            </w:r>
+            <w:proofErr w:type="spellEnd"/>
+            <w:r>
+              <w:rPr>
+                <w:rFonts w:ascii="Times New Roman" w:hAnsi="Times New Roman" w:cs="Times New Roman"/>
+                <w:iCs/>
+                <w:sz w:val="24"/>
+                <w:szCs w:val="24"/>
+                <w:lang w:val="en-US"/>
+              </w:rPr>
+              <w:t>(index=False)</w:t>
             </w:r>
           </w:p>
           <w:p>
@@ -8157,28 +9365,72 @@
                 <w:szCs w:val="24"/>
                 <w:lang w:val="en-US"/>
               </w:rPr>
-              <w:t>movies["EngagementRate"] = (</w:t>
-            </w:r>
-          </w:p>
-          <w:p>
-            <w:pPr>
-              <w:rPr>
-                <w:rFonts w:ascii="Times New Roman" w:hAnsi="Times New Roman" w:cs="Times New Roman"/>
-                <w:iCs/>
-                <w:sz w:val="24"/>
-                <w:szCs w:val="24"/>
-                <w:lang w:val="en-US"/>
-              </w:rPr>
-            </w:pPr>
-            <w:r>
-              <w:rPr>
-                <w:rFonts w:ascii="Times New Roman" w:hAnsi="Times New Roman" w:cs="Times New Roman"/>
-                <w:iCs/>
-                <w:sz w:val="24"/>
-                <w:szCs w:val="24"/>
-                <w:lang w:val="en-US"/>
-              </w:rPr>
-              <w:t xml:space="preserve">    movies["Likes"] / movies["ViewCount"] * 100</w:t>
+              <w:t>movies["</w:t>
+            </w:r>
+            <w:proofErr w:type="spellStart"/>
+            <w:r>
+              <w:rPr>
+                <w:rFonts w:ascii="Times New Roman" w:hAnsi="Times New Roman" w:cs="Times New Roman"/>
+                <w:iCs/>
+                <w:sz w:val="24"/>
+                <w:szCs w:val="24"/>
+                <w:lang w:val="en-US"/>
+              </w:rPr>
+              <w:t>EngagementRate</w:t>
+            </w:r>
+            <w:proofErr w:type="spellEnd"/>
+            <w:r>
+              <w:rPr>
+                <w:rFonts w:ascii="Times New Roman" w:hAnsi="Times New Roman" w:cs="Times New Roman"/>
+                <w:iCs/>
+                <w:sz w:val="24"/>
+                <w:szCs w:val="24"/>
+                <w:lang w:val="en-US"/>
+              </w:rPr>
+              <w:t>"] = (</w:t>
+            </w:r>
+          </w:p>
+          <w:p>
+            <w:pPr>
+              <w:rPr>
+                <w:rFonts w:ascii="Times New Roman" w:hAnsi="Times New Roman" w:cs="Times New Roman"/>
+                <w:iCs/>
+                <w:sz w:val="24"/>
+                <w:szCs w:val="24"/>
+                <w:lang w:val="en-US"/>
+              </w:rPr>
+            </w:pPr>
+            <w:r>
+              <w:rPr>
+                <w:rFonts w:ascii="Times New Roman" w:hAnsi="Times New Roman" w:cs="Times New Roman"/>
+                <w:iCs/>
+                <w:sz w:val="24"/>
+                <w:szCs w:val="24"/>
+                <w:lang w:val="en-US"/>
+              </w:rPr>
+              <w:t xml:space="preserve">    movies["Likes"] / movies["</w:t>
+            </w:r>
+            <w:proofErr w:type="spellStart"/>
+            <w:r>
+              <w:rPr>
+                <w:rFonts w:ascii="Times New Roman" w:hAnsi="Times New Roman" w:cs="Times New Roman"/>
+                <w:iCs/>
+                <w:sz w:val="24"/>
+                <w:szCs w:val="24"/>
+                <w:lang w:val="en-US"/>
+              </w:rPr>
+              <w:t>ViewCount</w:t>
+            </w:r>
+            <w:proofErr w:type="spellEnd"/>
+            <w:r>
+              <w:rPr>
+                <w:rFonts w:ascii="Times New Roman" w:hAnsi="Times New Roman" w:cs="Times New Roman"/>
+                <w:iCs/>
+                <w:sz w:val="24"/>
+                <w:szCs w:val="24"/>
+                <w:lang w:val="en-US"/>
+              </w:rPr>
+              <w:t>"] * 100</w:t>
             </w:r>
           </w:p>
           <w:p>
@@ -8232,7 +9484,29 @@
                 <w:lang w:val="en-US"/>
               </w:rPr>
               <w:lastRenderedPageBreak/>
-              <w:t>print("\nVIEWER ENGAGEMENT")</w:t>
+              <w:t>print("\</w:t>
+            </w:r>
+            <w:proofErr w:type="spellStart"/>
+            <w:r>
+              <w:rPr>
+                <w:rFonts w:ascii="Times New Roman" w:hAnsi="Times New Roman" w:cs="Times New Roman"/>
+                <w:iCs/>
+                <w:sz w:val="24"/>
+                <w:szCs w:val="24"/>
+                <w:lang w:val="en-US"/>
+              </w:rPr>
+              <w:t>nVIEWER</w:t>
+            </w:r>
+            <w:proofErr w:type="spellEnd"/>
+            <w:r>
+              <w:rPr>
+                <w:rFonts w:ascii="Times New Roman" w:hAnsi="Times New Roman" w:cs="Times New Roman"/>
+                <w:iCs/>
+                <w:sz w:val="24"/>
+                <w:szCs w:val="24"/>
+                <w:lang w:val="en-US"/>
+              </w:rPr>
+              <w:t xml:space="preserve"> ENGAGEMENT")</w:t>
             </w:r>
           </w:p>
           <w:p>
@@ -8337,28 +9611,72 @@
                 <w:szCs w:val="24"/>
                 <w:lang w:val="en-US"/>
               </w:rPr>
-              <w:t xml:space="preserve">            "MovieTitle",</w:t>
-            </w:r>
-          </w:p>
-          <w:p>
-            <w:pPr>
-              <w:rPr>
-                <w:rFonts w:ascii="Times New Roman" w:hAnsi="Times New Roman" w:cs="Times New Roman"/>
-                <w:iCs/>
-                <w:sz w:val="24"/>
-                <w:szCs w:val="24"/>
-                <w:lang w:val="en-US"/>
-              </w:rPr>
-            </w:pPr>
-            <w:r>
-              <w:rPr>
-                <w:rFonts w:ascii="Times New Roman" w:hAnsi="Times New Roman" w:cs="Times New Roman"/>
-                <w:iCs/>
-                <w:sz w:val="24"/>
-                <w:szCs w:val="24"/>
-                <w:lang w:val="en-US"/>
-              </w:rPr>
-              <w:t xml:space="preserve">            "ViewCount",</w:t>
+              <w:t xml:space="preserve">            "</w:t>
+            </w:r>
+            <w:proofErr w:type="spellStart"/>
+            <w:r>
+              <w:rPr>
+                <w:rFonts w:ascii="Times New Roman" w:hAnsi="Times New Roman" w:cs="Times New Roman"/>
+                <w:iCs/>
+                <w:sz w:val="24"/>
+                <w:szCs w:val="24"/>
+                <w:lang w:val="en-US"/>
+              </w:rPr>
+              <w:t>MovieTitle</w:t>
+            </w:r>
+            <w:proofErr w:type="spellEnd"/>
+            <w:r>
+              <w:rPr>
+                <w:rFonts w:ascii="Times New Roman" w:hAnsi="Times New Roman" w:cs="Times New Roman"/>
+                <w:iCs/>
+                <w:sz w:val="24"/>
+                <w:szCs w:val="24"/>
+                <w:lang w:val="en-US"/>
+              </w:rPr>
+              <w:t>",</w:t>
+            </w:r>
+          </w:p>
+          <w:p>
+            <w:pPr>
+              <w:rPr>
+                <w:rFonts w:ascii="Times New Roman" w:hAnsi="Times New Roman" w:cs="Times New Roman"/>
+                <w:iCs/>
+                <w:sz w:val="24"/>
+                <w:szCs w:val="24"/>
+                <w:lang w:val="en-US"/>
+              </w:rPr>
+            </w:pPr>
+            <w:r>
+              <w:rPr>
+                <w:rFonts w:ascii="Times New Roman" w:hAnsi="Times New Roman" w:cs="Times New Roman"/>
+                <w:iCs/>
+                <w:sz w:val="24"/>
+                <w:szCs w:val="24"/>
+                <w:lang w:val="en-US"/>
+              </w:rPr>
+              <w:t xml:space="preserve">            "</w:t>
+            </w:r>
+            <w:proofErr w:type="spellStart"/>
+            <w:r>
+              <w:rPr>
+                <w:rFonts w:ascii="Times New Roman" w:hAnsi="Times New Roman" w:cs="Times New Roman"/>
+                <w:iCs/>
+                <w:sz w:val="24"/>
+                <w:szCs w:val="24"/>
+                <w:lang w:val="en-US"/>
+              </w:rPr>
+              <w:t>ViewCount</w:t>
+            </w:r>
+            <w:proofErr w:type="spellEnd"/>
+            <w:r>
+              <w:rPr>
+                <w:rFonts w:ascii="Times New Roman" w:hAnsi="Times New Roman" w:cs="Times New Roman"/>
+                <w:iCs/>
+                <w:sz w:val="24"/>
+                <w:szCs w:val="24"/>
+                <w:lang w:val="en-US"/>
+              </w:rPr>
+              <w:t>",</w:t>
             </w:r>
           </w:p>
           <w:p>
@@ -8400,7 +9718,29 @@
                 <w:szCs w:val="24"/>
                 <w:lang w:val="en-US"/>
               </w:rPr>
-              <w:t xml:space="preserve">            "EngagementRate"</w:t>
+              <w:t xml:space="preserve">            "</w:t>
+            </w:r>
+            <w:proofErr w:type="spellStart"/>
+            <w:r>
+              <w:rPr>
+                <w:rFonts w:ascii="Times New Roman" w:hAnsi="Times New Roman" w:cs="Times New Roman"/>
+                <w:iCs/>
+                <w:sz w:val="24"/>
+                <w:szCs w:val="24"/>
+                <w:lang w:val="en-US"/>
+              </w:rPr>
+              <w:t>EngagementRate</w:t>
+            </w:r>
+            <w:proofErr w:type="spellEnd"/>
+            <w:r>
+              <w:rPr>
+                <w:rFonts w:ascii="Times New Roman" w:hAnsi="Times New Roman" w:cs="Times New Roman"/>
+                <w:iCs/>
+                <w:sz w:val="24"/>
+                <w:szCs w:val="24"/>
+                <w:lang w:val="en-US"/>
+              </w:rPr>
+              <w:t>"</w:t>
             </w:r>
           </w:p>
           <w:p>
@@ -8442,7 +9782,29 @@
                 <w:szCs w:val="24"/>
                 <w:lang w:val="en-US"/>
               </w:rPr>
-              <w:t xml:space="preserve">    ].to_string(index=False)</w:t>
+              <w:t xml:space="preserve">    ].</w:t>
+            </w:r>
+            <w:proofErr w:type="spellStart"/>
+            <w:r>
+              <w:rPr>
+                <w:rFonts w:ascii="Times New Roman" w:hAnsi="Times New Roman" w:cs="Times New Roman"/>
+                <w:iCs/>
+                <w:sz w:val="24"/>
+                <w:szCs w:val="24"/>
+                <w:lang w:val="en-US"/>
+              </w:rPr>
+              <w:t>to_string</w:t>
+            </w:r>
+            <w:proofErr w:type="spellEnd"/>
+            <w:r>
+              <w:rPr>
+                <w:rFonts w:ascii="Times New Roman" w:hAnsi="Times New Roman" w:cs="Times New Roman"/>
+                <w:iCs/>
+                <w:sz w:val="24"/>
+                <w:szCs w:val="24"/>
+                <w:lang w:val="en-US"/>
+              </w:rPr>
+              <w:t>(index=False)</w:t>
             </w:r>
           </w:p>
           <w:p>
@@ -8561,69 +9923,159 @@
                 <w:lang w:val="en-US"/>
               </w:rPr>
             </w:pPr>
-            <w:r>
-              <w:rPr>
-                <w:rFonts w:ascii="Times New Roman" w:hAnsi="Times New Roman" w:cs="Times New Roman"/>
-                <w:iCs/>
-                <w:sz w:val="24"/>
-                <w:szCs w:val="24"/>
-                <w:lang w:val="en-US"/>
-              </w:rPr>
-              <w:t>maximum_engagement = movies["EngagementRate"].max()</w:t>
-            </w:r>
-          </w:p>
-          <w:p>
-            <w:pPr>
-              <w:rPr>
-                <w:rFonts w:ascii="Times New Roman" w:hAnsi="Times New Roman" w:cs="Times New Roman"/>
-                <w:iCs/>
-                <w:sz w:val="24"/>
-                <w:szCs w:val="24"/>
-                <w:lang w:val="en-US"/>
-              </w:rPr>
-            </w:pPr>
-          </w:p>
-          <w:p>
-            <w:pPr>
-              <w:rPr>
-                <w:rFonts w:ascii="Times New Roman" w:hAnsi="Times New Roman" w:cs="Times New Roman"/>
-                <w:iCs/>
-                <w:sz w:val="24"/>
-                <w:szCs w:val="24"/>
-                <w:lang w:val="en-US"/>
-              </w:rPr>
-            </w:pPr>
-            <w:r>
-              <w:rPr>
-                <w:rFonts w:ascii="Times New Roman" w:hAnsi="Times New Roman" w:cs="Times New Roman"/>
-                <w:iCs/>
-                <w:sz w:val="24"/>
-                <w:szCs w:val="24"/>
-                <w:lang w:val="en-US"/>
-              </w:rPr>
-              <w:t>movies["NormalizedEngagement"] = (</w:t>
-            </w:r>
-          </w:p>
-          <w:p>
-            <w:pPr>
-              <w:rPr>
-                <w:rFonts w:ascii="Times New Roman" w:hAnsi="Times New Roman" w:cs="Times New Roman"/>
-                <w:iCs/>
-                <w:sz w:val="24"/>
-                <w:szCs w:val="24"/>
-                <w:lang w:val="en-US"/>
-              </w:rPr>
-            </w:pPr>
-            <w:r>
-              <w:rPr>
-                <w:rFonts w:ascii="Times New Roman" w:hAnsi="Times New Roman" w:cs="Times New Roman"/>
-                <w:iCs/>
-                <w:sz w:val="24"/>
-                <w:szCs w:val="24"/>
-                <w:lang w:val="en-US"/>
-              </w:rPr>
-              <w:t xml:space="preserve">    movies["EngagementRate"] / maximum_engagement</w:t>
-            </w:r>
+            <w:proofErr w:type="spellStart"/>
+            <w:r>
+              <w:rPr>
+                <w:rFonts w:ascii="Times New Roman" w:hAnsi="Times New Roman" w:cs="Times New Roman"/>
+                <w:iCs/>
+                <w:sz w:val="24"/>
+                <w:szCs w:val="24"/>
+                <w:lang w:val="en-US"/>
+              </w:rPr>
+              <w:t>maximum_engagement</w:t>
+            </w:r>
+            <w:proofErr w:type="spellEnd"/>
+            <w:r>
+              <w:rPr>
+                <w:rFonts w:ascii="Times New Roman" w:hAnsi="Times New Roman" w:cs="Times New Roman"/>
+                <w:iCs/>
+                <w:sz w:val="24"/>
+                <w:szCs w:val="24"/>
+                <w:lang w:val="en-US"/>
+              </w:rPr>
+              <w:t xml:space="preserve"> = movies["</w:t>
+            </w:r>
+            <w:proofErr w:type="spellStart"/>
+            <w:r>
+              <w:rPr>
+                <w:rFonts w:ascii="Times New Roman" w:hAnsi="Times New Roman" w:cs="Times New Roman"/>
+                <w:iCs/>
+                <w:sz w:val="24"/>
+                <w:szCs w:val="24"/>
+                <w:lang w:val="en-US"/>
+              </w:rPr>
+              <w:t>EngagementRate</w:t>
+            </w:r>
+            <w:proofErr w:type="spellEnd"/>
+            <w:r>
+              <w:rPr>
+                <w:rFonts w:ascii="Times New Roman" w:hAnsi="Times New Roman" w:cs="Times New Roman"/>
+                <w:iCs/>
+                <w:sz w:val="24"/>
+                <w:szCs w:val="24"/>
+                <w:lang w:val="en-US"/>
+              </w:rPr>
+              <w:t>"].max()</w:t>
+            </w:r>
+          </w:p>
+          <w:p>
+            <w:pPr>
+              <w:rPr>
+                <w:rFonts w:ascii="Times New Roman" w:hAnsi="Times New Roman" w:cs="Times New Roman"/>
+                <w:iCs/>
+                <w:sz w:val="24"/>
+                <w:szCs w:val="24"/>
+                <w:lang w:val="en-US"/>
+              </w:rPr>
+            </w:pPr>
+          </w:p>
+          <w:p>
+            <w:pPr>
+              <w:rPr>
+                <w:rFonts w:ascii="Times New Roman" w:hAnsi="Times New Roman" w:cs="Times New Roman"/>
+                <w:iCs/>
+                <w:sz w:val="24"/>
+                <w:szCs w:val="24"/>
+                <w:lang w:val="en-US"/>
+              </w:rPr>
+            </w:pPr>
+            <w:r>
+              <w:rPr>
+                <w:rFonts w:ascii="Times New Roman" w:hAnsi="Times New Roman" w:cs="Times New Roman"/>
+                <w:iCs/>
+                <w:sz w:val="24"/>
+                <w:szCs w:val="24"/>
+                <w:lang w:val="en-US"/>
+              </w:rPr>
+              <w:t>movies["</w:t>
+            </w:r>
+            <w:proofErr w:type="spellStart"/>
+            <w:r>
+              <w:rPr>
+                <w:rFonts w:ascii="Times New Roman" w:hAnsi="Times New Roman" w:cs="Times New Roman"/>
+                <w:iCs/>
+                <w:sz w:val="24"/>
+                <w:szCs w:val="24"/>
+                <w:lang w:val="en-US"/>
+              </w:rPr>
+              <w:t>NormalizedEngagement</w:t>
+            </w:r>
+            <w:proofErr w:type="spellEnd"/>
+            <w:r>
+              <w:rPr>
+                <w:rFonts w:ascii="Times New Roman" w:hAnsi="Times New Roman" w:cs="Times New Roman"/>
+                <w:iCs/>
+                <w:sz w:val="24"/>
+                <w:szCs w:val="24"/>
+                <w:lang w:val="en-US"/>
+              </w:rPr>
+              <w:t>"] = (</w:t>
+            </w:r>
+          </w:p>
+          <w:p>
+            <w:pPr>
+              <w:rPr>
+                <w:rFonts w:ascii="Times New Roman" w:hAnsi="Times New Roman" w:cs="Times New Roman"/>
+                <w:iCs/>
+                <w:sz w:val="24"/>
+                <w:szCs w:val="24"/>
+                <w:lang w:val="en-US"/>
+              </w:rPr>
+            </w:pPr>
+            <w:r>
+              <w:rPr>
+                <w:rFonts w:ascii="Times New Roman" w:hAnsi="Times New Roman" w:cs="Times New Roman"/>
+                <w:iCs/>
+                <w:sz w:val="24"/>
+                <w:szCs w:val="24"/>
+                <w:lang w:val="en-US"/>
+              </w:rPr>
+              <w:t xml:space="preserve">    movies["</w:t>
+            </w:r>
+            <w:proofErr w:type="spellStart"/>
+            <w:r>
+              <w:rPr>
+                <w:rFonts w:ascii="Times New Roman" w:hAnsi="Times New Roman" w:cs="Times New Roman"/>
+                <w:iCs/>
+                <w:sz w:val="24"/>
+                <w:szCs w:val="24"/>
+                <w:lang w:val="en-US"/>
+              </w:rPr>
+              <w:t>EngagementRate</w:t>
+            </w:r>
+            <w:proofErr w:type="spellEnd"/>
+            <w:r>
+              <w:rPr>
+                <w:rFonts w:ascii="Times New Roman" w:hAnsi="Times New Roman" w:cs="Times New Roman"/>
+                <w:iCs/>
+                <w:sz w:val="24"/>
+                <w:szCs w:val="24"/>
+                <w:lang w:val="en-US"/>
+              </w:rPr>
+              <w:t xml:space="preserve">"] / </w:t>
+            </w:r>
+            <w:proofErr w:type="spellStart"/>
+            <w:r>
+              <w:rPr>
+                <w:rFonts w:ascii="Times New Roman" w:hAnsi="Times New Roman" w:cs="Times New Roman"/>
+                <w:iCs/>
+                <w:sz w:val="24"/>
+                <w:szCs w:val="24"/>
+                <w:lang w:val="en-US"/>
+              </w:rPr>
+              <w:t>maximum_engagement</w:t>
+            </w:r>
+            <w:proofErr w:type="spellEnd"/>
           </w:p>
           <w:p>
             <w:pPr>
@@ -8675,49 +10127,115 @@
                 <w:szCs w:val="24"/>
                 <w:lang w:val="en-US"/>
               </w:rPr>
-              <w:t>movies["PopularityScore"] = (</w:t>
-            </w:r>
-          </w:p>
-          <w:p>
-            <w:pPr>
-              <w:rPr>
-                <w:rFonts w:ascii="Times New Roman" w:hAnsi="Times New Roman" w:cs="Times New Roman"/>
-                <w:iCs/>
-                <w:sz w:val="24"/>
-                <w:szCs w:val="24"/>
-                <w:lang w:val="en-US"/>
-              </w:rPr>
-            </w:pPr>
-            <w:r>
-              <w:rPr>
-                <w:rFonts w:ascii="Times New Roman" w:hAnsi="Times New Roman" w:cs="Times New Roman"/>
-                <w:iCs/>
-                <w:sz w:val="24"/>
-                <w:szCs w:val="24"/>
-                <w:lang w:val="en-US"/>
-              </w:rPr>
-              <w:t xml:space="preserve">    movies["NormalizedRating"] * 0.60</w:t>
-            </w:r>
-          </w:p>
-          <w:p>
-            <w:pPr>
-              <w:rPr>
-                <w:rFonts w:ascii="Times New Roman" w:hAnsi="Times New Roman" w:cs="Times New Roman"/>
-                <w:iCs/>
-                <w:sz w:val="24"/>
-                <w:szCs w:val="24"/>
-                <w:lang w:val="en-US"/>
-              </w:rPr>
-            </w:pPr>
-            <w:r>
-              <w:rPr>
-                <w:rFonts w:ascii="Times New Roman" w:hAnsi="Times New Roman" w:cs="Times New Roman"/>
-                <w:iCs/>
-                <w:sz w:val="24"/>
-                <w:szCs w:val="24"/>
-                <w:lang w:val="en-US"/>
-              </w:rPr>
-              <w:t xml:space="preserve">    + movies["NormalizedEngagement"] * 0.40</w:t>
+              <w:t>movies["</w:t>
+            </w:r>
+            <w:proofErr w:type="spellStart"/>
+            <w:r>
+              <w:rPr>
+                <w:rFonts w:ascii="Times New Roman" w:hAnsi="Times New Roman" w:cs="Times New Roman"/>
+                <w:iCs/>
+                <w:sz w:val="24"/>
+                <w:szCs w:val="24"/>
+                <w:lang w:val="en-US"/>
+              </w:rPr>
+              <w:t>PopularityScore</w:t>
+            </w:r>
+            <w:proofErr w:type="spellEnd"/>
+            <w:r>
+              <w:rPr>
+                <w:rFonts w:ascii="Times New Roman" w:hAnsi="Times New Roman" w:cs="Times New Roman"/>
+                <w:iCs/>
+                <w:sz w:val="24"/>
+                <w:szCs w:val="24"/>
+                <w:lang w:val="en-US"/>
+              </w:rPr>
+              <w:t>"] = (</w:t>
+            </w:r>
+          </w:p>
+          <w:p>
+            <w:pPr>
+              <w:rPr>
+                <w:rFonts w:ascii="Times New Roman" w:hAnsi="Times New Roman" w:cs="Times New Roman"/>
+                <w:iCs/>
+                <w:sz w:val="24"/>
+                <w:szCs w:val="24"/>
+                <w:lang w:val="en-US"/>
+              </w:rPr>
+            </w:pPr>
+            <w:r>
+              <w:rPr>
+                <w:rFonts w:ascii="Times New Roman" w:hAnsi="Times New Roman" w:cs="Times New Roman"/>
+                <w:iCs/>
+                <w:sz w:val="24"/>
+                <w:szCs w:val="24"/>
+                <w:lang w:val="en-US"/>
+              </w:rPr>
+              <w:t xml:space="preserve">    movies["</w:t>
+            </w:r>
+            <w:proofErr w:type="spellStart"/>
+            <w:r>
+              <w:rPr>
+                <w:rFonts w:ascii="Times New Roman" w:hAnsi="Times New Roman" w:cs="Times New Roman"/>
+                <w:iCs/>
+                <w:sz w:val="24"/>
+                <w:szCs w:val="24"/>
+                <w:lang w:val="en-US"/>
+              </w:rPr>
+              <w:t>NormalizedRating</w:t>
+            </w:r>
+            <w:proofErr w:type="spellEnd"/>
+            <w:r>
+              <w:rPr>
+                <w:rFonts w:ascii="Times New Roman" w:hAnsi="Times New Roman" w:cs="Times New Roman"/>
+                <w:iCs/>
+                <w:sz w:val="24"/>
+                <w:szCs w:val="24"/>
+                <w:lang w:val="en-US"/>
+              </w:rPr>
+              <w:t>"] * 0.60</w:t>
+            </w:r>
+          </w:p>
+          <w:p>
+            <w:pPr>
+              <w:rPr>
+                <w:rFonts w:ascii="Times New Roman" w:hAnsi="Times New Roman" w:cs="Times New Roman"/>
+                <w:iCs/>
+                <w:sz w:val="24"/>
+                <w:szCs w:val="24"/>
+                <w:lang w:val="en-US"/>
+              </w:rPr>
+            </w:pPr>
+            <w:r>
+              <w:rPr>
+                <w:rFonts w:ascii="Times New Roman" w:hAnsi="Times New Roman" w:cs="Times New Roman"/>
+                <w:iCs/>
+                <w:sz w:val="24"/>
+                <w:szCs w:val="24"/>
+                <w:lang w:val="en-US"/>
+              </w:rPr>
+              <w:t xml:space="preserve">    + movies["</w:t>
+            </w:r>
+            <w:proofErr w:type="spellStart"/>
+            <w:r>
+              <w:rPr>
+                <w:rFonts w:ascii="Times New Roman" w:hAnsi="Times New Roman" w:cs="Times New Roman"/>
+                <w:iCs/>
+                <w:sz w:val="24"/>
+                <w:szCs w:val="24"/>
+                <w:lang w:val="en-US"/>
+              </w:rPr>
+              <w:t>NormalizedEngagement</w:t>
+            </w:r>
+            <w:proofErr w:type="spellEnd"/>
+            <w:r>
+              <w:rPr>
+                <w:rFonts w:ascii="Times New Roman" w:hAnsi="Times New Roman" w:cs="Times New Roman"/>
+                <w:iCs/>
+                <w:sz w:val="24"/>
+                <w:szCs w:val="24"/>
+                <w:lang w:val="en-US"/>
+              </w:rPr>
+              <w:t>"] * 0.40</w:t>
             </w:r>
           </w:p>
           <w:p>
@@ -8844,28 +10362,72 @@
                 <w:szCs w:val="24"/>
                 <w:lang w:val="en-US"/>
               </w:rPr>
-              <w:t>movies = movies.sort_values(</w:t>
-            </w:r>
-          </w:p>
-          <w:p>
-            <w:pPr>
-              <w:rPr>
-                <w:rFonts w:ascii="Times New Roman" w:hAnsi="Times New Roman" w:cs="Times New Roman"/>
-                <w:iCs/>
-                <w:sz w:val="24"/>
-                <w:szCs w:val="24"/>
-                <w:lang w:val="en-US"/>
-              </w:rPr>
-            </w:pPr>
-            <w:r>
-              <w:rPr>
-                <w:rFonts w:ascii="Times New Roman" w:hAnsi="Times New Roman" w:cs="Times New Roman"/>
-                <w:iCs/>
-                <w:sz w:val="24"/>
-                <w:szCs w:val="24"/>
-                <w:lang w:val="en-US"/>
-              </w:rPr>
-              <w:t xml:space="preserve">    by=["PopularityScore", "Rating"],</w:t>
+              <w:t xml:space="preserve">movies = </w:t>
+            </w:r>
+            <w:proofErr w:type="spellStart"/>
+            <w:r>
+              <w:rPr>
+                <w:rFonts w:ascii="Times New Roman" w:hAnsi="Times New Roman" w:cs="Times New Roman"/>
+                <w:iCs/>
+                <w:sz w:val="24"/>
+                <w:szCs w:val="24"/>
+                <w:lang w:val="en-US"/>
+              </w:rPr>
+              <w:t>movies.sort_values</w:t>
+            </w:r>
+            <w:proofErr w:type="spellEnd"/>
+            <w:r>
+              <w:rPr>
+                <w:rFonts w:ascii="Times New Roman" w:hAnsi="Times New Roman" w:cs="Times New Roman"/>
+                <w:iCs/>
+                <w:sz w:val="24"/>
+                <w:szCs w:val="24"/>
+                <w:lang w:val="en-US"/>
+              </w:rPr>
+              <w:t>(</w:t>
+            </w:r>
+          </w:p>
+          <w:p>
+            <w:pPr>
+              <w:rPr>
+                <w:rFonts w:ascii="Times New Roman" w:hAnsi="Times New Roman" w:cs="Times New Roman"/>
+                <w:iCs/>
+                <w:sz w:val="24"/>
+                <w:szCs w:val="24"/>
+                <w:lang w:val="en-US"/>
+              </w:rPr>
+            </w:pPr>
+            <w:r>
+              <w:rPr>
+                <w:rFonts w:ascii="Times New Roman" w:hAnsi="Times New Roman" w:cs="Times New Roman"/>
+                <w:iCs/>
+                <w:sz w:val="24"/>
+                <w:szCs w:val="24"/>
+                <w:lang w:val="en-US"/>
+              </w:rPr>
+              <w:t xml:space="preserve">    by=["</w:t>
+            </w:r>
+            <w:proofErr w:type="spellStart"/>
+            <w:r>
+              <w:rPr>
+                <w:rFonts w:ascii="Times New Roman" w:hAnsi="Times New Roman" w:cs="Times New Roman"/>
+                <w:iCs/>
+                <w:sz w:val="24"/>
+                <w:szCs w:val="24"/>
+                <w:lang w:val="en-US"/>
+              </w:rPr>
+              <w:t>PopularityScore</w:t>
+            </w:r>
+            <w:proofErr w:type="spellEnd"/>
+            <w:r>
+              <w:rPr>
+                <w:rFonts w:ascii="Times New Roman" w:hAnsi="Times New Roman" w:cs="Times New Roman"/>
+                <w:iCs/>
+                <w:sz w:val="24"/>
+                <w:szCs w:val="24"/>
+                <w:lang w:val="en-US"/>
+              </w:rPr>
+              <w:t>", "Rating"],</w:t>
             </w:r>
           </w:p>
           <w:p>
@@ -8907,71 +10469,159 @@
                 <w:szCs w:val="24"/>
                 <w:lang w:val="en-US"/>
               </w:rPr>
-              <w:t>).reset_index(drop=True)</w:t>
-            </w:r>
-          </w:p>
-          <w:p>
-            <w:pPr>
-              <w:rPr>
-                <w:rFonts w:ascii="Times New Roman" w:hAnsi="Times New Roman" w:cs="Times New Roman"/>
-                <w:iCs/>
-                <w:sz w:val="24"/>
-                <w:szCs w:val="24"/>
-                <w:lang w:val="en-US"/>
-              </w:rPr>
-            </w:pPr>
-          </w:p>
-          <w:p>
-            <w:pPr>
-              <w:rPr>
-                <w:rFonts w:ascii="Times New Roman" w:hAnsi="Times New Roman" w:cs="Times New Roman"/>
-                <w:iCs/>
-                <w:sz w:val="24"/>
-                <w:szCs w:val="24"/>
-                <w:lang w:val="en-US"/>
-              </w:rPr>
-            </w:pPr>
-            <w:r>
-              <w:rPr>
-                <w:rFonts w:ascii="Times New Roman" w:hAnsi="Times New Roman" w:cs="Times New Roman"/>
-                <w:iCs/>
-                <w:sz w:val="24"/>
-                <w:szCs w:val="24"/>
-                <w:lang w:val="en-US"/>
-              </w:rPr>
-              <w:t>movies["PopularityRank"] = range(1, len(movies) + 1)</w:t>
-            </w:r>
-          </w:p>
-          <w:p>
-            <w:pPr>
-              <w:rPr>
-                <w:rFonts w:ascii="Times New Roman" w:hAnsi="Times New Roman" w:cs="Times New Roman"/>
-                <w:iCs/>
-                <w:sz w:val="24"/>
-                <w:szCs w:val="24"/>
-                <w:lang w:val="en-US"/>
-              </w:rPr>
-            </w:pPr>
-          </w:p>
-          <w:p>
-            <w:pPr>
-              <w:rPr>
-                <w:rFonts w:ascii="Times New Roman" w:hAnsi="Times New Roman" w:cs="Times New Roman"/>
-                <w:iCs/>
-                <w:sz w:val="24"/>
-                <w:szCs w:val="24"/>
-                <w:lang w:val="en-US"/>
-              </w:rPr>
-            </w:pPr>
-            <w:r>
-              <w:rPr>
-                <w:rFonts w:ascii="Times New Roman" w:hAnsi="Times New Roman" w:cs="Times New Roman"/>
-                <w:iCs/>
-                <w:sz w:val="24"/>
-                <w:szCs w:val="24"/>
-                <w:lang w:val="en-US"/>
-              </w:rPr>
-              <w:t>print("\nTOP-RATED AND POPULAR MOVIES")</w:t>
+              <w:t>).</w:t>
+            </w:r>
+            <w:proofErr w:type="spellStart"/>
+            <w:r>
+              <w:rPr>
+                <w:rFonts w:ascii="Times New Roman" w:hAnsi="Times New Roman" w:cs="Times New Roman"/>
+                <w:iCs/>
+                <w:sz w:val="24"/>
+                <w:szCs w:val="24"/>
+                <w:lang w:val="en-US"/>
+              </w:rPr>
+              <w:t>reset_index</w:t>
+            </w:r>
+            <w:proofErr w:type="spellEnd"/>
+            <w:r>
+              <w:rPr>
+                <w:rFonts w:ascii="Times New Roman" w:hAnsi="Times New Roman" w:cs="Times New Roman"/>
+                <w:iCs/>
+                <w:sz w:val="24"/>
+                <w:szCs w:val="24"/>
+                <w:lang w:val="en-US"/>
+              </w:rPr>
+              <w:t>(drop=True)</w:t>
+            </w:r>
+          </w:p>
+          <w:p>
+            <w:pPr>
+              <w:rPr>
+                <w:rFonts w:ascii="Times New Roman" w:hAnsi="Times New Roman" w:cs="Times New Roman"/>
+                <w:iCs/>
+                <w:sz w:val="24"/>
+                <w:szCs w:val="24"/>
+                <w:lang w:val="en-US"/>
+              </w:rPr>
+            </w:pPr>
+          </w:p>
+          <w:p>
+            <w:pPr>
+              <w:rPr>
+                <w:rFonts w:ascii="Times New Roman" w:hAnsi="Times New Roman" w:cs="Times New Roman"/>
+                <w:iCs/>
+                <w:sz w:val="24"/>
+                <w:szCs w:val="24"/>
+                <w:lang w:val="en-US"/>
+              </w:rPr>
+            </w:pPr>
+            <w:r>
+              <w:rPr>
+                <w:rFonts w:ascii="Times New Roman" w:hAnsi="Times New Roman" w:cs="Times New Roman"/>
+                <w:iCs/>
+                <w:sz w:val="24"/>
+                <w:szCs w:val="24"/>
+                <w:lang w:val="en-US"/>
+              </w:rPr>
+              <w:t>movies["</w:t>
+            </w:r>
+            <w:proofErr w:type="spellStart"/>
+            <w:r>
+              <w:rPr>
+                <w:rFonts w:ascii="Times New Roman" w:hAnsi="Times New Roman" w:cs="Times New Roman"/>
+                <w:iCs/>
+                <w:sz w:val="24"/>
+                <w:szCs w:val="24"/>
+                <w:lang w:val="en-US"/>
+              </w:rPr>
+              <w:t>PopularityRank</w:t>
+            </w:r>
+            <w:proofErr w:type="spellEnd"/>
+            <w:r>
+              <w:rPr>
+                <w:rFonts w:ascii="Times New Roman" w:hAnsi="Times New Roman" w:cs="Times New Roman"/>
+                <w:iCs/>
+                <w:sz w:val="24"/>
+                <w:szCs w:val="24"/>
+                <w:lang w:val="en-US"/>
+              </w:rPr>
+              <w:t xml:space="preserve">"] = range(1, </w:t>
+            </w:r>
+            <w:proofErr w:type="spellStart"/>
+            <w:r>
+              <w:rPr>
+                <w:rFonts w:ascii="Times New Roman" w:hAnsi="Times New Roman" w:cs="Times New Roman"/>
+                <w:iCs/>
+                <w:sz w:val="24"/>
+                <w:szCs w:val="24"/>
+                <w:lang w:val="en-US"/>
+              </w:rPr>
+              <w:t>len</w:t>
+            </w:r>
+            <w:proofErr w:type="spellEnd"/>
+            <w:r>
+              <w:rPr>
+                <w:rFonts w:ascii="Times New Roman" w:hAnsi="Times New Roman" w:cs="Times New Roman"/>
+                <w:iCs/>
+                <w:sz w:val="24"/>
+                <w:szCs w:val="24"/>
+                <w:lang w:val="en-US"/>
+              </w:rPr>
+              <w:t>(movies) + 1)</w:t>
+            </w:r>
+          </w:p>
+          <w:p>
+            <w:pPr>
+              <w:rPr>
+                <w:rFonts w:ascii="Times New Roman" w:hAnsi="Times New Roman" w:cs="Times New Roman"/>
+                <w:iCs/>
+                <w:sz w:val="24"/>
+                <w:szCs w:val="24"/>
+                <w:lang w:val="en-US"/>
+              </w:rPr>
+            </w:pPr>
+          </w:p>
+          <w:p>
+            <w:pPr>
+              <w:rPr>
+                <w:rFonts w:ascii="Times New Roman" w:hAnsi="Times New Roman" w:cs="Times New Roman"/>
+                <w:iCs/>
+                <w:sz w:val="24"/>
+                <w:szCs w:val="24"/>
+                <w:lang w:val="en-US"/>
+              </w:rPr>
+            </w:pPr>
+            <w:r>
+              <w:rPr>
+                <w:rFonts w:ascii="Times New Roman" w:hAnsi="Times New Roman" w:cs="Times New Roman"/>
+                <w:iCs/>
+                <w:sz w:val="24"/>
+                <w:szCs w:val="24"/>
+                <w:lang w:val="en-US"/>
+              </w:rPr>
+              <w:t>print("\</w:t>
+            </w:r>
+            <w:proofErr w:type="spellStart"/>
+            <w:r>
+              <w:rPr>
+                <w:rFonts w:ascii="Times New Roman" w:hAnsi="Times New Roman" w:cs="Times New Roman"/>
+                <w:iCs/>
+                <w:sz w:val="24"/>
+                <w:szCs w:val="24"/>
+                <w:lang w:val="en-US"/>
+              </w:rPr>
+              <w:t>nTOP</w:t>
+            </w:r>
+            <w:proofErr w:type="spellEnd"/>
+            <w:r>
+              <w:rPr>
+                <w:rFonts w:ascii="Times New Roman" w:hAnsi="Times New Roman" w:cs="Times New Roman"/>
+                <w:iCs/>
+                <w:sz w:val="24"/>
+                <w:szCs w:val="24"/>
+                <w:lang w:val="en-US"/>
+              </w:rPr>
+              <w:t>-RATED AND POPULAR MOVIES")</w:t>
             </w:r>
           </w:p>
           <w:p>
@@ -9076,49 +10726,115 @@
                 <w:szCs w:val="24"/>
                 <w:lang w:val="en-US"/>
               </w:rPr>
-              <w:t xml:space="preserve">            "PopularityRank",</w:t>
-            </w:r>
-          </w:p>
-          <w:p>
-            <w:pPr>
-              <w:rPr>
-                <w:rFonts w:ascii="Times New Roman" w:hAnsi="Times New Roman" w:cs="Times New Roman"/>
-                <w:iCs/>
-                <w:sz w:val="24"/>
-                <w:szCs w:val="24"/>
-                <w:lang w:val="en-US"/>
-              </w:rPr>
-            </w:pPr>
-            <w:r>
-              <w:rPr>
-                <w:rFonts w:ascii="Times New Roman" w:hAnsi="Times New Roman" w:cs="Times New Roman"/>
-                <w:iCs/>
-                <w:sz w:val="24"/>
-                <w:szCs w:val="24"/>
-                <w:lang w:val="en-US"/>
-              </w:rPr>
-              <w:t xml:space="preserve">            "MovieID",</w:t>
-            </w:r>
-          </w:p>
-          <w:p>
-            <w:pPr>
-              <w:rPr>
-                <w:rFonts w:ascii="Times New Roman" w:hAnsi="Times New Roman" w:cs="Times New Roman"/>
-                <w:iCs/>
-                <w:sz w:val="24"/>
-                <w:szCs w:val="24"/>
-                <w:lang w:val="en-US"/>
-              </w:rPr>
-            </w:pPr>
-            <w:r>
-              <w:rPr>
-                <w:rFonts w:ascii="Times New Roman" w:hAnsi="Times New Roman" w:cs="Times New Roman"/>
-                <w:iCs/>
-                <w:sz w:val="24"/>
-                <w:szCs w:val="24"/>
-                <w:lang w:val="en-US"/>
-              </w:rPr>
-              <w:t xml:space="preserve">            "MovieTitle",</w:t>
+              <w:t xml:space="preserve">            "</w:t>
+            </w:r>
+            <w:proofErr w:type="spellStart"/>
+            <w:r>
+              <w:rPr>
+                <w:rFonts w:ascii="Times New Roman" w:hAnsi="Times New Roman" w:cs="Times New Roman"/>
+                <w:iCs/>
+                <w:sz w:val="24"/>
+                <w:szCs w:val="24"/>
+                <w:lang w:val="en-US"/>
+              </w:rPr>
+              <w:t>PopularityRank</w:t>
+            </w:r>
+            <w:proofErr w:type="spellEnd"/>
+            <w:r>
+              <w:rPr>
+                <w:rFonts w:ascii="Times New Roman" w:hAnsi="Times New Roman" w:cs="Times New Roman"/>
+                <w:iCs/>
+                <w:sz w:val="24"/>
+                <w:szCs w:val="24"/>
+                <w:lang w:val="en-US"/>
+              </w:rPr>
+              <w:t>",</w:t>
+            </w:r>
+          </w:p>
+          <w:p>
+            <w:pPr>
+              <w:rPr>
+                <w:rFonts w:ascii="Times New Roman" w:hAnsi="Times New Roman" w:cs="Times New Roman"/>
+                <w:iCs/>
+                <w:sz w:val="24"/>
+                <w:szCs w:val="24"/>
+                <w:lang w:val="en-US"/>
+              </w:rPr>
+            </w:pPr>
+            <w:r>
+              <w:rPr>
+                <w:rFonts w:ascii="Times New Roman" w:hAnsi="Times New Roman" w:cs="Times New Roman"/>
+                <w:iCs/>
+                <w:sz w:val="24"/>
+                <w:szCs w:val="24"/>
+                <w:lang w:val="en-US"/>
+              </w:rPr>
+              <w:t xml:space="preserve">            "</w:t>
+            </w:r>
+            <w:proofErr w:type="spellStart"/>
+            <w:r>
+              <w:rPr>
+                <w:rFonts w:ascii="Times New Roman" w:hAnsi="Times New Roman" w:cs="Times New Roman"/>
+                <w:iCs/>
+                <w:sz w:val="24"/>
+                <w:szCs w:val="24"/>
+                <w:lang w:val="en-US"/>
+              </w:rPr>
+              <w:t>MovieID</w:t>
+            </w:r>
+            <w:proofErr w:type="spellEnd"/>
+            <w:r>
+              <w:rPr>
+                <w:rFonts w:ascii="Times New Roman" w:hAnsi="Times New Roman" w:cs="Times New Roman"/>
+                <w:iCs/>
+                <w:sz w:val="24"/>
+                <w:szCs w:val="24"/>
+                <w:lang w:val="en-US"/>
+              </w:rPr>
+              <w:t>",</w:t>
+            </w:r>
+          </w:p>
+          <w:p>
+            <w:pPr>
+              <w:rPr>
+                <w:rFonts w:ascii="Times New Roman" w:hAnsi="Times New Roman" w:cs="Times New Roman"/>
+                <w:iCs/>
+                <w:sz w:val="24"/>
+                <w:szCs w:val="24"/>
+                <w:lang w:val="en-US"/>
+              </w:rPr>
+            </w:pPr>
+            <w:r>
+              <w:rPr>
+                <w:rFonts w:ascii="Times New Roman" w:hAnsi="Times New Roman" w:cs="Times New Roman"/>
+                <w:iCs/>
+                <w:sz w:val="24"/>
+                <w:szCs w:val="24"/>
+                <w:lang w:val="en-US"/>
+              </w:rPr>
+              <w:t xml:space="preserve">            "</w:t>
+            </w:r>
+            <w:proofErr w:type="spellStart"/>
+            <w:r>
+              <w:rPr>
+                <w:rFonts w:ascii="Times New Roman" w:hAnsi="Times New Roman" w:cs="Times New Roman"/>
+                <w:iCs/>
+                <w:sz w:val="24"/>
+                <w:szCs w:val="24"/>
+                <w:lang w:val="en-US"/>
+              </w:rPr>
+              <w:t>MovieTitle</w:t>
+            </w:r>
+            <w:proofErr w:type="spellEnd"/>
+            <w:r>
+              <w:rPr>
+                <w:rFonts w:ascii="Times New Roman" w:hAnsi="Times New Roman" w:cs="Times New Roman"/>
+                <w:iCs/>
+                <w:sz w:val="24"/>
+                <w:szCs w:val="24"/>
+                <w:lang w:val="en-US"/>
+              </w:rPr>
+              <w:t>",</w:t>
             </w:r>
           </w:p>
           <w:p>
@@ -9182,28 +10898,72 @@
                 <w:szCs w:val="24"/>
                 <w:lang w:val="en-US"/>
               </w:rPr>
-              <w:t xml:space="preserve">            "ViewCount",</w:t>
-            </w:r>
-          </w:p>
-          <w:p>
-            <w:pPr>
-              <w:rPr>
-                <w:rFonts w:ascii="Times New Roman" w:hAnsi="Times New Roman" w:cs="Times New Roman"/>
-                <w:iCs/>
-                <w:sz w:val="24"/>
-                <w:szCs w:val="24"/>
-                <w:lang w:val="en-US"/>
-              </w:rPr>
-            </w:pPr>
-            <w:r>
-              <w:rPr>
-                <w:rFonts w:ascii="Times New Roman" w:hAnsi="Times New Roman" w:cs="Times New Roman"/>
-                <w:iCs/>
-                <w:sz w:val="24"/>
-                <w:szCs w:val="24"/>
-                <w:lang w:val="en-US"/>
-              </w:rPr>
-              <w:t xml:space="preserve">            "PopularityScore"</w:t>
+              <w:t xml:space="preserve">            "</w:t>
+            </w:r>
+            <w:proofErr w:type="spellStart"/>
+            <w:r>
+              <w:rPr>
+                <w:rFonts w:ascii="Times New Roman" w:hAnsi="Times New Roman" w:cs="Times New Roman"/>
+                <w:iCs/>
+                <w:sz w:val="24"/>
+                <w:szCs w:val="24"/>
+                <w:lang w:val="en-US"/>
+              </w:rPr>
+              <w:t>ViewCount</w:t>
+            </w:r>
+            <w:proofErr w:type="spellEnd"/>
+            <w:r>
+              <w:rPr>
+                <w:rFonts w:ascii="Times New Roman" w:hAnsi="Times New Roman" w:cs="Times New Roman"/>
+                <w:iCs/>
+                <w:sz w:val="24"/>
+                <w:szCs w:val="24"/>
+                <w:lang w:val="en-US"/>
+              </w:rPr>
+              <w:t>",</w:t>
+            </w:r>
+          </w:p>
+          <w:p>
+            <w:pPr>
+              <w:rPr>
+                <w:rFonts w:ascii="Times New Roman" w:hAnsi="Times New Roman" w:cs="Times New Roman"/>
+                <w:iCs/>
+                <w:sz w:val="24"/>
+                <w:szCs w:val="24"/>
+                <w:lang w:val="en-US"/>
+              </w:rPr>
+            </w:pPr>
+            <w:r>
+              <w:rPr>
+                <w:rFonts w:ascii="Times New Roman" w:hAnsi="Times New Roman" w:cs="Times New Roman"/>
+                <w:iCs/>
+                <w:sz w:val="24"/>
+                <w:szCs w:val="24"/>
+                <w:lang w:val="en-US"/>
+              </w:rPr>
+              <w:t xml:space="preserve">            "</w:t>
+            </w:r>
+            <w:proofErr w:type="spellStart"/>
+            <w:r>
+              <w:rPr>
+                <w:rFonts w:ascii="Times New Roman" w:hAnsi="Times New Roman" w:cs="Times New Roman"/>
+                <w:iCs/>
+                <w:sz w:val="24"/>
+                <w:szCs w:val="24"/>
+                <w:lang w:val="en-US"/>
+              </w:rPr>
+              <w:t>PopularityScore</w:t>
+            </w:r>
+            <w:proofErr w:type="spellEnd"/>
+            <w:r>
+              <w:rPr>
+                <w:rFonts w:ascii="Times New Roman" w:hAnsi="Times New Roman" w:cs="Times New Roman"/>
+                <w:iCs/>
+                <w:sz w:val="24"/>
+                <w:szCs w:val="24"/>
+                <w:lang w:val="en-US"/>
+              </w:rPr>
+              <w:t>"</w:t>
             </w:r>
           </w:p>
           <w:p>
@@ -9245,7 +11005,29 @@
                 <w:szCs w:val="24"/>
                 <w:lang w:val="en-US"/>
               </w:rPr>
-              <w:t xml:space="preserve">    ].to_string(index=False)</w:t>
+              <w:t xml:space="preserve">    ].</w:t>
+            </w:r>
+            <w:proofErr w:type="spellStart"/>
+            <w:r>
+              <w:rPr>
+                <w:rFonts w:ascii="Times New Roman" w:hAnsi="Times New Roman" w:cs="Times New Roman"/>
+                <w:iCs/>
+                <w:sz w:val="24"/>
+                <w:szCs w:val="24"/>
+                <w:lang w:val="en-US"/>
+              </w:rPr>
+              <w:t>to_string</w:t>
+            </w:r>
+            <w:proofErr w:type="spellEnd"/>
+            <w:r>
+              <w:rPr>
+                <w:rFonts w:ascii="Times New Roman" w:hAnsi="Times New Roman" w:cs="Times New Roman"/>
+                <w:iCs/>
+                <w:sz w:val="24"/>
+                <w:szCs w:val="24"/>
+                <w:lang w:val="en-US"/>
+              </w:rPr>
+              <w:t>(index=False)</w:t>
             </w:r>
           </w:p>
           <w:p>
@@ -9364,15 +11146,49 @@
                 <w:lang w:val="en-US"/>
               </w:rPr>
             </w:pPr>
-            <w:r>
-              <w:rPr>
-                <w:rFonts w:ascii="Times New Roman" w:hAnsi="Times New Roman" w:cs="Times New Roman"/>
-                <w:iCs/>
-                <w:sz w:val="24"/>
-                <w:szCs w:val="24"/>
-                <w:lang w:val="en-US"/>
-              </w:rPr>
-              <w:t>genre_report = movies.groupby(</w:t>
+            <w:proofErr w:type="spellStart"/>
+            <w:r>
+              <w:rPr>
+                <w:rFonts w:ascii="Times New Roman" w:hAnsi="Times New Roman" w:cs="Times New Roman"/>
+                <w:iCs/>
+                <w:sz w:val="24"/>
+                <w:szCs w:val="24"/>
+                <w:lang w:val="en-US"/>
+              </w:rPr>
+              <w:t>genre_report</w:t>
+            </w:r>
+            <w:proofErr w:type="spellEnd"/>
+            <w:r>
+              <w:rPr>
+                <w:rFonts w:ascii="Times New Roman" w:hAnsi="Times New Roman" w:cs="Times New Roman"/>
+                <w:iCs/>
+                <w:sz w:val="24"/>
+                <w:szCs w:val="24"/>
+                <w:lang w:val="en-US"/>
+              </w:rPr>
+              <w:t xml:space="preserve"> = </w:t>
+            </w:r>
+            <w:proofErr w:type="spellStart"/>
+            <w:r>
+              <w:rPr>
+                <w:rFonts w:ascii="Times New Roman" w:hAnsi="Times New Roman" w:cs="Times New Roman"/>
+                <w:iCs/>
+                <w:sz w:val="24"/>
+                <w:szCs w:val="24"/>
+                <w:lang w:val="en-US"/>
+              </w:rPr>
+              <w:t>movies.groupby</w:t>
+            </w:r>
+            <w:proofErr w:type="spellEnd"/>
+            <w:r>
+              <w:rPr>
+                <w:rFonts w:ascii="Times New Roman" w:hAnsi="Times New Roman" w:cs="Times New Roman"/>
+                <w:iCs/>
+                <w:sz w:val="24"/>
+                <w:szCs w:val="24"/>
+                <w:lang w:val="en-US"/>
+              </w:rPr>
+              <w:t>(</w:t>
             </w:r>
           </w:p>
           <w:p>
@@ -9414,133 +11230,331 @@
                 <w:szCs w:val="24"/>
                 <w:lang w:val="en-US"/>
               </w:rPr>
-              <w:t xml:space="preserve">    as_index=False</w:t>
-            </w:r>
-          </w:p>
-          <w:p>
-            <w:pPr>
-              <w:rPr>
-                <w:rFonts w:ascii="Times New Roman" w:hAnsi="Times New Roman" w:cs="Times New Roman"/>
-                <w:iCs/>
-                <w:sz w:val="24"/>
-                <w:szCs w:val="24"/>
-                <w:lang w:val="en-US"/>
-              </w:rPr>
-            </w:pPr>
-            <w:r>
-              <w:rPr>
-                <w:rFonts w:ascii="Times New Roman" w:hAnsi="Times New Roman" w:cs="Times New Roman"/>
-                <w:iCs/>
-                <w:sz w:val="24"/>
-                <w:szCs w:val="24"/>
-                <w:lang w:val="en-US"/>
-              </w:rPr>
-              <w:t>).agg(</w:t>
-            </w:r>
-          </w:p>
-          <w:p>
-            <w:pPr>
-              <w:rPr>
-                <w:rFonts w:ascii="Times New Roman" w:hAnsi="Times New Roman" w:cs="Times New Roman"/>
-                <w:iCs/>
-                <w:sz w:val="24"/>
-                <w:szCs w:val="24"/>
-                <w:lang w:val="en-US"/>
-              </w:rPr>
-            </w:pPr>
-            <w:r>
-              <w:rPr>
-                <w:rFonts w:ascii="Times New Roman" w:hAnsi="Times New Roman" w:cs="Times New Roman"/>
-                <w:iCs/>
-                <w:sz w:val="24"/>
-                <w:szCs w:val="24"/>
-                <w:lang w:val="en-US"/>
-              </w:rPr>
-              <w:t xml:space="preserve">    MovieCount=("MovieID", "count"),</w:t>
-            </w:r>
-          </w:p>
-          <w:p>
-            <w:pPr>
-              <w:rPr>
-                <w:rFonts w:ascii="Times New Roman" w:hAnsi="Times New Roman" w:cs="Times New Roman"/>
-                <w:iCs/>
-                <w:sz w:val="24"/>
-                <w:szCs w:val="24"/>
-                <w:lang w:val="en-US"/>
-              </w:rPr>
-            </w:pPr>
-            <w:r>
-              <w:rPr>
-                <w:rFonts w:ascii="Times New Roman" w:hAnsi="Times New Roman" w:cs="Times New Roman"/>
-                <w:iCs/>
-                <w:sz w:val="24"/>
-                <w:szCs w:val="24"/>
-                <w:lang w:val="en-US"/>
-              </w:rPr>
-              <w:t xml:space="preserve">    AverageRating=("Rating", "mean"),</w:t>
-            </w:r>
-          </w:p>
-          <w:p>
-            <w:pPr>
-              <w:rPr>
-                <w:rFonts w:ascii="Times New Roman" w:hAnsi="Times New Roman" w:cs="Times New Roman"/>
-                <w:iCs/>
-                <w:sz w:val="24"/>
-                <w:szCs w:val="24"/>
-                <w:lang w:val="en-US"/>
-              </w:rPr>
-            </w:pPr>
-            <w:r>
-              <w:rPr>
-                <w:rFonts w:ascii="Times New Roman" w:hAnsi="Times New Roman" w:cs="Times New Roman"/>
-                <w:iCs/>
-                <w:sz w:val="24"/>
-                <w:szCs w:val="24"/>
-                <w:lang w:val="en-US"/>
-              </w:rPr>
-              <w:t xml:space="preserve">    HighestRating=("Rating", "max"),</w:t>
-            </w:r>
-          </w:p>
-          <w:p>
-            <w:pPr>
-              <w:rPr>
-                <w:rFonts w:ascii="Times New Roman" w:hAnsi="Times New Roman" w:cs="Times New Roman"/>
-                <w:iCs/>
-                <w:sz w:val="24"/>
-                <w:szCs w:val="24"/>
-                <w:lang w:val="en-US"/>
-              </w:rPr>
-            </w:pPr>
-            <w:r>
-              <w:rPr>
-                <w:rFonts w:ascii="Times New Roman" w:hAnsi="Times New Roman" w:cs="Times New Roman"/>
-                <w:iCs/>
-                <w:sz w:val="24"/>
-                <w:szCs w:val="24"/>
-                <w:lang w:val="en-US"/>
-              </w:rPr>
-              <w:t xml:space="preserve">    TotalViews=("ViewCount", "sum"),</w:t>
-            </w:r>
-          </w:p>
-          <w:p>
-            <w:pPr>
-              <w:rPr>
-                <w:rFonts w:ascii="Times New Roman" w:hAnsi="Times New Roman" w:cs="Times New Roman"/>
-                <w:iCs/>
-                <w:sz w:val="24"/>
-                <w:szCs w:val="24"/>
-                <w:lang w:val="en-US"/>
-              </w:rPr>
-            </w:pPr>
-            <w:r>
-              <w:rPr>
-                <w:rFonts w:ascii="Times New Roman" w:hAnsi="Times New Roman" w:cs="Times New Roman"/>
-                <w:iCs/>
-                <w:sz w:val="24"/>
-                <w:szCs w:val="24"/>
-                <w:lang w:val="en-US"/>
-              </w:rPr>
-              <w:t xml:space="preserve">    TotalLikes=("Likes", "sum")</w:t>
+              <w:t xml:space="preserve">    </w:t>
+            </w:r>
+            <w:proofErr w:type="spellStart"/>
+            <w:r>
+              <w:rPr>
+                <w:rFonts w:ascii="Times New Roman" w:hAnsi="Times New Roman" w:cs="Times New Roman"/>
+                <w:iCs/>
+                <w:sz w:val="24"/>
+                <w:szCs w:val="24"/>
+                <w:lang w:val="en-US"/>
+              </w:rPr>
+              <w:t>as_index</w:t>
+            </w:r>
+            <w:proofErr w:type="spellEnd"/>
+            <w:r>
+              <w:rPr>
+                <w:rFonts w:ascii="Times New Roman" w:hAnsi="Times New Roman" w:cs="Times New Roman"/>
+                <w:iCs/>
+                <w:sz w:val="24"/>
+                <w:szCs w:val="24"/>
+                <w:lang w:val="en-US"/>
+              </w:rPr>
+              <w:t>=False</w:t>
+            </w:r>
+          </w:p>
+          <w:p>
+            <w:pPr>
+              <w:rPr>
+                <w:rFonts w:ascii="Times New Roman" w:hAnsi="Times New Roman" w:cs="Times New Roman"/>
+                <w:iCs/>
+                <w:sz w:val="24"/>
+                <w:szCs w:val="24"/>
+                <w:lang w:val="en-US"/>
+              </w:rPr>
+            </w:pPr>
+            <w:r>
+              <w:rPr>
+                <w:rFonts w:ascii="Times New Roman" w:hAnsi="Times New Roman" w:cs="Times New Roman"/>
+                <w:iCs/>
+                <w:sz w:val="24"/>
+                <w:szCs w:val="24"/>
+                <w:lang w:val="en-US"/>
+              </w:rPr>
+              <w:t>).</w:t>
+            </w:r>
+            <w:proofErr w:type="spellStart"/>
+            <w:r>
+              <w:rPr>
+                <w:rFonts w:ascii="Times New Roman" w:hAnsi="Times New Roman" w:cs="Times New Roman"/>
+                <w:iCs/>
+                <w:sz w:val="24"/>
+                <w:szCs w:val="24"/>
+                <w:lang w:val="en-US"/>
+              </w:rPr>
+              <w:t>agg</w:t>
+            </w:r>
+            <w:proofErr w:type="spellEnd"/>
+            <w:r>
+              <w:rPr>
+                <w:rFonts w:ascii="Times New Roman" w:hAnsi="Times New Roman" w:cs="Times New Roman"/>
+                <w:iCs/>
+                <w:sz w:val="24"/>
+                <w:szCs w:val="24"/>
+                <w:lang w:val="en-US"/>
+              </w:rPr>
+              <w:t>(</w:t>
+            </w:r>
+          </w:p>
+          <w:p>
+            <w:pPr>
+              <w:rPr>
+                <w:rFonts w:ascii="Times New Roman" w:hAnsi="Times New Roman" w:cs="Times New Roman"/>
+                <w:iCs/>
+                <w:sz w:val="24"/>
+                <w:szCs w:val="24"/>
+                <w:lang w:val="en-US"/>
+              </w:rPr>
+            </w:pPr>
+            <w:r>
+              <w:rPr>
+                <w:rFonts w:ascii="Times New Roman" w:hAnsi="Times New Roman" w:cs="Times New Roman"/>
+                <w:iCs/>
+                <w:sz w:val="24"/>
+                <w:szCs w:val="24"/>
+                <w:lang w:val="en-US"/>
+              </w:rPr>
+              <w:t xml:space="preserve">    </w:t>
+            </w:r>
+            <w:proofErr w:type="spellStart"/>
+            <w:r>
+              <w:rPr>
+                <w:rFonts w:ascii="Times New Roman" w:hAnsi="Times New Roman" w:cs="Times New Roman"/>
+                <w:iCs/>
+                <w:sz w:val="24"/>
+                <w:szCs w:val="24"/>
+                <w:lang w:val="en-US"/>
+              </w:rPr>
+              <w:t>MovieCount</w:t>
+            </w:r>
+            <w:proofErr w:type="spellEnd"/>
+            <w:r>
+              <w:rPr>
+                <w:rFonts w:ascii="Times New Roman" w:hAnsi="Times New Roman" w:cs="Times New Roman"/>
+                <w:iCs/>
+                <w:sz w:val="24"/>
+                <w:szCs w:val="24"/>
+                <w:lang w:val="en-US"/>
+              </w:rPr>
+              <w:t>=("</w:t>
+            </w:r>
+            <w:proofErr w:type="spellStart"/>
+            <w:r>
+              <w:rPr>
+                <w:rFonts w:ascii="Times New Roman" w:hAnsi="Times New Roman" w:cs="Times New Roman"/>
+                <w:iCs/>
+                <w:sz w:val="24"/>
+                <w:szCs w:val="24"/>
+                <w:lang w:val="en-US"/>
+              </w:rPr>
+              <w:t>MovieID</w:t>
+            </w:r>
+            <w:proofErr w:type="spellEnd"/>
+            <w:r>
+              <w:rPr>
+                <w:rFonts w:ascii="Times New Roman" w:hAnsi="Times New Roman" w:cs="Times New Roman"/>
+                <w:iCs/>
+                <w:sz w:val="24"/>
+                <w:szCs w:val="24"/>
+                <w:lang w:val="en-US"/>
+              </w:rPr>
+              <w:t>", "count"),</w:t>
+            </w:r>
+          </w:p>
+          <w:p>
+            <w:pPr>
+              <w:rPr>
+                <w:rFonts w:ascii="Times New Roman" w:hAnsi="Times New Roman" w:cs="Times New Roman"/>
+                <w:iCs/>
+                <w:sz w:val="24"/>
+                <w:szCs w:val="24"/>
+                <w:lang w:val="en-US"/>
+              </w:rPr>
+            </w:pPr>
+            <w:r>
+              <w:rPr>
+                <w:rFonts w:ascii="Times New Roman" w:hAnsi="Times New Roman" w:cs="Times New Roman"/>
+                <w:iCs/>
+                <w:sz w:val="24"/>
+                <w:szCs w:val="24"/>
+                <w:lang w:val="en-US"/>
+              </w:rPr>
+              <w:t xml:space="preserve">    </w:t>
+            </w:r>
+            <w:proofErr w:type="spellStart"/>
+            <w:r>
+              <w:rPr>
+                <w:rFonts w:ascii="Times New Roman" w:hAnsi="Times New Roman" w:cs="Times New Roman"/>
+                <w:iCs/>
+                <w:sz w:val="24"/>
+                <w:szCs w:val="24"/>
+                <w:lang w:val="en-US"/>
+              </w:rPr>
+              <w:t>AverageRating</w:t>
+            </w:r>
+            <w:proofErr w:type="spellEnd"/>
+            <w:r>
+              <w:rPr>
+                <w:rFonts w:ascii="Times New Roman" w:hAnsi="Times New Roman" w:cs="Times New Roman"/>
+                <w:iCs/>
+                <w:sz w:val="24"/>
+                <w:szCs w:val="24"/>
+                <w:lang w:val="en-US"/>
+              </w:rPr>
+              <w:t>=("Rating", "mean"),</w:t>
+            </w:r>
+          </w:p>
+          <w:p>
+            <w:pPr>
+              <w:rPr>
+                <w:rFonts w:ascii="Times New Roman" w:hAnsi="Times New Roman" w:cs="Times New Roman"/>
+                <w:iCs/>
+                <w:sz w:val="24"/>
+                <w:szCs w:val="24"/>
+                <w:lang w:val="en-US"/>
+              </w:rPr>
+            </w:pPr>
+            <w:r>
+              <w:rPr>
+                <w:rFonts w:ascii="Times New Roman" w:hAnsi="Times New Roman" w:cs="Times New Roman"/>
+                <w:iCs/>
+                <w:sz w:val="24"/>
+                <w:szCs w:val="24"/>
+                <w:lang w:val="en-US"/>
+              </w:rPr>
+              <w:t xml:space="preserve">    </w:t>
+            </w:r>
+            <w:proofErr w:type="spellStart"/>
+            <w:r>
+              <w:rPr>
+                <w:rFonts w:ascii="Times New Roman" w:hAnsi="Times New Roman" w:cs="Times New Roman"/>
+                <w:iCs/>
+                <w:sz w:val="24"/>
+                <w:szCs w:val="24"/>
+                <w:lang w:val="en-US"/>
+              </w:rPr>
+              <w:t>HighestRating</w:t>
+            </w:r>
+            <w:proofErr w:type="spellEnd"/>
+            <w:r>
+              <w:rPr>
+                <w:rFonts w:ascii="Times New Roman" w:hAnsi="Times New Roman" w:cs="Times New Roman"/>
+                <w:iCs/>
+                <w:sz w:val="24"/>
+                <w:szCs w:val="24"/>
+                <w:lang w:val="en-US"/>
+              </w:rPr>
+              <w:t>=("Rating", "max"),</w:t>
+            </w:r>
+          </w:p>
+          <w:p>
+            <w:pPr>
+              <w:rPr>
+                <w:rFonts w:ascii="Times New Roman" w:hAnsi="Times New Roman" w:cs="Times New Roman"/>
+                <w:iCs/>
+                <w:sz w:val="24"/>
+                <w:szCs w:val="24"/>
+                <w:lang w:val="en-US"/>
+              </w:rPr>
+            </w:pPr>
+            <w:r>
+              <w:rPr>
+                <w:rFonts w:ascii="Times New Roman" w:hAnsi="Times New Roman" w:cs="Times New Roman"/>
+                <w:iCs/>
+                <w:sz w:val="24"/>
+                <w:szCs w:val="24"/>
+                <w:lang w:val="en-US"/>
+              </w:rPr>
+              <w:t xml:space="preserve">    </w:t>
+            </w:r>
+            <w:proofErr w:type="spellStart"/>
+            <w:r>
+              <w:rPr>
+                <w:rFonts w:ascii="Times New Roman" w:hAnsi="Times New Roman" w:cs="Times New Roman"/>
+                <w:iCs/>
+                <w:sz w:val="24"/>
+                <w:szCs w:val="24"/>
+                <w:lang w:val="en-US"/>
+              </w:rPr>
+              <w:t>TotalViews</w:t>
+            </w:r>
+            <w:proofErr w:type="spellEnd"/>
+            <w:r>
+              <w:rPr>
+                <w:rFonts w:ascii="Times New Roman" w:hAnsi="Times New Roman" w:cs="Times New Roman"/>
+                <w:iCs/>
+                <w:sz w:val="24"/>
+                <w:szCs w:val="24"/>
+                <w:lang w:val="en-US"/>
+              </w:rPr>
+              <w:t>=("</w:t>
+            </w:r>
+            <w:proofErr w:type="spellStart"/>
+            <w:r>
+              <w:rPr>
+                <w:rFonts w:ascii="Times New Roman" w:hAnsi="Times New Roman" w:cs="Times New Roman"/>
+                <w:iCs/>
+                <w:sz w:val="24"/>
+                <w:szCs w:val="24"/>
+                <w:lang w:val="en-US"/>
+              </w:rPr>
+              <w:t>ViewCount</w:t>
+            </w:r>
+            <w:proofErr w:type="spellEnd"/>
+            <w:r>
+              <w:rPr>
+                <w:rFonts w:ascii="Times New Roman" w:hAnsi="Times New Roman" w:cs="Times New Roman"/>
+                <w:iCs/>
+                <w:sz w:val="24"/>
+                <w:szCs w:val="24"/>
+                <w:lang w:val="en-US"/>
+              </w:rPr>
+              <w:t>", "sum"),</w:t>
+            </w:r>
+          </w:p>
+          <w:p>
+            <w:pPr>
+              <w:rPr>
+                <w:rFonts w:ascii="Times New Roman" w:hAnsi="Times New Roman" w:cs="Times New Roman"/>
+                <w:iCs/>
+                <w:sz w:val="24"/>
+                <w:szCs w:val="24"/>
+                <w:lang w:val="en-US"/>
+              </w:rPr>
+            </w:pPr>
+            <w:r>
+              <w:rPr>
+                <w:rFonts w:ascii="Times New Roman" w:hAnsi="Times New Roman" w:cs="Times New Roman"/>
+                <w:iCs/>
+                <w:sz w:val="24"/>
+                <w:szCs w:val="24"/>
+                <w:lang w:val="en-US"/>
+              </w:rPr>
+              <w:t xml:space="preserve">    </w:t>
+            </w:r>
+            <w:proofErr w:type="spellStart"/>
+            <w:r>
+              <w:rPr>
+                <w:rFonts w:ascii="Times New Roman" w:hAnsi="Times New Roman" w:cs="Times New Roman"/>
+                <w:iCs/>
+                <w:sz w:val="24"/>
+                <w:szCs w:val="24"/>
+                <w:lang w:val="en-US"/>
+              </w:rPr>
+              <w:t>TotalLikes</w:t>
+            </w:r>
+            <w:proofErr w:type="spellEnd"/>
+            <w:r>
+              <w:rPr>
+                <w:rFonts w:ascii="Times New Roman" w:hAnsi="Times New Roman" w:cs="Times New Roman"/>
+                <w:iCs/>
+                <w:sz w:val="24"/>
+                <w:szCs w:val="24"/>
+                <w:lang w:val="en-US"/>
+              </w:rPr>
+              <w:t>=("Likes", "sum")</w:t>
             </w:r>
           </w:p>
           <w:p>
@@ -9585,36 +11599,114 @@
                 <w:lang w:val="en-US"/>
               </w:rPr>
             </w:pPr>
-            <w:r>
-              <w:rPr>
-                <w:rFonts w:ascii="Times New Roman" w:hAnsi="Times New Roman" w:cs="Times New Roman"/>
-                <w:iCs/>
-                <w:sz w:val="24"/>
-                <w:szCs w:val="24"/>
-                <w:lang w:val="en-US"/>
-              </w:rPr>
-              <w:t>genre_report["AverageRating"] = (</w:t>
-            </w:r>
-          </w:p>
-          <w:p>
-            <w:pPr>
-              <w:rPr>
-                <w:rFonts w:ascii="Times New Roman" w:hAnsi="Times New Roman" w:cs="Times New Roman"/>
-                <w:iCs/>
-                <w:sz w:val="24"/>
-                <w:szCs w:val="24"/>
-                <w:lang w:val="en-US"/>
-              </w:rPr>
-            </w:pPr>
-            <w:r>
-              <w:rPr>
-                <w:rFonts w:ascii="Times New Roman" w:hAnsi="Times New Roman" w:cs="Times New Roman"/>
-                <w:iCs/>
-                <w:sz w:val="24"/>
-                <w:szCs w:val="24"/>
-                <w:lang w:val="en-US"/>
-              </w:rPr>
-              <w:t xml:space="preserve">    genre_report["AverageRating"].round(2)</w:t>
+            <w:proofErr w:type="spellStart"/>
+            <w:r>
+              <w:rPr>
+                <w:rFonts w:ascii="Times New Roman" w:hAnsi="Times New Roman" w:cs="Times New Roman"/>
+                <w:iCs/>
+                <w:sz w:val="24"/>
+                <w:szCs w:val="24"/>
+                <w:lang w:val="en-US"/>
+              </w:rPr>
+              <w:t>genre_report</w:t>
+            </w:r>
+            <w:proofErr w:type="spellEnd"/>
+            <w:r>
+              <w:rPr>
+                <w:rFonts w:ascii="Times New Roman" w:hAnsi="Times New Roman" w:cs="Times New Roman"/>
+                <w:iCs/>
+                <w:sz w:val="24"/>
+                <w:szCs w:val="24"/>
+                <w:lang w:val="en-US"/>
+              </w:rPr>
+              <w:t>["</w:t>
+            </w:r>
+            <w:proofErr w:type="spellStart"/>
+            <w:r>
+              <w:rPr>
+                <w:rFonts w:ascii="Times New Roman" w:hAnsi="Times New Roman" w:cs="Times New Roman"/>
+                <w:iCs/>
+                <w:sz w:val="24"/>
+                <w:szCs w:val="24"/>
+                <w:lang w:val="en-US"/>
+              </w:rPr>
+              <w:t>AverageRating</w:t>
+            </w:r>
+            <w:proofErr w:type="spellEnd"/>
+            <w:r>
+              <w:rPr>
+                <w:rFonts w:ascii="Times New Roman" w:hAnsi="Times New Roman" w:cs="Times New Roman"/>
+                <w:iCs/>
+                <w:sz w:val="24"/>
+                <w:szCs w:val="24"/>
+                <w:lang w:val="en-US"/>
+              </w:rPr>
+              <w:t>"] = (</w:t>
+            </w:r>
+          </w:p>
+          <w:p>
+            <w:pPr>
+              <w:rPr>
+                <w:rFonts w:ascii="Times New Roman" w:hAnsi="Times New Roman" w:cs="Times New Roman"/>
+                <w:iCs/>
+                <w:sz w:val="24"/>
+                <w:szCs w:val="24"/>
+                <w:lang w:val="en-US"/>
+              </w:rPr>
+            </w:pPr>
+            <w:r>
+              <w:rPr>
+                <w:rFonts w:ascii="Times New Roman" w:hAnsi="Times New Roman" w:cs="Times New Roman"/>
+                <w:iCs/>
+                <w:sz w:val="24"/>
+                <w:szCs w:val="24"/>
+                <w:lang w:val="en-US"/>
+              </w:rPr>
+              <w:t xml:space="preserve">    </w:t>
+            </w:r>
+            <w:proofErr w:type="spellStart"/>
+            <w:r>
+              <w:rPr>
+                <w:rFonts w:ascii="Times New Roman" w:hAnsi="Times New Roman" w:cs="Times New Roman"/>
+                <w:iCs/>
+                <w:sz w:val="24"/>
+                <w:szCs w:val="24"/>
+                <w:lang w:val="en-US"/>
+              </w:rPr>
+              <w:t>genre_report</w:t>
+            </w:r>
+            <w:proofErr w:type="spellEnd"/>
+            <w:r>
+              <w:rPr>
+                <w:rFonts w:ascii="Times New Roman" w:hAnsi="Times New Roman" w:cs="Times New Roman"/>
+                <w:iCs/>
+                <w:sz w:val="24"/>
+                <w:szCs w:val="24"/>
+                <w:lang w:val="en-US"/>
+              </w:rPr>
+              <w:t>["</w:t>
+            </w:r>
+            <w:proofErr w:type="spellStart"/>
+            <w:r>
+              <w:rPr>
+                <w:rFonts w:ascii="Times New Roman" w:hAnsi="Times New Roman" w:cs="Times New Roman"/>
+                <w:iCs/>
+                <w:sz w:val="24"/>
+                <w:szCs w:val="24"/>
+                <w:lang w:val="en-US"/>
+              </w:rPr>
+              <w:t>AverageRating</w:t>
+            </w:r>
+            <w:proofErr w:type="spellEnd"/>
+            <w:r>
+              <w:rPr>
+                <w:rFonts w:ascii="Times New Roman" w:hAnsi="Times New Roman" w:cs="Times New Roman"/>
+                <w:iCs/>
+                <w:sz w:val="24"/>
+                <w:szCs w:val="24"/>
+                <w:lang w:val="en-US"/>
+              </w:rPr>
+              <w:t>"].round(2)</w:t>
             </w:r>
           </w:p>
           <w:p>
@@ -9659,36 +11751,92 @@
                 <w:lang w:val="en-US"/>
               </w:rPr>
             </w:pPr>
-            <w:r>
-              <w:rPr>
-                <w:rFonts w:ascii="Times New Roman" w:hAnsi="Times New Roman" w:cs="Times New Roman"/>
-                <w:iCs/>
-                <w:sz w:val="24"/>
-                <w:szCs w:val="24"/>
-                <w:lang w:val="en-US"/>
-              </w:rPr>
-              <w:t>genre_report = genre_report.sort_values(</w:t>
-            </w:r>
-          </w:p>
-          <w:p>
-            <w:pPr>
-              <w:rPr>
-                <w:rFonts w:ascii="Times New Roman" w:hAnsi="Times New Roman" w:cs="Times New Roman"/>
-                <w:iCs/>
-                <w:sz w:val="24"/>
-                <w:szCs w:val="24"/>
-                <w:lang w:val="en-US"/>
-              </w:rPr>
-            </w:pPr>
-            <w:r>
-              <w:rPr>
-                <w:rFonts w:ascii="Times New Roman" w:hAnsi="Times New Roman" w:cs="Times New Roman"/>
-                <w:iCs/>
-                <w:sz w:val="24"/>
-                <w:szCs w:val="24"/>
-                <w:lang w:val="en-US"/>
-              </w:rPr>
-              <w:t xml:space="preserve">    by="AverageRating",</w:t>
+            <w:proofErr w:type="spellStart"/>
+            <w:r>
+              <w:rPr>
+                <w:rFonts w:ascii="Times New Roman" w:hAnsi="Times New Roman" w:cs="Times New Roman"/>
+                <w:iCs/>
+                <w:sz w:val="24"/>
+                <w:szCs w:val="24"/>
+                <w:lang w:val="en-US"/>
+              </w:rPr>
+              <w:t>genre_report</w:t>
+            </w:r>
+            <w:proofErr w:type="spellEnd"/>
+            <w:r>
+              <w:rPr>
+                <w:rFonts w:ascii="Times New Roman" w:hAnsi="Times New Roman" w:cs="Times New Roman"/>
+                <w:iCs/>
+                <w:sz w:val="24"/>
+                <w:szCs w:val="24"/>
+                <w:lang w:val="en-US"/>
+              </w:rPr>
+              <w:t xml:space="preserve"> = </w:t>
+            </w:r>
+            <w:proofErr w:type="spellStart"/>
+            <w:r>
+              <w:rPr>
+                <w:rFonts w:ascii="Times New Roman" w:hAnsi="Times New Roman" w:cs="Times New Roman"/>
+                <w:iCs/>
+                <w:sz w:val="24"/>
+                <w:szCs w:val="24"/>
+                <w:lang w:val="en-US"/>
+              </w:rPr>
+              <w:t>genre_report.sort_values</w:t>
+            </w:r>
+            <w:proofErr w:type="spellEnd"/>
+            <w:r>
+              <w:rPr>
+                <w:rFonts w:ascii="Times New Roman" w:hAnsi="Times New Roman" w:cs="Times New Roman"/>
+                <w:iCs/>
+                <w:sz w:val="24"/>
+                <w:szCs w:val="24"/>
+                <w:lang w:val="en-US"/>
+              </w:rPr>
+              <w:t>(</w:t>
+            </w:r>
+          </w:p>
+          <w:p>
+            <w:pPr>
+              <w:rPr>
+                <w:rFonts w:ascii="Times New Roman" w:hAnsi="Times New Roman" w:cs="Times New Roman"/>
+                <w:iCs/>
+                <w:sz w:val="24"/>
+                <w:szCs w:val="24"/>
+                <w:lang w:val="en-US"/>
+              </w:rPr>
+            </w:pPr>
+            <w:r>
+              <w:rPr>
+                <w:rFonts w:ascii="Times New Roman" w:hAnsi="Times New Roman" w:cs="Times New Roman"/>
+                <w:iCs/>
+                <w:sz w:val="24"/>
+                <w:szCs w:val="24"/>
+                <w:lang w:val="en-US"/>
+              </w:rPr>
+              <w:t xml:space="preserve">    by="</w:t>
+            </w:r>
+            <w:proofErr w:type="spellStart"/>
+            <w:r>
+              <w:rPr>
+                <w:rFonts w:ascii="Times New Roman" w:hAnsi="Times New Roman" w:cs="Times New Roman"/>
+                <w:iCs/>
+                <w:sz w:val="24"/>
+                <w:szCs w:val="24"/>
+                <w:lang w:val="en-US"/>
+              </w:rPr>
+              <w:t>AverageRating</w:t>
+            </w:r>
+            <w:proofErr w:type="spellEnd"/>
+            <w:r>
+              <w:rPr>
+                <w:rFonts w:ascii="Times New Roman" w:hAnsi="Times New Roman" w:cs="Times New Roman"/>
+                <w:iCs/>
+                <w:sz w:val="24"/>
+                <w:szCs w:val="24"/>
+                <w:lang w:val="en-US"/>
+              </w:rPr>
+              <w:t>",</w:t>
             </w:r>
           </w:p>
           <w:p>
@@ -9762,7 +11910,29 @@
                 <w:szCs w:val="24"/>
                 <w:lang w:val="en-US"/>
               </w:rPr>
-              <w:t>print("\nGENRE-WISE MOVIE REPORT")</w:t>
+              <w:t>print("\</w:t>
+            </w:r>
+            <w:proofErr w:type="spellStart"/>
+            <w:r>
+              <w:rPr>
+                <w:rFonts w:ascii="Times New Roman" w:hAnsi="Times New Roman" w:cs="Times New Roman"/>
+                <w:iCs/>
+                <w:sz w:val="24"/>
+                <w:szCs w:val="24"/>
+                <w:lang w:val="en-US"/>
+              </w:rPr>
+              <w:t>nGENRE</w:t>
+            </w:r>
+            <w:proofErr w:type="spellEnd"/>
+            <w:r>
+              <w:rPr>
+                <w:rFonts w:ascii="Times New Roman" w:hAnsi="Times New Roman" w:cs="Times New Roman"/>
+                <w:iCs/>
+                <w:sz w:val="24"/>
+                <w:szCs w:val="24"/>
+                <w:lang w:val="en-US"/>
+              </w:rPr>
+              <w:t>-WISE MOVIE REPORT")</w:t>
             </w:r>
           </w:p>
           <w:p>
@@ -9804,7 +11974,29 @@
                 <w:szCs w:val="24"/>
                 <w:lang w:val="en-US"/>
               </w:rPr>
-              <w:t>print(genre_report.to_string(index=False))</w:t>
+              <w:t>print(</w:t>
+            </w:r>
+            <w:proofErr w:type="spellStart"/>
+            <w:r>
+              <w:rPr>
+                <w:rFonts w:ascii="Times New Roman" w:hAnsi="Times New Roman" w:cs="Times New Roman"/>
+                <w:iCs/>
+                <w:sz w:val="24"/>
+                <w:szCs w:val="24"/>
+                <w:lang w:val="en-US"/>
+              </w:rPr>
+              <w:t>genre_report.to_string</w:t>
+            </w:r>
+            <w:proofErr w:type="spellEnd"/>
+            <w:r>
+              <w:rPr>
+                <w:rFonts w:ascii="Times New Roman" w:hAnsi="Times New Roman" w:cs="Times New Roman"/>
+                <w:iCs/>
+                <w:sz w:val="24"/>
+                <w:szCs w:val="24"/>
+                <w:lang w:val="en-US"/>
+              </w:rPr>
+              <w:t>(index=False))</w:t>
             </w:r>
           </w:p>
           <w:p>
@@ -9902,152 +12094,276 @@
                 <w:lang w:val="en-US"/>
               </w:rPr>
             </w:pPr>
-            <w:r>
-              <w:rPr>
-                <w:rFonts w:ascii="Times New Roman" w:hAnsi="Times New Roman" w:cs="Times New Roman"/>
-                <w:iCs/>
-                <w:sz w:val="24"/>
-                <w:szCs w:val="24"/>
-                <w:lang w:val="en-US"/>
-              </w:rPr>
-              <w:t>preferred_genre = "Science Fiction"</w:t>
-            </w:r>
-          </w:p>
-          <w:p>
-            <w:pPr>
-              <w:rPr>
-                <w:rFonts w:ascii="Times New Roman" w:hAnsi="Times New Roman" w:cs="Times New Roman"/>
-                <w:iCs/>
-                <w:sz w:val="24"/>
-                <w:szCs w:val="24"/>
-                <w:lang w:val="en-US"/>
-              </w:rPr>
-            </w:pPr>
-            <w:r>
-              <w:rPr>
-                <w:rFonts w:ascii="Times New Roman" w:hAnsi="Times New Roman" w:cs="Times New Roman"/>
-                <w:iCs/>
-                <w:sz w:val="24"/>
-                <w:szCs w:val="24"/>
-                <w:lang w:val="en-US"/>
-              </w:rPr>
-              <w:t>minimum_required_rating = 7</w:t>
-            </w:r>
-          </w:p>
-          <w:p>
-            <w:pPr>
-              <w:rPr>
-                <w:rFonts w:ascii="Times New Roman" w:hAnsi="Times New Roman" w:cs="Times New Roman"/>
-                <w:iCs/>
-                <w:sz w:val="24"/>
-                <w:szCs w:val="24"/>
-                <w:lang w:val="en-US"/>
-              </w:rPr>
-            </w:pPr>
-          </w:p>
-          <w:p>
-            <w:pPr>
-              <w:rPr>
-                <w:rFonts w:ascii="Times New Roman" w:hAnsi="Times New Roman" w:cs="Times New Roman"/>
-                <w:iCs/>
-                <w:sz w:val="24"/>
-                <w:szCs w:val="24"/>
-                <w:lang w:val="en-US"/>
-              </w:rPr>
-            </w:pPr>
-            <w:r>
-              <w:rPr>
-                <w:rFonts w:ascii="Times New Roman" w:hAnsi="Times New Roman" w:cs="Times New Roman"/>
-                <w:iCs/>
-                <w:sz w:val="24"/>
-                <w:szCs w:val="24"/>
-                <w:lang w:val="en-US"/>
-              </w:rPr>
-              <w:t>recommended_movies = movies[</w:t>
-            </w:r>
-          </w:p>
-          <w:p>
-            <w:pPr>
-              <w:rPr>
-                <w:rFonts w:ascii="Times New Roman" w:hAnsi="Times New Roman" w:cs="Times New Roman"/>
-                <w:iCs/>
-                <w:sz w:val="24"/>
-                <w:szCs w:val="24"/>
-                <w:lang w:val="en-US"/>
-              </w:rPr>
-            </w:pPr>
-            <w:r>
-              <w:rPr>
-                <w:rFonts w:ascii="Times New Roman" w:hAnsi="Times New Roman" w:cs="Times New Roman"/>
-                <w:iCs/>
-                <w:sz w:val="24"/>
-                <w:szCs w:val="24"/>
-                <w:lang w:val="en-US"/>
-              </w:rPr>
-              <w:t xml:space="preserve">    (movies["Genre"] == preferred_genre)</w:t>
-            </w:r>
-          </w:p>
-          <w:p>
-            <w:pPr>
-              <w:rPr>
-                <w:rFonts w:ascii="Times New Roman" w:hAnsi="Times New Roman" w:cs="Times New Roman"/>
-                <w:iCs/>
-                <w:sz w:val="24"/>
-                <w:szCs w:val="24"/>
-                <w:lang w:val="en-US"/>
-              </w:rPr>
-            </w:pPr>
-            <w:r>
-              <w:rPr>
-                <w:rFonts w:ascii="Times New Roman" w:hAnsi="Times New Roman" w:cs="Times New Roman"/>
-                <w:iCs/>
-                <w:sz w:val="24"/>
-                <w:szCs w:val="24"/>
-                <w:lang w:val="en-US"/>
-              </w:rPr>
-              <w:t xml:space="preserve">    &amp; (movies["Rating"] &gt;= minimum_required_rating)</w:t>
-            </w:r>
-          </w:p>
-          <w:p>
-            <w:pPr>
-              <w:rPr>
-                <w:rFonts w:ascii="Times New Roman" w:hAnsi="Times New Roman" w:cs="Times New Roman"/>
-                <w:iCs/>
-                <w:sz w:val="24"/>
-                <w:szCs w:val="24"/>
-                <w:lang w:val="en-US"/>
-              </w:rPr>
-            </w:pPr>
-            <w:r>
-              <w:rPr>
-                <w:rFonts w:ascii="Times New Roman" w:hAnsi="Times New Roman" w:cs="Times New Roman"/>
-                <w:iCs/>
-                <w:sz w:val="24"/>
-                <w:szCs w:val="24"/>
-                <w:lang w:val="en-US"/>
-              </w:rPr>
-              <w:t>].sort_values(</w:t>
-            </w:r>
-          </w:p>
-          <w:p>
-            <w:pPr>
-              <w:rPr>
-                <w:rFonts w:ascii="Times New Roman" w:hAnsi="Times New Roman" w:cs="Times New Roman"/>
-                <w:iCs/>
-                <w:sz w:val="24"/>
-                <w:szCs w:val="24"/>
-                <w:lang w:val="en-US"/>
-              </w:rPr>
-            </w:pPr>
-            <w:r>
-              <w:rPr>
-                <w:rFonts w:ascii="Times New Roman" w:hAnsi="Times New Roman" w:cs="Times New Roman"/>
-                <w:iCs/>
-                <w:sz w:val="24"/>
-                <w:szCs w:val="24"/>
-                <w:lang w:val="en-US"/>
-              </w:rPr>
-              <w:t xml:space="preserve">    by="PopularityScore",</w:t>
+            <w:proofErr w:type="spellStart"/>
+            <w:r>
+              <w:rPr>
+                <w:rFonts w:ascii="Times New Roman" w:hAnsi="Times New Roman" w:cs="Times New Roman"/>
+                <w:iCs/>
+                <w:sz w:val="24"/>
+                <w:szCs w:val="24"/>
+                <w:lang w:val="en-US"/>
+              </w:rPr>
+              <w:t>preferred_genre</w:t>
+            </w:r>
+            <w:proofErr w:type="spellEnd"/>
+            <w:r>
+              <w:rPr>
+                <w:rFonts w:ascii="Times New Roman" w:hAnsi="Times New Roman" w:cs="Times New Roman"/>
+                <w:iCs/>
+                <w:sz w:val="24"/>
+                <w:szCs w:val="24"/>
+                <w:lang w:val="en-US"/>
+              </w:rPr>
+              <w:t xml:space="preserve"> = "Science Fiction"</w:t>
+            </w:r>
+          </w:p>
+          <w:p>
+            <w:pPr>
+              <w:rPr>
+                <w:rFonts w:ascii="Times New Roman" w:hAnsi="Times New Roman" w:cs="Times New Roman"/>
+                <w:iCs/>
+                <w:sz w:val="24"/>
+                <w:szCs w:val="24"/>
+                <w:lang w:val="en-US"/>
+              </w:rPr>
+            </w:pPr>
+            <w:proofErr w:type="spellStart"/>
+            <w:r>
+              <w:rPr>
+                <w:rFonts w:ascii="Times New Roman" w:hAnsi="Times New Roman" w:cs="Times New Roman"/>
+                <w:iCs/>
+                <w:sz w:val="24"/>
+                <w:szCs w:val="24"/>
+                <w:lang w:val="en-US"/>
+              </w:rPr>
+              <w:t>minimum_required_rating</w:t>
+            </w:r>
+            <w:proofErr w:type="spellEnd"/>
+            <w:r>
+              <w:rPr>
+                <w:rFonts w:ascii="Times New Roman" w:hAnsi="Times New Roman" w:cs="Times New Roman"/>
+                <w:iCs/>
+                <w:sz w:val="24"/>
+                <w:szCs w:val="24"/>
+                <w:lang w:val="en-US"/>
+              </w:rPr>
+              <w:t xml:space="preserve"> = 7</w:t>
+            </w:r>
+          </w:p>
+          <w:p>
+            <w:pPr>
+              <w:rPr>
+                <w:rFonts w:ascii="Times New Roman" w:hAnsi="Times New Roman" w:cs="Times New Roman"/>
+                <w:iCs/>
+                <w:sz w:val="24"/>
+                <w:szCs w:val="24"/>
+                <w:lang w:val="en-US"/>
+              </w:rPr>
+            </w:pPr>
+          </w:p>
+          <w:p>
+            <w:pPr>
+              <w:rPr>
+                <w:rFonts w:ascii="Times New Roman" w:hAnsi="Times New Roman" w:cs="Times New Roman"/>
+                <w:iCs/>
+                <w:sz w:val="24"/>
+                <w:szCs w:val="24"/>
+                <w:lang w:val="en-US"/>
+              </w:rPr>
+            </w:pPr>
+            <w:proofErr w:type="spellStart"/>
+            <w:r>
+              <w:rPr>
+                <w:rFonts w:ascii="Times New Roman" w:hAnsi="Times New Roman" w:cs="Times New Roman"/>
+                <w:iCs/>
+                <w:sz w:val="24"/>
+                <w:szCs w:val="24"/>
+                <w:lang w:val="en-US"/>
+              </w:rPr>
+              <w:t>recommended_movies</w:t>
+            </w:r>
+            <w:proofErr w:type="spellEnd"/>
+            <w:r>
+              <w:rPr>
+                <w:rFonts w:ascii="Times New Roman" w:hAnsi="Times New Roman" w:cs="Times New Roman"/>
+                <w:iCs/>
+                <w:sz w:val="24"/>
+                <w:szCs w:val="24"/>
+                <w:lang w:val="en-US"/>
+              </w:rPr>
+              <w:t xml:space="preserve"> = movies[</w:t>
+            </w:r>
+          </w:p>
+          <w:p>
+            <w:pPr>
+              <w:rPr>
+                <w:rFonts w:ascii="Times New Roman" w:hAnsi="Times New Roman" w:cs="Times New Roman"/>
+                <w:iCs/>
+                <w:sz w:val="24"/>
+                <w:szCs w:val="24"/>
+                <w:lang w:val="en-US"/>
+              </w:rPr>
+            </w:pPr>
+            <w:r>
+              <w:rPr>
+                <w:rFonts w:ascii="Times New Roman" w:hAnsi="Times New Roman" w:cs="Times New Roman"/>
+                <w:iCs/>
+                <w:sz w:val="24"/>
+                <w:szCs w:val="24"/>
+                <w:lang w:val="en-US"/>
+              </w:rPr>
+              <w:t xml:space="preserve">    (movies["Genre"] == </w:t>
+            </w:r>
+            <w:proofErr w:type="spellStart"/>
+            <w:r>
+              <w:rPr>
+                <w:rFonts w:ascii="Times New Roman" w:hAnsi="Times New Roman" w:cs="Times New Roman"/>
+                <w:iCs/>
+                <w:sz w:val="24"/>
+                <w:szCs w:val="24"/>
+                <w:lang w:val="en-US"/>
+              </w:rPr>
+              <w:t>preferred_genre</w:t>
+            </w:r>
+            <w:proofErr w:type="spellEnd"/>
+            <w:r>
+              <w:rPr>
+                <w:rFonts w:ascii="Times New Roman" w:hAnsi="Times New Roman" w:cs="Times New Roman"/>
+                <w:iCs/>
+                <w:sz w:val="24"/>
+                <w:szCs w:val="24"/>
+                <w:lang w:val="en-US"/>
+              </w:rPr>
+              <w:t>)</w:t>
+            </w:r>
+          </w:p>
+          <w:p>
+            <w:pPr>
+              <w:rPr>
+                <w:rFonts w:ascii="Times New Roman" w:hAnsi="Times New Roman" w:cs="Times New Roman"/>
+                <w:iCs/>
+                <w:sz w:val="24"/>
+                <w:szCs w:val="24"/>
+                <w:lang w:val="en-US"/>
+              </w:rPr>
+            </w:pPr>
+            <w:r>
+              <w:rPr>
+                <w:rFonts w:ascii="Times New Roman" w:hAnsi="Times New Roman" w:cs="Times New Roman"/>
+                <w:iCs/>
+                <w:sz w:val="24"/>
+                <w:szCs w:val="24"/>
+                <w:lang w:val="en-US"/>
+              </w:rPr>
+              <w:t xml:space="preserve">    &amp; (movies["Rating"] &gt;= </w:t>
+            </w:r>
+            <w:proofErr w:type="spellStart"/>
+            <w:r>
+              <w:rPr>
+                <w:rFonts w:ascii="Times New Roman" w:hAnsi="Times New Roman" w:cs="Times New Roman"/>
+                <w:iCs/>
+                <w:sz w:val="24"/>
+                <w:szCs w:val="24"/>
+                <w:lang w:val="en-US"/>
+              </w:rPr>
+              <w:t>minimum_required_rating</w:t>
+            </w:r>
+            <w:proofErr w:type="spellEnd"/>
+            <w:r>
+              <w:rPr>
+                <w:rFonts w:ascii="Times New Roman" w:hAnsi="Times New Roman" w:cs="Times New Roman"/>
+                <w:iCs/>
+                <w:sz w:val="24"/>
+                <w:szCs w:val="24"/>
+                <w:lang w:val="en-US"/>
+              </w:rPr>
+              <w:t>)</w:t>
+            </w:r>
+          </w:p>
+          <w:p>
+            <w:pPr>
+              <w:rPr>
+                <w:rFonts w:ascii="Times New Roman" w:hAnsi="Times New Roman" w:cs="Times New Roman"/>
+                <w:iCs/>
+                <w:sz w:val="24"/>
+                <w:szCs w:val="24"/>
+                <w:lang w:val="en-US"/>
+              </w:rPr>
+            </w:pPr>
+            <w:r>
+              <w:rPr>
+                <w:rFonts w:ascii="Times New Roman" w:hAnsi="Times New Roman" w:cs="Times New Roman"/>
+                <w:iCs/>
+                <w:sz w:val="24"/>
+                <w:szCs w:val="24"/>
+                <w:lang w:val="en-US"/>
+              </w:rPr>
+              <w:t>].</w:t>
+            </w:r>
+            <w:proofErr w:type="spellStart"/>
+            <w:r>
+              <w:rPr>
+                <w:rFonts w:ascii="Times New Roman" w:hAnsi="Times New Roman" w:cs="Times New Roman"/>
+                <w:iCs/>
+                <w:sz w:val="24"/>
+                <w:szCs w:val="24"/>
+                <w:lang w:val="en-US"/>
+              </w:rPr>
+              <w:t>sort_values</w:t>
+            </w:r>
+            <w:proofErr w:type="spellEnd"/>
+            <w:r>
+              <w:rPr>
+                <w:rFonts w:ascii="Times New Roman" w:hAnsi="Times New Roman" w:cs="Times New Roman"/>
+                <w:iCs/>
+                <w:sz w:val="24"/>
+                <w:szCs w:val="24"/>
+                <w:lang w:val="en-US"/>
+              </w:rPr>
+              <w:t>(</w:t>
+            </w:r>
+          </w:p>
+          <w:p>
+            <w:pPr>
+              <w:rPr>
+                <w:rFonts w:ascii="Times New Roman" w:hAnsi="Times New Roman" w:cs="Times New Roman"/>
+                <w:iCs/>
+                <w:sz w:val="24"/>
+                <w:szCs w:val="24"/>
+                <w:lang w:val="en-US"/>
+              </w:rPr>
+            </w:pPr>
+            <w:r>
+              <w:rPr>
+                <w:rFonts w:ascii="Times New Roman" w:hAnsi="Times New Roman" w:cs="Times New Roman"/>
+                <w:iCs/>
+                <w:sz w:val="24"/>
+                <w:szCs w:val="24"/>
+                <w:lang w:val="en-US"/>
+              </w:rPr>
+              <w:t xml:space="preserve">    by="</w:t>
+            </w:r>
+            <w:proofErr w:type="spellStart"/>
+            <w:r>
+              <w:rPr>
+                <w:rFonts w:ascii="Times New Roman" w:hAnsi="Times New Roman" w:cs="Times New Roman"/>
+                <w:iCs/>
+                <w:sz w:val="24"/>
+                <w:szCs w:val="24"/>
+                <w:lang w:val="en-US"/>
+              </w:rPr>
+              <w:t>PopularityScore</w:t>
+            </w:r>
+            <w:proofErr w:type="spellEnd"/>
+            <w:r>
+              <w:rPr>
+                <w:rFonts w:ascii="Times New Roman" w:hAnsi="Times New Roman" w:cs="Times New Roman"/>
+                <w:iCs/>
+                <w:sz w:val="24"/>
+                <w:szCs w:val="24"/>
+                <w:lang w:val="en-US"/>
+              </w:rPr>
+              <w:t>",</w:t>
             </w:r>
           </w:p>
           <w:p>
@@ -10122,7 +12438,29 @@
                 <w:szCs w:val="24"/>
                 <w:lang w:val="en-US"/>
               </w:rPr>
-              <w:t>print("\nMOVIE RECOMMENDATIONS")</w:t>
+              <w:t>print("\</w:t>
+            </w:r>
+            <w:proofErr w:type="spellStart"/>
+            <w:r>
+              <w:rPr>
+                <w:rFonts w:ascii="Times New Roman" w:hAnsi="Times New Roman" w:cs="Times New Roman"/>
+                <w:iCs/>
+                <w:sz w:val="24"/>
+                <w:szCs w:val="24"/>
+                <w:lang w:val="en-US"/>
+              </w:rPr>
+              <w:t>nMOVIE</w:t>
+            </w:r>
+            <w:proofErr w:type="spellEnd"/>
+            <w:r>
+              <w:rPr>
+                <w:rFonts w:ascii="Times New Roman" w:hAnsi="Times New Roman" w:cs="Times New Roman"/>
+                <w:iCs/>
+                <w:sz w:val="24"/>
+                <w:szCs w:val="24"/>
+                <w:lang w:val="en-US"/>
+              </w:rPr>
+              <w:t xml:space="preserve"> RECOMMENDATIONS")</w:t>
             </w:r>
           </w:p>
           <w:p>
@@ -10164,28 +12502,72 @@
                 <w:szCs w:val="24"/>
                 <w:lang w:val="en-US"/>
               </w:rPr>
-              <w:t>print("Preferred Genre:", preferred_genre)</w:t>
-            </w:r>
-          </w:p>
-          <w:p>
-            <w:pPr>
-              <w:rPr>
-                <w:rFonts w:ascii="Times New Roman" w:hAnsi="Times New Roman" w:cs="Times New Roman"/>
-                <w:iCs/>
-                <w:sz w:val="24"/>
-                <w:szCs w:val="24"/>
-                <w:lang w:val="en-US"/>
-              </w:rPr>
-            </w:pPr>
-            <w:r>
-              <w:rPr>
-                <w:rFonts w:ascii="Times New Roman" w:hAnsi="Times New Roman" w:cs="Times New Roman"/>
-                <w:iCs/>
-                <w:sz w:val="24"/>
-                <w:szCs w:val="24"/>
-                <w:lang w:val="en-US"/>
-              </w:rPr>
-              <w:t>print("Minimum Rating:", minimum_required_rating)</w:t>
+              <w:t xml:space="preserve">print("Preferred Genre:", </w:t>
+            </w:r>
+            <w:proofErr w:type="spellStart"/>
+            <w:r>
+              <w:rPr>
+                <w:rFonts w:ascii="Times New Roman" w:hAnsi="Times New Roman" w:cs="Times New Roman"/>
+                <w:iCs/>
+                <w:sz w:val="24"/>
+                <w:szCs w:val="24"/>
+                <w:lang w:val="en-US"/>
+              </w:rPr>
+              <w:t>preferred_genre</w:t>
+            </w:r>
+            <w:proofErr w:type="spellEnd"/>
+            <w:r>
+              <w:rPr>
+                <w:rFonts w:ascii="Times New Roman" w:hAnsi="Times New Roman" w:cs="Times New Roman"/>
+                <w:iCs/>
+                <w:sz w:val="24"/>
+                <w:szCs w:val="24"/>
+                <w:lang w:val="en-US"/>
+              </w:rPr>
+              <w:t>)</w:t>
+            </w:r>
+          </w:p>
+          <w:p>
+            <w:pPr>
+              <w:rPr>
+                <w:rFonts w:ascii="Times New Roman" w:hAnsi="Times New Roman" w:cs="Times New Roman"/>
+                <w:iCs/>
+                <w:sz w:val="24"/>
+                <w:szCs w:val="24"/>
+                <w:lang w:val="en-US"/>
+              </w:rPr>
+            </w:pPr>
+            <w:r>
+              <w:rPr>
+                <w:rFonts w:ascii="Times New Roman" w:hAnsi="Times New Roman" w:cs="Times New Roman"/>
+                <w:iCs/>
+                <w:sz w:val="24"/>
+                <w:szCs w:val="24"/>
+                <w:lang w:val="en-US"/>
+              </w:rPr>
+              <w:t xml:space="preserve">print("Minimum Rating:", </w:t>
+            </w:r>
+            <w:proofErr w:type="spellStart"/>
+            <w:r>
+              <w:rPr>
+                <w:rFonts w:ascii="Times New Roman" w:hAnsi="Times New Roman" w:cs="Times New Roman"/>
+                <w:iCs/>
+                <w:sz w:val="24"/>
+                <w:szCs w:val="24"/>
+                <w:lang w:val="en-US"/>
+              </w:rPr>
+              <w:t>minimum_required_rating</w:t>
+            </w:r>
+            <w:proofErr w:type="spellEnd"/>
+            <w:r>
+              <w:rPr>
+                <w:rFonts w:ascii="Times New Roman" w:hAnsi="Times New Roman" w:cs="Times New Roman"/>
+                <w:iCs/>
+                <w:sz w:val="24"/>
+                <w:szCs w:val="24"/>
+                <w:lang w:val="en-US"/>
+              </w:rPr>
+              <w:t>)</w:t>
             </w:r>
           </w:p>
           <w:p>
@@ -10238,7 +12620,29 @@
                 <w:szCs w:val="24"/>
                 <w:lang w:val="en-US"/>
               </w:rPr>
-              <w:t xml:space="preserve">    recommended_movies[</w:t>
+              <w:t xml:space="preserve">    </w:t>
+            </w:r>
+            <w:proofErr w:type="spellStart"/>
+            <w:r>
+              <w:rPr>
+                <w:rFonts w:ascii="Times New Roman" w:hAnsi="Times New Roman" w:cs="Times New Roman"/>
+                <w:iCs/>
+                <w:sz w:val="24"/>
+                <w:szCs w:val="24"/>
+                <w:lang w:val="en-US"/>
+              </w:rPr>
+              <w:t>recommended_movies</w:t>
+            </w:r>
+            <w:proofErr w:type="spellEnd"/>
+            <w:r>
+              <w:rPr>
+                <w:rFonts w:ascii="Times New Roman" w:hAnsi="Times New Roman" w:cs="Times New Roman"/>
+                <w:iCs/>
+                <w:sz w:val="24"/>
+                <w:szCs w:val="24"/>
+                <w:lang w:val="en-US"/>
+              </w:rPr>
+              <w:t>[</w:t>
             </w:r>
           </w:p>
           <w:p>
@@ -10280,28 +12684,72 @@
                 <w:szCs w:val="24"/>
                 <w:lang w:val="en-US"/>
               </w:rPr>
-              <w:t xml:space="preserve">            "MovieID",</w:t>
-            </w:r>
-          </w:p>
-          <w:p>
-            <w:pPr>
-              <w:rPr>
-                <w:rFonts w:ascii="Times New Roman" w:hAnsi="Times New Roman" w:cs="Times New Roman"/>
-                <w:iCs/>
-                <w:sz w:val="24"/>
-                <w:szCs w:val="24"/>
-                <w:lang w:val="en-US"/>
-              </w:rPr>
-            </w:pPr>
-            <w:r>
-              <w:rPr>
-                <w:rFonts w:ascii="Times New Roman" w:hAnsi="Times New Roman" w:cs="Times New Roman"/>
-                <w:iCs/>
-                <w:sz w:val="24"/>
-                <w:szCs w:val="24"/>
-                <w:lang w:val="en-US"/>
-              </w:rPr>
-              <w:t xml:space="preserve">            "MovieTitle",</w:t>
+              <w:t xml:space="preserve">            "</w:t>
+            </w:r>
+            <w:proofErr w:type="spellStart"/>
+            <w:r>
+              <w:rPr>
+                <w:rFonts w:ascii="Times New Roman" w:hAnsi="Times New Roman" w:cs="Times New Roman"/>
+                <w:iCs/>
+                <w:sz w:val="24"/>
+                <w:szCs w:val="24"/>
+                <w:lang w:val="en-US"/>
+              </w:rPr>
+              <w:t>MovieID</w:t>
+            </w:r>
+            <w:proofErr w:type="spellEnd"/>
+            <w:r>
+              <w:rPr>
+                <w:rFonts w:ascii="Times New Roman" w:hAnsi="Times New Roman" w:cs="Times New Roman"/>
+                <w:iCs/>
+                <w:sz w:val="24"/>
+                <w:szCs w:val="24"/>
+                <w:lang w:val="en-US"/>
+              </w:rPr>
+              <w:t>",</w:t>
+            </w:r>
+          </w:p>
+          <w:p>
+            <w:pPr>
+              <w:rPr>
+                <w:rFonts w:ascii="Times New Roman" w:hAnsi="Times New Roman" w:cs="Times New Roman"/>
+                <w:iCs/>
+                <w:sz w:val="24"/>
+                <w:szCs w:val="24"/>
+                <w:lang w:val="en-US"/>
+              </w:rPr>
+            </w:pPr>
+            <w:r>
+              <w:rPr>
+                <w:rFonts w:ascii="Times New Roman" w:hAnsi="Times New Roman" w:cs="Times New Roman"/>
+                <w:iCs/>
+                <w:sz w:val="24"/>
+                <w:szCs w:val="24"/>
+                <w:lang w:val="en-US"/>
+              </w:rPr>
+              <w:t xml:space="preserve">            "</w:t>
+            </w:r>
+            <w:proofErr w:type="spellStart"/>
+            <w:r>
+              <w:rPr>
+                <w:rFonts w:ascii="Times New Roman" w:hAnsi="Times New Roman" w:cs="Times New Roman"/>
+                <w:iCs/>
+                <w:sz w:val="24"/>
+                <w:szCs w:val="24"/>
+                <w:lang w:val="en-US"/>
+              </w:rPr>
+              <w:t>MovieTitle</w:t>
+            </w:r>
+            <w:proofErr w:type="spellEnd"/>
+            <w:r>
+              <w:rPr>
+                <w:rFonts w:ascii="Times New Roman" w:hAnsi="Times New Roman" w:cs="Times New Roman"/>
+                <w:iCs/>
+                <w:sz w:val="24"/>
+                <w:szCs w:val="24"/>
+                <w:lang w:val="en-US"/>
+              </w:rPr>
+              <w:t>",</w:t>
             </w:r>
           </w:p>
           <w:p>
@@ -10364,7 +12812,29 @@
                 <w:szCs w:val="24"/>
                 <w:lang w:val="en-US"/>
               </w:rPr>
-              <w:t xml:space="preserve">            "PopularityScore"</w:t>
+              <w:t xml:space="preserve">            "</w:t>
+            </w:r>
+            <w:proofErr w:type="spellStart"/>
+            <w:r>
+              <w:rPr>
+                <w:rFonts w:ascii="Times New Roman" w:hAnsi="Times New Roman" w:cs="Times New Roman"/>
+                <w:iCs/>
+                <w:sz w:val="24"/>
+                <w:szCs w:val="24"/>
+                <w:lang w:val="en-US"/>
+              </w:rPr>
+              <w:t>PopularityScore</w:t>
+            </w:r>
+            <w:proofErr w:type="spellEnd"/>
+            <w:r>
+              <w:rPr>
+                <w:rFonts w:ascii="Times New Roman" w:hAnsi="Times New Roman" w:cs="Times New Roman"/>
+                <w:iCs/>
+                <w:sz w:val="24"/>
+                <w:szCs w:val="24"/>
+                <w:lang w:val="en-US"/>
+              </w:rPr>
+              <w:t>"</w:t>
             </w:r>
           </w:p>
           <w:p>
@@ -10406,7 +12876,29 @@
                 <w:szCs w:val="24"/>
                 <w:lang w:val="en-US"/>
               </w:rPr>
-              <w:t xml:space="preserve">    ].to_string(index=False)</w:t>
+              <w:t xml:space="preserve">    ].</w:t>
+            </w:r>
+            <w:proofErr w:type="spellStart"/>
+            <w:r>
+              <w:rPr>
+                <w:rFonts w:ascii="Times New Roman" w:hAnsi="Times New Roman" w:cs="Times New Roman"/>
+                <w:iCs/>
+                <w:sz w:val="24"/>
+                <w:szCs w:val="24"/>
+                <w:lang w:val="en-US"/>
+              </w:rPr>
+              <w:t>to_string</w:t>
+            </w:r>
+            <w:proofErr w:type="spellEnd"/>
+            <w:r>
+              <w:rPr>
+                <w:rFonts w:ascii="Times New Roman" w:hAnsi="Times New Roman" w:cs="Times New Roman"/>
+                <w:iCs/>
+                <w:sz w:val="24"/>
+                <w:szCs w:val="24"/>
+                <w:lang w:val="en-US"/>
+              </w:rPr>
+              <w:t>(index=False)</w:t>
             </w:r>
           </w:p>
           <w:p>
@@ -10525,68 +13017,180 @@
                 <w:lang w:val="en-US"/>
               </w:rPr>
             </w:pPr>
-            <w:r>
-              <w:rPr>
-                <w:rFonts w:ascii="Times New Roman" w:hAnsi="Times New Roman" w:cs="Times New Roman"/>
-                <w:iCs/>
-                <w:sz w:val="24"/>
-                <w:szCs w:val="24"/>
-                <w:lang w:val="en-US"/>
-              </w:rPr>
-              <w:t>top_movie = movies.iloc[0]</w:t>
-            </w:r>
-          </w:p>
-          <w:p>
-            <w:pPr>
-              <w:rPr>
-                <w:rFonts w:ascii="Times New Roman" w:hAnsi="Times New Roman" w:cs="Times New Roman"/>
-                <w:iCs/>
-                <w:sz w:val="24"/>
-                <w:szCs w:val="24"/>
-                <w:lang w:val="en-US"/>
-              </w:rPr>
-            </w:pPr>
-          </w:p>
-          <w:p>
-            <w:pPr>
-              <w:rPr>
-                <w:rFonts w:ascii="Times New Roman" w:hAnsi="Times New Roman" w:cs="Times New Roman"/>
-                <w:iCs/>
-                <w:sz w:val="24"/>
-                <w:szCs w:val="24"/>
-                <w:lang w:val="en-US"/>
-              </w:rPr>
-            </w:pPr>
-            <w:r>
-              <w:rPr>
-                <w:rFonts w:ascii="Times New Roman" w:hAnsi="Times New Roman" w:cs="Times New Roman"/>
-                <w:iCs/>
-                <w:sz w:val="24"/>
-                <w:szCs w:val="24"/>
-                <w:lang w:val="en-US"/>
-              </w:rPr>
-              <w:t>most_viewed_movie = movies.loc[</w:t>
-            </w:r>
-          </w:p>
-          <w:p>
-            <w:pPr>
-              <w:rPr>
-                <w:rFonts w:ascii="Times New Roman" w:hAnsi="Times New Roman" w:cs="Times New Roman"/>
-                <w:iCs/>
-                <w:sz w:val="24"/>
-                <w:szCs w:val="24"/>
-                <w:lang w:val="en-US"/>
-              </w:rPr>
-            </w:pPr>
-            <w:r>
-              <w:rPr>
-                <w:rFonts w:ascii="Times New Roman" w:hAnsi="Times New Roman" w:cs="Times New Roman"/>
-                <w:iCs/>
-                <w:sz w:val="24"/>
-                <w:szCs w:val="24"/>
-                <w:lang w:val="en-US"/>
-              </w:rPr>
-              <w:t xml:space="preserve">    movies["ViewCount"].idxmax()</w:t>
+            <w:proofErr w:type="spellStart"/>
+            <w:r>
+              <w:rPr>
+                <w:rFonts w:ascii="Times New Roman" w:hAnsi="Times New Roman" w:cs="Times New Roman"/>
+                <w:iCs/>
+                <w:sz w:val="24"/>
+                <w:szCs w:val="24"/>
+                <w:lang w:val="en-US"/>
+              </w:rPr>
+              <w:t>top_movie</w:t>
+            </w:r>
+            <w:proofErr w:type="spellEnd"/>
+            <w:r>
+              <w:rPr>
+                <w:rFonts w:ascii="Times New Roman" w:hAnsi="Times New Roman" w:cs="Times New Roman"/>
+                <w:iCs/>
+                <w:sz w:val="24"/>
+                <w:szCs w:val="24"/>
+                <w:lang w:val="en-US"/>
+              </w:rPr>
+              <w:t xml:space="preserve"> = </w:t>
+            </w:r>
+            <w:proofErr w:type="spellStart"/>
+            <w:r>
+              <w:rPr>
+                <w:rFonts w:ascii="Times New Roman" w:hAnsi="Times New Roman" w:cs="Times New Roman"/>
+                <w:iCs/>
+                <w:sz w:val="24"/>
+                <w:szCs w:val="24"/>
+                <w:lang w:val="en-US"/>
+              </w:rPr>
+              <w:t>movies.iloc</w:t>
+            </w:r>
+            <w:proofErr w:type="spellEnd"/>
+            <w:r>
+              <w:rPr>
+                <w:rFonts w:ascii="Times New Roman" w:hAnsi="Times New Roman" w:cs="Times New Roman"/>
+                <w:iCs/>
+                <w:sz w:val="24"/>
+                <w:szCs w:val="24"/>
+                <w:lang w:val="en-US"/>
+              </w:rPr>
+              <w:t>[0]</w:t>
+            </w:r>
+          </w:p>
+          <w:p>
+            <w:pPr>
+              <w:rPr>
+                <w:rFonts w:ascii="Times New Roman" w:hAnsi="Times New Roman" w:cs="Times New Roman"/>
+                <w:iCs/>
+                <w:sz w:val="24"/>
+                <w:szCs w:val="24"/>
+                <w:lang w:val="en-US"/>
+              </w:rPr>
+            </w:pPr>
+          </w:p>
+          <w:p>
+            <w:pPr>
+              <w:rPr>
+                <w:rFonts w:ascii="Times New Roman" w:hAnsi="Times New Roman" w:cs="Times New Roman"/>
+                <w:iCs/>
+                <w:sz w:val="24"/>
+                <w:szCs w:val="24"/>
+                <w:lang w:val="en-US"/>
+              </w:rPr>
+            </w:pPr>
+            <w:proofErr w:type="spellStart"/>
+            <w:r>
+              <w:rPr>
+                <w:rFonts w:ascii="Times New Roman" w:hAnsi="Times New Roman" w:cs="Times New Roman"/>
+                <w:iCs/>
+                <w:sz w:val="24"/>
+                <w:szCs w:val="24"/>
+                <w:lang w:val="en-US"/>
+              </w:rPr>
+              <w:t>most_viewed_movie</w:t>
+            </w:r>
+            <w:proofErr w:type="spellEnd"/>
+            <w:r>
+              <w:rPr>
+                <w:rFonts w:ascii="Times New Roman" w:hAnsi="Times New Roman" w:cs="Times New Roman"/>
+                <w:iCs/>
+                <w:sz w:val="24"/>
+                <w:szCs w:val="24"/>
+                <w:lang w:val="en-US"/>
+              </w:rPr>
+              <w:t xml:space="preserve"> = </w:t>
+            </w:r>
+            <w:proofErr w:type="spellStart"/>
+            <w:r>
+              <w:rPr>
+                <w:rFonts w:ascii="Times New Roman" w:hAnsi="Times New Roman" w:cs="Times New Roman"/>
+                <w:iCs/>
+                <w:sz w:val="24"/>
+                <w:szCs w:val="24"/>
+                <w:lang w:val="en-US"/>
+              </w:rPr>
+              <w:t>movies.loc</w:t>
+            </w:r>
+            <w:proofErr w:type="spellEnd"/>
+            <w:r>
+              <w:rPr>
+                <w:rFonts w:ascii="Times New Roman" w:hAnsi="Times New Roman" w:cs="Times New Roman"/>
+                <w:iCs/>
+                <w:sz w:val="24"/>
+                <w:szCs w:val="24"/>
+                <w:lang w:val="en-US"/>
+              </w:rPr>
+              <w:t>[</w:t>
+            </w:r>
+          </w:p>
+          <w:p>
+            <w:pPr>
+              <w:rPr>
+                <w:rFonts w:ascii="Times New Roman" w:hAnsi="Times New Roman" w:cs="Times New Roman"/>
+                <w:iCs/>
+                <w:sz w:val="24"/>
+                <w:szCs w:val="24"/>
+                <w:lang w:val="en-US"/>
+              </w:rPr>
+            </w:pPr>
+            <w:r>
+              <w:rPr>
+                <w:rFonts w:ascii="Times New Roman" w:hAnsi="Times New Roman" w:cs="Times New Roman"/>
+                <w:iCs/>
+                <w:sz w:val="24"/>
+                <w:szCs w:val="24"/>
+                <w:lang w:val="en-US"/>
+              </w:rPr>
+              <w:t xml:space="preserve">    movies["</w:t>
+            </w:r>
+            <w:proofErr w:type="spellStart"/>
+            <w:r>
+              <w:rPr>
+                <w:rFonts w:ascii="Times New Roman" w:hAnsi="Times New Roman" w:cs="Times New Roman"/>
+                <w:iCs/>
+                <w:sz w:val="24"/>
+                <w:szCs w:val="24"/>
+                <w:lang w:val="en-US"/>
+              </w:rPr>
+              <w:t>ViewCount</w:t>
+            </w:r>
+            <w:proofErr w:type="spellEnd"/>
+            <w:r>
+              <w:rPr>
+                <w:rFonts w:ascii="Times New Roman" w:hAnsi="Times New Roman" w:cs="Times New Roman"/>
+                <w:iCs/>
+                <w:sz w:val="24"/>
+                <w:szCs w:val="24"/>
+                <w:lang w:val="en-US"/>
+              </w:rPr>
+              <w:t>"].</w:t>
+            </w:r>
+            <w:proofErr w:type="spellStart"/>
+            <w:r>
+              <w:rPr>
+                <w:rFonts w:ascii="Times New Roman" w:hAnsi="Times New Roman" w:cs="Times New Roman"/>
+                <w:iCs/>
+                <w:sz w:val="24"/>
+                <w:szCs w:val="24"/>
+                <w:lang w:val="en-US"/>
+              </w:rPr>
+              <w:t>idxmax</w:t>
+            </w:r>
+            <w:proofErr w:type="spellEnd"/>
+            <w:r>
+              <w:rPr>
+                <w:rFonts w:ascii="Times New Roman" w:hAnsi="Times New Roman" w:cs="Times New Roman"/>
+                <w:iCs/>
+                <w:sz w:val="24"/>
+                <w:szCs w:val="24"/>
+                <w:lang w:val="en-US"/>
+              </w:rPr>
+              <w:t>()</w:t>
             </w:r>
           </w:p>
           <w:p>
@@ -10631,47 +13235,103 @@
                 <w:lang w:val="en-US"/>
               </w:rPr>
             </w:pPr>
-            <w:r>
-              <w:rPr>
-                <w:rFonts w:ascii="Times New Roman" w:hAnsi="Times New Roman" w:cs="Times New Roman"/>
-                <w:iCs/>
-                <w:sz w:val="24"/>
-                <w:szCs w:val="24"/>
-                <w:lang w:val="en-US"/>
-              </w:rPr>
-              <w:t>best_genre = genre_report.iloc[0]</w:t>
-            </w:r>
-          </w:p>
-          <w:p>
-            <w:pPr>
-              <w:rPr>
-                <w:rFonts w:ascii="Times New Roman" w:hAnsi="Times New Roman" w:cs="Times New Roman"/>
-                <w:iCs/>
-                <w:sz w:val="24"/>
-                <w:szCs w:val="24"/>
-                <w:lang w:val="en-US"/>
-              </w:rPr>
-            </w:pPr>
-          </w:p>
-          <w:p>
-            <w:pPr>
-              <w:rPr>
-                <w:rFonts w:ascii="Times New Roman" w:hAnsi="Times New Roman" w:cs="Times New Roman"/>
-                <w:iCs/>
-                <w:sz w:val="24"/>
-                <w:szCs w:val="24"/>
-                <w:lang w:val="en-US"/>
-              </w:rPr>
-            </w:pPr>
-            <w:r>
-              <w:rPr>
-                <w:rFonts w:ascii="Times New Roman" w:hAnsi="Times New Roman" w:cs="Times New Roman"/>
-                <w:iCs/>
-                <w:sz w:val="24"/>
-                <w:szCs w:val="24"/>
-                <w:lang w:val="en-US"/>
-              </w:rPr>
-              <w:t>print("\nAUTOMATED MOVIE ANALYTICS REPORT")</w:t>
+            <w:proofErr w:type="spellStart"/>
+            <w:r>
+              <w:rPr>
+                <w:rFonts w:ascii="Times New Roman" w:hAnsi="Times New Roman" w:cs="Times New Roman"/>
+                <w:iCs/>
+                <w:sz w:val="24"/>
+                <w:szCs w:val="24"/>
+                <w:lang w:val="en-US"/>
+              </w:rPr>
+              <w:t>best_genre</w:t>
+            </w:r>
+            <w:proofErr w:type="spellEnd"/>
+            <w:r>
+              <w:rPr>
+                <w:rFonts w:ascii="Times New Roman" w:hAnsi="Times New Roman" w:cs="Times New Roman"/>
+                <w:iCs/>
+                <w:sz w:val="24"/>
+                <w:szCs w:val="24"/>
+                <w:lang w:val="en-US"/>
+              </w:rPr>
+              <w:t xml:space="preserve"> = </w:t>
+            </w:r>
+            <w:proofErr w:type="spellStart"/>
+            <w:r>
+              <w:rPr>
+                <w:rFonts w:ascii="Times New Roman" w:hAnsi="Times New Roman" w:cs="Times New Roman"/>
+                <w:iCs/>
+                <w:sz w:val="24"/>
+                <w:szCs w:val="24"/>
+                <w:lang w:val="en-US"/>
+              </w:rPr>
+              <w:t>genre_report.iloc</w:t>
+            </w:r>
+            <w:proofErr w:type="spellEnd"/>
+            <w:r>
+              <w:rPr>
+                <w:rFonts w:ascii="Times New Roman" w:hAnsi="Times New Roman" w:cs="Times New Roman"/>
+                <w:iCs/>
+                <w:sz w:val="24"/>
+                <w:szCs w:val="24"/>
+                <w:lang w:val="en-US"/>
+              </w:rPr>
+              <w:t>[0]</w:t>
+            </w:r>
+          </w:p>
+          <w:p>
+            <w:pPr>
+              <w:rPr>
+                <w:rFonts w:ascii="Times New Roman" w:hAnsi="Times New Roman" w:cs="Times New Roman"/>
+                <w:iCs/>
+                <w:sz w:val="24"/>
+                <w:szCs w:val="24"/>
+                <w:lang w:val="en-US"/>
+              </w:rPr>
+            </w:pPr>
+          </w:p>
+          <w:p>
+            <w:pPr>
+              <w:rPr>
+                <w:rFonts w:ascii="Times New Roman" w:hAnsi="Times New Roman" w:cs="Times New Roman"/>
+                <w:iCs/>
+                <w:sz w:val="24"/>
+                <w:szCs w:val="24"/>
+                <w:lang w:val="en-US"/>
+              </w:rPr>
+            </w:pPr>
+            <w:r>
+              <w:rPr>
+                <w:rFonts w:ascii="Times New Roman" w:hAnsi="Times New Roman" w:cs="Times New Roman"/>
+                <w:iCs/>
+                <w:sz w:val="24"/>
+                <w:szCs w:val="24"/>
+                <w:lang w:val="en-US"/>
+              </w:rPr>
+              <w:t>print("\</w:t>
+            </w:r>
+            <w:proofErr w:type="spellStart"/>
+            <w:r>
+              <w:rPr>
+                <w:rFonts w:ascii="Times New Roman" w:hAnsi="Times New Roman" w:cs="Times New Roman"/>
+                <w:iCs/>
+                <w:sz w:val="24"/>
+                <w:szCs w:val="24"/>
+                <w:lang w:val="en-US"/>
+              </w:rPr>
+              <w:t>nAUTOMATED</w:t>
+            </w:r>
+            <w:proofErr w:type="spellEnd"/>
+            <w:r>
+              <w:rPr>
+                <w:rFonts w:ascii="Times New Roman" w:hAnsi="Times New Roman" w:cs="Times New Roman"/>
+                <w:iCs/>
+                <w:sz w:val="24"/>
+                <w:szCs w:val="24"/>
+                <w:lang w:val="en-US"/>
+              </w:rPr>
+              <w:t xml:space="preserve"> MOVIE ANALYTICS REPORT")</w:t>
             </w:r>
           </w:p>
           <w:p>
@@ -10724,7 +13384,51 @@
                 <w:szCs w:val="24"/>
                 <w:lang w:val="en-US"/>
               </w:rPr>
-              <w:t>print("Total Movies Analysed:", len(movies))</w:t>
+              <w:t xml:space="preserve">print("Total Movies </w:t>
+            </w:r>
+            <w:proofErr w:type="spellStart"/>
+            <w:r>
+              <w:rPr>
+                <w:rFonts w:ascii="Times New Roman" w:hAnsi="Times New Roman" w:cs="Times New Roman"/>
+                <w:iCs/>
+                <w:sz w:val="24"/>
+                <w:szCs w:val="24"/>
+                <w:lang w:val="en-US"/>
+              </w:rPr>
+              <w:t>Analysed</w:t>
+            </w:r>
+            <w:proofErr w:type="spellEnd"/>
+            <w:r>
+              <w:rPr>
+                <w:rFonts w:ascii="Times New Roman" w:hAnsi="Times New Roman" w:cs="Times New Roman"/>
+                <w:iCs/>
+                <w:sz w:val="24"/>
+                <w:szCs w:val="24"/>
+                <w:lang w:val="en-US"/>
+              </w:rPr>
+              <w:t xml:space="preserve">:", </w:t>
+            </w:r>
+            <w:proofErr w:type="spellStart"/>
+            <w:r>
+              <w:rPr>
+                <w:rFonts w:ascii="Times New Roman" w:hAnsi="Times New Roman" w:cs="Times New Roman"/>
+                <w:iCs/>
+                <w:sz w:val="24"/>
+                <w:szCs w:val="24"/>
+                <w:lang w:val="en-US"/>
+              </w:rPr>
+              <w:t>len</w:t>
+            </w:r>
+            <w:proofErr w:type="spellEnd"/>
+            <w:r>
+              <w:rPr>
+                <w:rFonts w:ascii="Times New Roman" w:hAnsi="Times New Roman" w:cs="Times New Roman"/>
+                <w:iCs/>
+                <w:sz w:val="24"/>
+                <w:szCs w:val="24"/>
+                <w:lang w:val="en-US"/>
+              </w:rPr>
+              <w:t>(movies))</w:t>
             </w:r>
           </w:p>
           <w:p>
@@ -10766,197 +13470,483 @@
                 <w:szCs w:val="24"/>
                 <w:lang w:val="en-US"/>
               </w:rPr>
-              <w:t>print("Total Genres:", movies["Genre"].nunique())</w:t>
-            </w:r>
-          </w:p>
-          <w:p>
-            <w:pPr>
-              <w:rPr>
-                <w:rFonts w:ascii="Times New Roman" w:hAnsi="Times New Roman" w:cs="Times New Roman"/>
-                <w:iCs/>
-                <w:sz w:val="24"/>
-                <w:szCs w:val="24"/>
-                <w:lang w:val="en-US"/>
-              </w:rPr>
-            </w:pPr>
-          </w:p>
-          <w:p>
-            <w:pPr>
-              <w:rPr>
-                <w:rFonts w:ascii="Times New Roman" w:hAnsi="Times New Roman" w:cs="Times New Roman"/>
-                <w:iCs/>
-                <w:sz w:val="24"/>
-                <w:szCs w:val="24"/>
-                <w:lang w:val="en-US"/>
-              </w:rPr>
-            </w:pPr>
-            <w:r>
-              <w:rPr>
-                <w:rFonts w:ascii="Times New Roman" w:hAnsi="Times New Roman" w:cs="Times New Roman"/>
-                <w:iCs/>
-                <w:sz w:val="24"/>
-                <w:szCs w:val="24"/>
-                <w:lang w:val="en-US"/>
-              </w:rPr>
-              <w:t>print("\nTop-Rated and Most Popular Movie")</w:t>
-            </w:r>
-          </w:p>
-          <w:p>
-            <w:pPr>
-              <w:rPr>
-                <w:rFonts w:ascii="Times New Roman" w:hAnsi="Times New Roman" w:cs="Times New Roman"/>
-                <w:iCs/>
-                <w:sz w:val="24"/>
-                <w:szCs w:val="24"/>
-                <w:lang w:val="en-US"/>
-              </w:rPr>
-            </w:pPr>
-            <w:r>
-              <w:rPr>
-                <w:rFonts w:ascii="Times New Roman" w:hAnsi="Times New Roman" w:cs="Times New Roman"/>
-                <w:iCs/>
-                <w:sz w:val="24"/>
-                <w:szCs w:val="24"/>
-                <w:lang w:val="en-US"/>
-              </w:rPr>
-              <w:t>print("Movie Title:", top_movie["MovieTitle"])</w:t>
-            </w:r>
-          </w:p>
-          <w:p>
-            <w:pPr>
-              <w:rPr>
-                <w:rFonts w:ascii="Times New Roman" w:hAnsi="Times New Roman" w:cs="Times New Roman"/>
-                <w:iCs/>
-                <w:sz w:val="24"/>
-                <w:szCs w:val="24"/>
-                <w:lang w:val="en-US"/>
-              </w:rPr>
-            </w:pPr>
-            <w:r>
-              <w:rPr>
-                <w:rFonts w:ascii="Times New Roman" w:hAnsi="Times New Roman" w:cs="Times New Roman"/>
-                <w:iCs/>
-                <w:sz w:val="24"/>
-                <w:szCs w:val="24"/>
-                <w:lang w:val="en-US"/>
-              </w:rPr>
-              <w:t>print("Genre:", top_movie["Genre"])</w:t>
-            </w:r>
-          </w:p>
-          <w:p>
-            <w:pPr>
-              <w:rPr>
-                <w:rFonts w:ascii="Times New Roman" w:hAnsi="Times New Roman" w:cs="Times New Roman"/>
-                <w:iCs/>
-                <w:sz w:val="24"/>
-                <w:szCs w:val="24"/>
-                <w:lang w:val="en-US"/>
-              </w:rPr>
-            </w:pPr>
-            <w:r>
-              <w:rPr>
-                <w:rFonts w:ascii="Times New Roman" w:hAnsi="Times New Roman" w:cs="Times New Roman"/>
-                <w:iCs/>
-                <w:sz w:val="24"/>
-                <w:szCs w:val="24"/>
-                <w:lang w:val="en-US"/>
-              </w:rPr>
-              <w:t>print("Rating:", top_movie["Rating"])</w:t>
-            </w:r>
-          </w:p>
-          <w:p>
-            <w:pPr>
-              <w:rPr>
-                <w:rFonts w:ascii="Times New Roman" w:hAnsi="Times New Roman" w:cs="Times New Roman"/>
-                <w:iCs/>
-                <w:sz w:val="24"/>
-                <w:szCs w:val="24"/>
-                <w:lang w:val="en-US"/>
-              </w:rPr>
-            </w:pPr>
-            <w:r>
-              <w:rPr>
-                <w:rFonts w:ascii="Times New Roman" w:hAnsi="Times New Roman" w:cs="Times New Roman"/>
-                <w:iCs/>
-                <w:sz w:val="24"/>
-                <w:szCs w:val="24"/>
-                <w:lang w:val="en-US"/>
-              </w:rPr>
-              <w:t>print("Popularity Score:", top_movie["PopularityScore"])</w:t>
-            </w:r>
-          </w:p>
-          <w:p>
-            <w:pPr>
-              <w:rPr>
-                <w:rFonts w:ascii="Times New Roman" w:hAnsi="Times New Roman" w:cs="Times New Roman"/>
-                <w:iCs/>
-                <w:sz w:val="24"/>
-                <w:szCs w:val="24"/>
-                <w:lang w:val="en-US"/>
-              </w:rPr>
-            </w:pPr>
-          </w:p>
-          <w:p>
-            <w:pPr>
-              <w:rPr>
-                <w:rFonts w:ascii="Times New Roman" w:hAnsi="Times New Roman" w:cs="Times New Roman"/>
-                <w:iCs/>
-                <w:sz w:val="24"/>
-                <w:szCs w:val="24"/>
-                <w:lang w:val="en-US"/>
-              </w:rPr>
-            </w:pPr>
-            <w:r>
-              <w:rPr>
-                <w:rFonts w:ascii="Times New Roman" w:hAnsi="Times New Roman" w:cs="Times New Roman"/>
-                <w:iCs/>
-                <w:sz w:val="24"/>
-                <w:szCs w:val="24"/>
-                <w:lang w:val="en-US"/>
-              </w:rPr>
-              <w:t>print("\nMost Viewed Movie")</w:t>
-            </w:r>
-          </w:p>
-          <w:p>
-            <w:pPr>
-              <w:rPr>
-                <w:rFonts w:ascii="Times New Roman" w:hAnsi="Times New Roman" w:cs="Times New Roman"/>
-                <w:iCs/>
-                <w:sz w:val="24"/>
-                <w:szCs w:val="24"/>
-                <w:lang w:val="en-US"/>
-              </w:rPr>
-            </w:pPr>
-            <w:r>
-              <w:rPr>
-                <w:rFonts w:ascii="Times New Roman" w:hAnsi="Times New Roman" w:cs="Times New Roman"/>
-                <w:iCs/>
-                <w:sz w:val="24"/>
-                <w:szCs w:val="24"/>
-                <w:lang w:val="en-US"/>
-              </w:rPr>
-              <w:t>print("Movie Title:", most_viewed_movie["MovieTitle"])</w:t>
-            </w:r>
-          </w:p>
-          <w:p>
-            <w:pPr>
-              <w:rPr>
-                <w:rFonts w:ascii="Times New Roman" w:hAnsi="Times New Roman" w:cs="Times New Roman"/>
-                <w:iCs/>
-                <w:sz w:val="24"/>
-                <w:szCs w:val="24"/>
-                <w:lang w:val="en-US"/>
-              </w:rPr>
-            </w:pPr>
-            <w:r>
-              <w:rPr>
-                <w:rFonts w:ascii="Times New Roman" w:hAnsi="Times New Roman" w:cs="Times New Roman"/>
-                <w:iCs/>
-                <w:sz w:val="24"/>
-                <w:szCs w:val="24"/>
-                <w:lang w:val="en-US"/>
-              </w:rPr>
-              <w:t>print("Views:", most_viewed_movie["ViewCount"])</w:t>
+              <w:t>print("Total Genres:", movies["Genre"].</w:t>
+            </w:r>
+            <w:proofErr w:type="spellStart"/>
+            <w:r>
+              <w:rPr>
+                <w:rFonts w:ascii="Times New Roman" w:hAnsi="Times New Roman" w:cs="Times New Roman"/>
+                <w:iCs/>
+                <w:sz w:val="24"/>
+                <w:szCs w:val="24"/>
+                <w:lang w:val="en-US"/>
+              </w:rPr>
+              <w:t>nunique</w:t>
+            </w:r>
+            <w:proofErr w:type="spellEnd"/>
+            <w:r>
+              <w:rPr>
+                <w:rFonts w:ascii="Times New Roman" w:hAnsi="Times New Roman" w:cs="Times New Roman"/>
+                <w:iCs/>
+                <w:sz w:val="24"/>
+                <w:szCs w:val="24"/>
+                <w:lang w:val="en-US"/>
+              </w:rPr>
+              <w:t>())</w:t>
+            </w:r>
+          </w:p>
+          <w:p>
+            <w:pPr>
+              <w:rPr>
+                <w:rFonts w:ascii="Times New Roman" w:hAnsi="Times New Roman" w:cs="Times New Roman"/>
+                <w:iCs/>
+                <w:sz w:val="24"/>
+                <w:szCs w:val="24"/>
+                <w:lang w:val="en-US"/>
+              </w:rPr>
+            </w:pPr>
+          </w:p>
+          <w:p>
+            <w:pPr>
+              <w:rPr>
+                <w:rFonts w:ascii="Times New Roman" w:hAnsi="Times New Roman" w:cs="Times New Roman"/>
+                <w:iCs/>
+                <w:sz w:val="24"/>
+                <w:szCs w:val="24"/>
+                <w:lang w:val="en-US"/>
+              </w:rPr>
+            </w:pPr>
+            <w:r>
+              <w:rPr>
+                <w:rFonts w:ascii="Times New Roman" w:hAnsi="Times New Roman" w:cs="Times New Roman"/>
+                <w:iCs/>
+                <w:sz w:val="24"/>
+                <w:szCs w:val="24"/>
+                <w:lang w:val="en-US"/>
+              </w:rPr>
+              <w:t>print("\</w:t>
+            </w:r>
+            <w:proofErr w:type="spellStart"/>
+            <w:r>
+              <w:rPr>
+                <w:rFonts w:ascii="Times New Roman" w:hAnsi="Times New Roman" w:cs="Times New Roman"/>
+                <w:iCs/>
+                <w:sz w:val="24"/>
+                <w:szCs w:val="24"/>
+                <w:lang w:val="en-US"/>
+              </w:rPr>
+              <w:t>nTop</w:t>
+            </w:r>
+            <w:proofErr w:type="spellEnd"/>
+            <w:r>
+              <w:rPr>
+                <w:rFonts w:ascii="Times New Roman" w:hAnsi="Times New Roman" w:cs="Times New Roman"/>
+                <w:iCs/>
+                <w:sz w:val="24"/>
+                <w:szCs w:val="24"/>
+                <w:lang w:val="en-US"/>
+              </w:rPr>
+              <w:t>-Rated and Most Popular Movie")</w:t>
+            </w:r>
+          </w:p>
+          <w:p>
+            <w:pPr>
+              <w:rPr>
+                <w:rFonts w:ascii="Times New Roman" w:hAnsi="Times New Roman" w:cs="Times New Roman"/>
+                <w:iCs/>
+                <w:sz w:val="24"/>
+                <w:szCs w:val="24"/>
+                <w:lang w:val="en-US"/>
+              </w:rPr>
+            </w:pPr>
+            <w:r>
+              <w:rPr>
+                <w:rFonts w:ascii="Times New Roman" w:hAnsi="Times New Roman" w:cs="Times New Roman"/>
+                <w:iCs/>
+                <w:sz w:val="24"/>
+                <w:szCs w:val="24"/>
+                <w:lang w:val="en-US"/>
+              </w:rPr>
+              <w:t xml:space="preserve">print("Movie Title:", </w:t>
+            </w:r>
+            <w:proofErr w:type="spellStart"/>
+            <w:r>
+              <w:rPr>
+                <w:rFonts w:ascii="Times New Roman" w:hAnsi="Times New Roman" w:cs="Times New Roman"/>
+                <w:iCs/>
+                <w:sz w:val="24"/>
+                <w:szCs w:val="24"/>
+                <w:lang w:val="en-US"/>
+              </w:rPr>
+              <w:t>top_movie</w:t>
+            </w:r>
+            <w:proofErr w:type="spellEnd"/>
+            <w:r>
+              <w:rPr>
+                <w:rFonts w:ascii="Times New Roman" w:hAnsi="Times New Roman" w:cs="Times New Roman"/>
+                <w:iCs/>
+                <w:sz w:val="24"/>
+                <w:szCs w:val="24"/>
+                <w:lang w:val="en-US"/>
+              </w:rPr>
+              <w:t>["</w:t>
+            </w:r>
+            <w:proofErr w:type="spellStart"/>
+            <w:r>
+              <w:rPr>
+                <w:rFonts w:ascii="Times New Roman" w:hAnsi="Times New Roman" w:cs="Times New Roman"/>
+                <w:iCs/>
+                <w:sz w:val="24"/>
+                <w:szCs w:val="24"/>
+                <w:lang w:val="en-US"/>
+              </w:rPr>
+              <w:t>MovieTitle</w:t>
+            </w:r>
+            <w:proofErr w:type="spellEnd"/>
+            <w:r>
+              <w:rPr>
+                <w:rFonts w:ascii="Times New Roman" w:hAnsi="Times New Roman" w:cs="Times New Roman"/>
+                <w:iCs/>
+                <w:sz w:val="24"/>
+                <w:szCs w:val="24"/>
+                <w:lang w:val="en-US"/>
+              </w:rPr>
+              <w:t>"])</w:t>
+            </w:r>
+          </w:p>
+          <w:p>
+            <w:pPr>
+              <w:rPr>
+                <w:rFonts w:ascii="Times New Roman" w:hAnsi="Times New Roman" w:cs="Times New Roman"/>
+                <w:iCs/>
+                <w:sz w:val="24"/>
+                <w:szCs w:val="24"/>
+                <w:lang w:val="en-US"/>
+              </w:rPr>
+            </w:pPr>
+            <w:r>
+              <w:rPr>
+                <w:rFonts w:ascii="Times New Roman" w:hAnsi="Times New Roman" w:cs="Times New Roman"/>
+                <w:iCs/>
+                <w:sz w:val="24"/>
+                <w:szCs w:val="24"/>
+                <w:lang w:val="en-US"/>
+              </w:rPr>
+              <w:t xml:space="preserve">print("Genre:", </w:t>
+            </w:r>
+            <w:proofErr w:type="spellStart"/>
+            <w:r>
+              <w:rPr>
+                <w:rFonts w:ascii="Times New Roman" w:hAnsi="Times New Roman" w:cs="Times New Roman"/>
+                <w:iCs/>
+                <w:sz w:val="24"/>
+                <w:szCs w:val="24"/>
+                <w:lang w:val="en-US"/>
+              </w:rPr>
+              <w:t>top_movie</w:t>
+            </w:r>
+            <w:proofErr w:type="spellEnd"/>
+            <w:r>
+              <w:rPr>
+                <w:rFonts w:ascii="Times New Roman" w:hAnsi="Times New Roman" w:cs="Times New Roman"/>
+                <w:iCs/>
+                <w:sz w:val="24"/>
+                <w:szCs w:val="24"/>
+                <w:lang w:val="en-US"/>
+              </w:rPr>
+              <w:t>["Genre"])</w:t>
+            </w:r>
+          </w:p>
+          <w:p>
+            <w:pPr>
+              <w:rPr>
+                <w:rFonts w:ascii="Times New Roman" w:hAnsi="Times New Roman" w:cs="Times New Roman"/>
+                <w:iCs/>
+                <w:sz w:val="24"/>
+                <w:szCs w:val="24"/>
+                <w:lang w:val="en-US"/>
+              </w:rPr>
+            </w:pPr>
+            <w:r>
+              <w:rPr>
+                <w:rFonts w:ascii="Times New Roman" w:hAnsi="Times New Roman" w:cs="Times New Roman"/>
+                <w:iCs/>
+                <w:sz w:val="24"/>
+                <w:szCs w:val="24"/>
+                <w:lang w:val="en-US"/>
+              </w:rPr>
+              <w:t xml:space="preserve">print("Rating:", </w:t>
+            </w:r>
+            <w:proofErr w:type="spellStart"/>
+            <w:r>
+              <w:rPr>
+                <w:rFonts w:ascii="Times New Roman" w:hAnsi="Times New Roman" w:cs="Times New Roman"/>
+                <w:iCs/>
+                <w:sz w:val="24"/>
+                <w:szCs w:val="24"/>
+                <w:lang w:val="en-US"/>
+              </w:rPr>
+              <w:t>top_movie</w:t>
+            </w:r>
+            <w:proofErr w:type="spellEnd"/>
+            <w:r>
+              <w:rPr>
+                <w:rFonts w:ascii="Times New Roman" w:hAnsi="Times New Roman" w:cs="Times New Roman"/>
+                <w:iCs/>
+                <w:sz w:val="24"/>
+                <w:szCs w:val="24"/>
+                <w:lang w:val="en-US"/>
+              </w:rPr>
+              <w:t>["Rating"])</w:t>
+            </w:r>
+          </w:p>
+          <w:p>
+            <w:pPr>
+              <w:rPr>
+                <w:rFonts w:ascii="Times New Roman" w:hAnsi="Times New Roman" w:cs="Times New Roman"/>
+                <w:iCs/>
+                <w:sz w:val="24"/>
+                <w:szCs w:val="24"/>
+                <w:lang w:val="en-US"/>
+              </w:rPr>
+            </w:pPr>
+            <w:r>
+              <w:rPr>
+                <w:rFonts w:ascii="Times New Roman" w:hAnsi="Times New Roman" w:cs="Times New Roman"/>
+                <w:iCs/>
+                <w:sz w:val="24"/>
+                <w:szCs w:val="24"/>
+                <w:lang w:val="en-US"/>
+              </w:rPr>
+              <w:t xml:space="preserve">print("Popularity Score:", </w:t>
+            </w:r>
+            <w:proofErr w:type="spellStart"/>
+            <w:r>
+              <w:rPr>
+                <w:rFonts w:ascii="Times New Roman" w:hAnsi="Times New Roman" w:cs="Times New Roman"/>
+                <w:iCs/>
+                <w:sz w:val="24"/>
+                <w:szCs w:val="24"/>
+                <w:lang w:val="en-US"/>
+              </w:rPr>
+              <w:t>top_movie</w:t>
+            </w:r>
+            <w:proofErr w:type="spellEnd"/>
+            <w:r>
+              <w:rPr>
+                <w:rFonts w:ascii="Times New Roman" w:hAnsi="Times New Roman" w:cs="Times New Roman"/>
+                <w:iCs/>
+                <w:sz w:val="24"/>
+                <w:szCs w:val="24"/>
+                <w:lang w:val="en-US"/>
+              </w:rPr>
+              <w:t>["</w:t>
+            </w:r>
+            <w:proofErr w:type="spellStart"/>
+            <w:r>
+              <w:rPr>
+                <w:rFonts w:ascii="Times New Roman" w:hAnsi="Times New Roman" w:cs="Times New Roman"/>
+                <w:iCs/>
+                <w:sz w:val="24"/>
+                <w:szCs w:val="24"/>
+                <w:lang w:val="en-US"/>
+              </w:rPr>
+              <w:t>PopularityScore</w:t>
+            </w:r>
+            <w:proofErr w:type="spellEnd"/>
+            <w:r>
+              <w:rPr>
+                <w:rFonts w:ascii="Times New Roman" w:hAnsi="Times New Roman" w:cs="Times New Roman"/>
+                <w:iCs/>
+                <w:sz w:val="24"/>
+                <w:szCs w:val="24"/>
+                <w:lang w:val="en-US"/>
+              </w:rPr>
+              <w:t>"])</w:t>
+            </w:r>
+          </w:p>
+          <w:p>
+            <w:pPr>
+              <w:rPr>
+                <w:rFonts w:ascii="Times New Roman" w:hAnsi="Times New Roman" w:cs="Times New Roman"/>
+                <w:iCs/>
+                <w:sz w:val="24"/>
+                <w:szCs w:val="24"/>
+                <w:lang w:val="en-US"/>
+              </w:rPr>
+            </w:pPr>
+          </w:p>
+          <w:p>
+            <w:pPr>
+              <w:rPr>
+                <w:rFonts w:ascii="Times New Roman" w:hAnsi="Times New Roman" w:cs="Times New Roman"/>
+                <w:iCs/>
+                <w:sz w:val="24"/>
+                <w:szCs w:val="24"/>
+                <w:lang w:val="en-US"/>
+              </w:rPr>
+            </w:pPr>
+            <w:r>
+              <w:rPr>
+                <w:rFonts w:ascii="Times New Roman" w:hAnsi="Times New Roman" w:cs="Times New Roman"/>
+                <w:iCs/>
+                <w:sz w:val="24"/>
+                <w:szCs w:val="24"/>
+                <w:lang w:val="en-US"/>
+              </w:rPr>
+              <w:t>print("\</w:t>
+            </w:r>
+            <w:proofErr w:type="spellStart"/>
+            <w:r>
+              <w:rPr>
+                <w:rFonts w:ascii="Times New Roman" w:hAnsi="Times New Roman" w:cs="Times New Roman"/>
+                <w:iCs/>
+                <w:sz w:val="24"/>
+                <w:szCs w:val="24"/>
+                <w:lang w:val="en-US"/>
+              </w:rPr>
+              <w:t>nMost</w:t>
+            </w:r>
+            <w:proofErr w:type="spellEnd"/>
+            <w:r>
+              <w:rPr>
+                <w:rFonts w:ascii="Times New Roman" w:hAnsi="Times New Roman" w:cs="Times New Roman"/>
+                <w:iCs/>
+                <w:sz w:val="24"/>
+                <w:szCs w:val="24"/>
+                <w:lang w:val="en-US"/>
+              </w:rPr>
+              <w:t xml:space="preserve"> Viewed Movie")</w:t>
+            </w:r>
+          </w:p>
+          <w:p>
+            <w:pPr>
+              <w:rPr>
+                <w:rFonts w:ascii="Times New Roman" w:hAnsi="Times New Roman" w:cs="Times New Roman"/>
+                <w:iCs/>
+                <w:sz w:val="24"/>
+                <w:szCs w:val="24"/>
+                <w:lang w:val="en-US"/>
+              </w:rPr>
+            </w:pPr>
+            <w:r>
+              <w:rPr>
+                <w:rFonts w:ascii="Times New Roman" w:hAnsi="Times New Roman" w:cs="Times New Roman"/>
+                <w:iCs/>
+                <w:sz w:val="24"/>
+                <w:szCs w:val="24"/>
+                <w:lang w:val="en-US"/>
+              </w:rPr>
+              <w:t xml:space="preserve">print("Movie Title:", </w:t>
+            </w:r>
+            <w:proofErr w:type="spellStart"/>
+            <w:r>
+              <w:rPr>
+                <w:rFonts w:ascii="Times New Roman" w:hAnsi="Times New Roman" w:cs="Times New Roman"/>
+                <w:iCs/>
+                <w:sz w:val="24"/>
+                <w:szCs w:val="24"/>
+                <w:lang w:val="en-US"/>
+              </w:rPr>
+              <w:t>most_viewed_movie</w:t>
+            </w:r>
+            <w:proofErr w:type="spellEnd"/>
+            <w:r>
+              <w:rPr>
+                <w:rFonts w:ascii="Times New Roman" w:hAnsi="Times New Roman" w:cs="Times New Roman"/>
+                <w:iCs/>
+                <w:sz w:val="24"/>
+                <w:szCs w:val="24"/>
+                <w:lang w:val="en-US"/>
+              </w:rPr>
+              <w:t>["</w:t>
+            </w:r>
+            <w:proofErr w:type="spellStart"/>
+            <w:r>
+              <w:rPr>
+                <w:rFonts w:ascii="Times New Roman" w:hAnsi="Times New Roman" w:cs="Times New Roman"/>
+                <w:iCs/>
+                <w:sz w:val="24"/>
+                <w:szCs w:val="24"/>
+                <w:lang w:val="en-US"/>
+              </w:rPr>
+              <w:t>MovieTitle</w:t>
+            </w:r>
+            <w:proofErr w:type="spellEnd"/>
+            <w:r>
+              <w:rPr>
+                <w:rFonts w:ascii="Times New Roman" w:hAnsi="Times New Roman" w:cs="Times New Roman"/>
+                <w:iCs/>
+                <w:sz w:val="24"/>
+                <w:szCs w:val="24"/>
+                <w:lang w:val="en-US"/>
+              </w:rPr>
+              <w:t>"])</w:t>
+            </w:r>
+          </w:p>
+          <w:p>
+            <w:pPr>
+              <w:rPr>
+                <w:rFonts w:ascii="Times New Roman" w:hAnsi="Times New Roman" w:cs="Times New Roman"/>
+                <w:iCs/>
+                <w:sz w:val="24"/>
+                <w:szCs w:val="24"/>
+                <w:lang w:val="en-US"/>
+              </w:rPr>
+            </w:pPr>
+            <w:r>
+              <w:rPr>
+                <w:rFonts w:ascii="Times New Roman" w:hAnsi="Times New Roman" w:cs="Times New Roman"/>
+                <w:iCs/>
+                <w:sz w:val="24"/>
+                <w:szCs w:val="24"/>
+                <w:lang w:val="en-US"/>
+              </w:rPr>
+              <w:t xml:space="preserve">print("Views:", </w:t>
+            </w:r>
+            <w:proofErr w:type="spellStart"/>
+            <w:r>
+              <w:rPr>
+                <w:rFonts w:ascii="Times New Roman" w:hAnsi="Times New Roman" w:cs="Times New Roman"/>
+                <w:iCs/>
+                <w:sz w:val="24"/>
+                <w:szCs w:val="24"/>
+                <w:lang w:val="en-US"/>
+              </w:rPr>
+              <w:t>most_viewed_movie</w:t>
+            </w:r>
+            <w:proofErr w:type="spellEnd"/>
+            <w:r>
+              <w:rPr>
+                <w:rFonts w:ascii="Times New Roman" w:hAnsi="Times New Roman" w:cs="Times New Roman"/>
+                <w:iCs/>
+                <w:sz w:val="24"/>
+                <w:szCs w:val="24"/>
+                <w:lang w:val="en-US"/>
+              </w:rPr>
+              <w:t>["</w:t>
+            </w:r>
+            <w:proofErr w:type="spellStart"/>
+            <w:r>
+              <w:rPr>
+                <w:rFonts w:ascii="Times New Roman" w:hAnsi="Times New Roman" w:cs="Times New Roman"/>
+                <w:iCs/>
+                <w:sz w:val="24"/>
+                <w:szCs w:val="24"/>
+                <w:lang w:val="en-US"/>
+              </w:rPr>
+              <w:t>ViewCount</w:t>
+            </w:r>
+            <w:proofErr w:type="spellEnd"/>
+            <w:r>
+              <w:rPr>
+                <w:rFonts w:ascii="Times New Roman" w:hAnsi="Times New Roman" w:cs="Times New Roman"/>
+                <w:iCs/>
+                <w:sz w:val="24"/>
+                <w:szCs w:val="24"/>
+                <w:lang w:val="en-US"/>
+              </w:rPr>
+              <w:t>"])</w:t>
             </w:r>
           </w:p>
           <w:p>
@@ -10989,49 +13979,137 @@
                 <w:lang w:val="en-US"/>
               </w:rPr>
               <w:lastRenderedPageBreak/>
-              <w:t>print("\nBest Performing Genre")</w:t>
-            </w:r>
-          </w:p>
-          <w:p>
-            <w:pPr>
-              <w:rPr>
-                <w:rFonts w:ascii="Times New Roman" w:hAnsi="Times New Roman" w:cs="Times New Roman"/>
-                <w:iCs/>
-                <w:sz w:val="24"/>
-                <w:szCs w:val="24"/>
-                <w:lang w:val="en-US"/>
-              </w:rPr>
-            </w:pPr>
-            <w:r>
-              <w:rPr>
-                <w:rFonts w:ascii="Times New Roman" w:hAnsi="Times New Roman" w:cs="Times New Roman"/>
-                <w:iCs/>
-                <w:sz w:val="24"/>
-                <w:szCs w:val="24"/>
-                <w:lang w:val="en-US"/>
-              </w:rPr>
-              <w:t>print("Genre:", best_genre["Genre"])</w:t>
-            </w:r>
-          </w:p>
-          <w:p>
-            <w:pPr>
-              <w:rPr>
-                <w:rFonts w:ascii="Times New Roman" w:hAnsi="Times New Roman" w:cs="Times New Roman"/>
-                <w:iCs/>
-                <w:sz w:val="24"/>
-                <w:szCs w:val="24"/>
-                <w:lang w:val="en-US"/>
-              </w:rPr>
-            </w:pPr>
-            <w:r>
-              <w:rPr>
-                <w:rFonts w:ascii="Times New Roman" w:hAnsi="Times New Roman" w:cs="Times New Roman"/>
-                <w:iCs/>
-                <w:sz w:val="24"/>
-                <w:szCs w:val="24"/>
-                <w:lang w:val="en-US"/>
-              </w:rPr>
-              <w:t>print("Average Rating:", best_genre["AverageRating"])</w:t>
+              <w:t>print("\</w:t>
+            </w:r>
+            <w:proofErr w:type="spellStart"/>
+            <w:r>
+              <w:rPr>
+                <w:rFonts w:ascii="Times New Roman" w:hAnsi="Times New Roman" w:cs="Times New Roman"/>
+                <w:iCs/>
+                <w:sz w:val="24"/>
+                <w:szCs w:val="24"/>
+                <w:lang w:val="en-US"/>
+              </w:rPr>
+              <w:t>nBest</w:t>
+            </w:r>
+            <w:proofErr w:type="spellEnd"/>
+            <w:r>
+              <w:rPr>
+                <w:rFonts w:ascii="Times New Roman" w:hAnsi="Times New Roman" w:cs="Times New Roman"/>
+                <w:iCs/>
+                <w:sz w:val="24"/>
+                <w:szCs w:val="24"/>
+                <w:lang w:val="en-US"/>
+              </w:rPr>
+              <w:t xml:space="preserve"> Performing Genre")</w:t>
+            </w:r>
+          </w:p>
+          <w:p>
+            <w:pPr>
+              <w:rPr>
+                <w:rFonts w:ascii="Times New Roman" w:hAnsi="Times New Roman" w:cs="Times New Roman"/>
+                <w:iCs/>
+                <w:sz w:val="24"/>
+                <w:szCs w:val="24"/>
+                <w:lang w:val="en-US"/>
+              </w:rPr>
+            </w:pPr>
+            <w:r>
+              <w:rPr>
+                <w:rFonts w:ascii="Times New Roman" w:hAnsi="Times New Roman" w:cs="Times New Roman"/>
+                <w:iCs/>
+                <w:sz w:val="24"/>
+                <w:szCs w:val="24"/>
+                <w:lang w:val="en-US"/>
+              </w:rPr>
+              <w:t xml:space="preserve">print("Genre:", </w:t>
+            </w:r>
+            <w:proofErr w:type="spellStart"/>
+            <w:r>
+              <w:rPr>
+                <w:rFonts w:ascii="Times New Roman" w:hAnsi="Times New Roman" w:cs="Times New Roman"/>
+                <w:iCs/>
+                <w:sz w:val="24"/>
+                <w:szCs w:val="24"/>
+                <w:lang w:val="en-US"/>
+              </w:rPr>
+              <w:t>best_genre</w:t>
+            </w:r>
+            <w:proofErr w:type="spellEnd"/>
+            <w:r>
+              <w:rPr>
+                <w:rFonts w:ascii="Times New Roman" w:hAnsi="Times New Roman" w:cs="Times New Roman"/>
+                <w:iCs/>
+                <w:sz w:val="24"/>
+                <w:szCs w:val="24"/>
+                <w:lang w:val="en-US"/>
+              </w:rPr>
+              <w:t>["Genre"])</w:t>
+            </w:r>
+          </w:p>
+          <w:p>
+            <w:pPr>
+              <w:rPr>
+                <w:rFonts w:ascii="Times New Roman" w:hAnsi="Times New Roman" w:cs="Times New Roman"/>
+                <w:iCs/>
+                <w:sz w:val="24"/>
+                <w:szCs w:val="24"/>
+                <w:lang w:val="en-US"/>
+              </w:rPr>
+            </w:pPr>
+            <w:r>
+              <w:rPr>
+                <w:rFonts w:ascii="Times New Roman" w:hAnsi="Times New Roman" w:cs="Times New Roman"/>
+                <w:iCs/>
+                <w:sz w:val="24"/>
+                <w:szCs w:val="24"/>
+                <w:lang w:val="en-US"/>
+              </w:rPr>
+              <w:t xml:space="preserve">print("Average Rating:", </w:t>
+            </w:r>
+            <w:proofErr w:type="spellStart"/>
+            <w:r>
+              <w:rPr>
+                <w:rFonts w:ascii="Times New Roman" w:hAnsi="Times New Roman" w:cs="Times New Roman"/>
+                <w:iCs/>
+                <w:sz w:val="24"/>
+                <w:szCs w:val="24"/>
+                <w:lang w:val="en-US"/>
+              </w:rPr>
+              <w:t>best_genre</w:t>
+            </w:r>
+            <w:proofErr w:type="spellEnd"/>
+            <w:r>
+              <w:rPr>
+                <w:rFonts w:ascii="Times New Roman" w:hAnsi="Times New Roman" w:cs="Times New Roman"/>
+                <w:iCs/>
+                <w:sz w:val="24"/>
+                <w:szCs w:val="24"/>
+                <w:lang w:val="en-US"/>
+              </w:rPr>
+              <w:t>["</w:t>
+            </w:r>
+            <w:proofErr w:type="spellStart"/>
+            <w:r>
+              <w:rPr>
+                <w:rFonts w:ascii="Times New Roman" w:hAnsi="Times New Roman" w:cs="Times New Roman"/>
+                <w:iCs/>
+                <w:sz w:val="24"/>
+                <w:szCs w:val="24"/>
+                <w:lang w:val="en-US"/>
+              </w:rPr>
+              <w:t>AverageRating</w:t>
+            </w:r>
+            <w:proofErr w:type="spellEnd"/>
+            <w:r>
+              <w:rPr>
+                <w:rFonts w:ascii="Times New Roman" w:hAnsi="Times New Roman" w:cs="Times New Roman"/>
+                <w:iCs/>
+                <w:sz w:val="24"/>
+                <w:szCs w:val="24"/>
+                <w:lang w:val="en-US"/>
+              </w:rPr>
+              <w:t>"])</w:t>
             </w:r>
           </w:p>
           <w:p>
@@ -11129,15 +14207,27 @@
                 <w:lang w:val="en-US"/>
               </w:rPr>
             </w:pPr>
-            <w:r>
-              <w:rPr>
-                <w:rFonts w:ascii="Times New Roman" w:hAnsi="Times New Roman" w:cs="Times New Roman"/>
-                <w:iCs/>
-                <w:sz w:val="24"/>
-                <w:szCs w:val="24"/>
-                <w:lang w:val="en-US"/>
-              </w:rPr>
-              <w:t>movies.to_csv(</w:t>
+            <w:proofErr w:type="spellStart"/>
+            <w:r>
+              <w:rPr>
+                <w:rFonts w:ascii="Times New Roman" w:hAnsi="Times New Roman" w:cs="Times New Roman"/>
+                <w:iCs/>
+                <w:sz w:val="24"/>
+                <w:szCs w:val="24"/>
+                <w:lang w:val="en-US"/>
+              </w:rPr>
+              <w:t>movies.to_csv</w:t>
+            </w:r>
+            <w:proofErr w:type="spellEnd"/>
+            <w:r>
+              <w:rPr>
+                <w:rFonts w:ascii="Times New Roman" w:hAnsi="Times New Roman" w:cs="Times New Roman"/>
+                <w:iCs/>
+                <w:sz w:val="24"/>
+                <w:szCs w:val="24"/>
+                <w:lang w:val="en-US"/>
+              </w:rPr>
+              <w:t>(</w:t>
             </w:r>
           </w:p>
           <w:p>
@@ -11224,15 +14314,27 @@
                 <w:lang w:val="en-US"/>
               </w:rPr>
             </w:pPr>
-            <w:r>
-              <w:rPr>
-                <w:rFonts w:ascii="Times New Roman" w:hAnsi="Times New Roman" w:cs="Times New Roman"/>
-                <w:iCs/>
-                <w:sz w:val="24"/>
-                <w:szCs w:val="24"/>
-                <w:lang w:val="en-US"/>
-              </w:rPr>
-              <w:t>genre_report.to_csv(</w:t>
+            <w:proofErr w:type="spellStart"/>
+            <w:r>
+              <w:rPr>
+                <w:rFonts w:ascii="Times New Roman" w:hAnsi="Times New Roman" w:cs="Times New Roman"/>
+                <w:iCs/>
+                <w:sz w:val="24"/>
+                <w:szCs w:val="24"/>
+                <w:lang w:val="en-US"/>
+              </w:rPr>
+              <w:t>genre_report.to_csv</w:t>
+            </w:r>
+            <w:proofErr w:type="spellEnd"/>
+            <w:r>
+              <w:rPr>
+                <w:rFonts w:ascii="Times New Roman" w:hAnsi="Times New Roman" w:cs="Times New Roman"/>
+                <w:iCs/>
+                <w:sz w:val="24"/>
+                <w:szCs w:val="24"/>
+                <w:lang w:val="en-US"/>
+              </w:rPr>
+              <w:t>(</w:t>
             </w:r>
           </w:p>
           <w:p>
@@ -11327,7 +14429,29 @@
                 <w:szCs w:val="24"/>
                 <w:lang w:val="en-US"/>
               </w:rPr>
-              <w:t>print("\nFILES CREATED")</w:t>
+              <w:t>print("\</w:t>
+            </w:r>
+            <w:proofErr w:type="spellStart"/>
+            <w:r>
+              <w:rPr>
+                <w:rFonts w:ascii="Times New Roman" w:hAnsi="Times New Roman" w:cs="Times New Roman"/>
+                <w:iCs/>
+                <w:sz w:val="24"/>
+                <w:szCs w:val="24"/>
+                <w:lang w:val="en-US"/>
+              </w:rPr>
+              <w:t>nFILES</w:t>
+            </w:r>
+            <w:proofErr w:type="spellEnd"/>
+            <w:r>
+              <w:rPr>
+                <w:rFonts w:ascii="Times New Roman" w:hAnsi="Times New Roman" w:cs="Times New Roman"/>
+                <w:iCs/>
+                <w:sz w:val="24"/>
+                <w:szCs w:val="24"/>
+                <w:lang w:val="en-US"/>
+              </w:rPr>
+              <w:t xml:space="preserve"> CREATED")</w:t>
             </w:r>
           </w:p>
           <w:p>
@@ -11557,8 +14681,17 @@
               <w:jc w:val="both"/>
             </w:pPr>
             <w:r>
-              <w:t xml:space="preserve">The movie dataset was successfully created in DataFrame format with missing values in the </w:t>
-            </w:r>
+              <w:t xml:space="preserve">The movie dataset was successfully created in </w:t>
+            </w:r>
+            <w:proofErr w:type="spellStart"/>
+            <w:r>
+              <w:t>DataFrame</w:t>
+            </w:r>
+            <w:proofErr w:type="spellEnd"/>
+            <w:r>
+              <w:t xml:space="preserve"> format with missing values in the </w:t>
+            </w:r>
+            <w:proofErr w:type="spellStart"/>
             <w:r>
               <w:rPr>
                 <w:b/>
@@ -11566,6 +14699,7 @@
               </w:rPr>
               <w:t>MovieID</w:t>
             </w:r>
+            <w:proofErr w:type="spellEnd"/>
             <w:r>
               <w:t xml:space="preserve">, </w:t>
             </w:r>
@@ -12312,7 +15446,7 @@
                 <w:noProof/>
               </w:rPr>
               <w:drawing>
-                <wp:anchor distT="0" distB="0" distL="114300" distR="114300" simplePos="0" relativeHeight="251668480" behindDoc="1" locked="0" layoutInCell="1" allowOverlap="1" wp14:anchorId="32F909D9" wp14:editId="4349AA49">
+                <wp:anchor distT="0" distB="0" distL="114300" distR="114300" simplePos="0" relativeHeight="251668480" behindDoc="1" locked="0" layoutInCell="1" allowOverlap="1" wp14:anchorId="32F909D9" wp14:editId="1FE9C136">
                   <wp:simplePos x="0" y="0"/>
                   <wp:positionH relativeFrom="column">
                     <wp:posOffset>1590040</wp:posOffset>
@@ -12545,7 +15679,7 @@
                 <w:noProof/>
               </w:rPr>
               <w:drawing>
-                <wp:anchor distT="0" distB="0" distL="114300" distR="114300" simplePos="0" relativeHeight="251671552" behindDoc="1" locked="0" layoutInCell="1" allowOverlap="1" wp14:anchorId="265FB959" wp14:editId="18745E12">
+                <wp:anchor distT="0" distB="0" distL="114300" distR="114300" simplePos="0" relativeHeight="251671552" behindDoc="1" locked="0" layoutInCell="1" allowOverlap="1" wp14:anchorId="265FB959" wp14:editId="696D4480">
                   <wp:simplePos x="0" y="0"/>
                   <wp:positionH relativeFrom="column">
                     <wp:posOffset>395605</wp:posOffset>
@@ -12759,7 +15893,25 @@
                 <w:sz w:val="24"/>
                 <w:szCs w:val="24"/>
               </w:rPr>
-              <w:t xml:space="preserve">The Movie Rating Data Preprocessing project was successfully implemented using the Pandas library. The dataset was created with missing values, and the missing Rating values were replaced using the average rating. Records with missing MovieID or Genre were removed to improve data quality. The Rating column was converted into integer type, and the values were normalized using the Min-Max normalization technique. The project also identified top-rated movies, generated genre-wise reports, analysed viewer preferences, recommended </w:t>
+              <w:t xml:space="preserve">The Movie Rating Data Preprocessing project was successfully implemented using the Pandas library. The dataset was created with missing values, and the missing Rating values were replaced using the average rating. Records with missing </w:t>
+            </w:r>
+            <w:proofErr w:type="spellStart"/>
+            <w:r>
+              <w:rPr>
+                <w:rFonts w:ascii="Times New Roman" w:hAnsi="Times New Roman" w:cs="Times New Roman"/>
+                <w:sz w:val="24"/>
+                <w:szCs w:val="24"/>
+              </w:rPr>
+              <w:t>MovieID</w:t>
+            </w:r>
+            <w:proofErr w:type="spellEnd"/>
+            <w:r>
+              <w:rPr>
+                <w:rFonts w:ascii="Times New Roman" w:hAnsi="Times New Roman" w:cs="Times New Roman"/>
+                <w:sz w:val="24"/>
+                <w:szCs w:val="24"/>
+              </w:rPr>
+              <w:t xml:space="preserve"> or Genre were removed to improve data quality. The Rating column was converted into integer type, and the values were normalized using the Min-Max normalization technique. The project also identified top-rated movies, generated genre-wise reports, analysed viewer preferences, recommended </w:t>
             </w:r>
             <w:r>
               <w:rPr>
@@ -12768,7 +15920,25 @@
                 <w:szCs w:val="24"/>
               </w:rPr>
               <w:lastRenderedPageBreak/>
-              <w:t>movies based on genre and rating, and visualized movie popularity trends. This exercise provided practical knowledge of data preprocessing, data analysis, and dashboard development using Python, Pandas, and Streamlit.</w:t>
+              <w:t xml:space="preserve">movies based on genre and rating, and visualized movie popularity trends. This exercise provided practical knowledge of data preprocessing, data analysis, and dashboard development using Python, Pandas, and </w:t>
+            </w:r>
+            <w:proofErr w:type="spellStart"/>
+            <w:r>
+              <w:rPr>
+                <w:rFonts w:ascii="Times New Roman" w:hAnsi="Times New Roman" w:cs="Times New Roman"/>
+                <w:sz w:val="24"/>
+                <w:szCs w:val="24"/>
+              </w:rPr>
+              <w:t>Streamlit</w:t>
+            </w:r>
+            <w:proofErr w:type="spellEnd"/>
+            <w:r>
+              <w:rPr>
+                <w:rFonts w:ascii="Times New Roman" w:hAnsi="Times New Roman" w:cs="Times New Roman"/>
+                <w:sz w:val="24"/>
+                <w:szCs w:val="24"/>
+              </w:rPr>
+              <w:t>.</w:t>
             </w:r>
           </w:p>
           <w:p>
@@ -12859,9 +16029,6 @@
               </w:r>
             </w:hyperlink>
             <w:r>
-              <w:t xml:space="preserve"> </w:t>
-            </w:r>
-            <w:r>
               <w:t xml:space="preserve">) </w:t>
             </w:r>
           </w:p>
@@ -12902,12 +16069,8 @@
       </w:pPr>
     </w:p>
     <w:sectPr>
-      <w:headerReference w:type="even" r:id="rId14"/>
-      <w:headerReference w:type="default" r:id="rId15"/>
-      <w:footerReference w:type="even" r:id="rId16"/>
-      <w:footerReference w:type="default" r:id="rId17"/>
-      <w:headerReference w:type="first" r:id="rId18"/>
-      <w:footerReference w:type="first" r:id="rId19"/>
+      <w:headerReference w:type="default" r:id="rId14"/>
+      <w:footerReference w:type="default" r:id="rId15"/>
       <w:pgSz w:w="11906" w:h="16838"/>
       <w:pgMar w:top="1440" w:right="1440" w:bottom="1440" w:left="1440" w:header="708" w:footer="708" w:gutter="0"/>
       <w:pgBorders w:offsetFrom="page">
@@ -12916,6 +16079,7 @@
         <w:bottom w:val="double" w:sz="4" w:space="24" w:color="auto" w:shadow="1"/>
         <w:right w:val="double" w:sz="4" w:space="24" w:color="auto" w:shadow="1"/>
       </w:pgBorders>
+      <w:pgNumType w:start="5"/>
       <w:cols w:space="708"/>
       <w:docGrid w:linePitch="360"/>
     </w:sectPr>
@@ -12924,7 +16088,7 @@
 </file>
 
 <file path=word/endnotes.xml><?xml version="1.0" encoding="utf-8"?>
-<w:endnotes xmlns:wpc="http://schemas.microsoft.com/office/word/2010/wordprocessingCanvas" xmlns:cx="http://schemas.microsoft.com/office/drawing/2014/chartex" xmlns:cx1="http://schemas.microsoft.com/office/drawing/2015/9/8/chartex" xmlns:cx2="http://schemas.microsoft.com/office/drawing/2015/10/21/chartex" xmlns:cx3="http://schemas.microsoft.com/office/drawing/2016/5/9/chartex" xmlns:cx4="http://schemas.microsoft.com/office/drawing/2016/5/10/chartex" xmlns:cx5="http://schemas.microsoft.com/office/drawing/2016/5/11/chartex" xmlns:cx6="http://schemas.microsoft.com/office/drawing/2016/5/12/chartex" xmlns:cx7="http://schemas.microsoft.com/office/drawing/2016/5/13/chartex" xmlns:cx8="http://schemas.microsoft.com/office/drawing/2016/5/14/chartex" xmlns:mc="http://schemas.openxmlformats.org/markup-compatibility/2006" xmlns:aink="http://schemas.microsoft.com/office/drawing/2016/ink" xmlns:am3d="http://schemas.microsoft.com/office/drawing/2017/model3d" xmlns:o="urn:schemas-microsoft-com:office:office" xmlns:oel="http://schemas.microsoft.com/office/2019/extlst" xmlns:r="http://schemas.openxmlformats.org/officeDocument/2006/relationships" xmlns:m="http://schemas.openxmlformats.org/officeDocument/2006/math" xmlns:v="urn:schemas-microsoft-com:vml" xmlns:wp14="http://schemas.microsoft.com/office/word/2010/wordprocessingDrawing" xmlns:wp="http://schemas.openxmlformats.org/drawingml/2006/wordprocessingDrawing" xmlns:w10="urn:schemas-microsoft-com:office:word" xmlns:w="http://schemas.openxmlformats.org/wordprocessingml/2006/main" xmlns:w14="http://schemas.microsoft.com/office/word/2010/wordml" xmlns:w15="http://schemas.microsoft.com/office/word/2012/wordml" xmlns:w16cex="http://schemas.microsoft.com/office/word/2018/wordml/cex" xmlns:w16cid="http://schemas.microsoft.com/office/word/2016/wordml/cid" xmlns:w16="http://schemas.microsoft.com/office/word/2018/wordml" xmlns:w16du="http://schemas.microsoft.com/office/word/2023/wordml/word16du" xmlns:w16sdtdh="http://schemas.microsoft.com/office/word/2020/wordml/sdtdatahash" xmlns:w16sdtfl="http://schemas.microsoft.com/office/word/2024/wordml/sdtformatlock" xmlns:w16se="http://schemas.microsoft.com/office/word/2015/wordml/symex" xmlns:wpg="http://schemas.microsoft.com/office/word/2010/wordprocessingGroup" xmlns:wpi="http://schemas.microsoft.com/office/word/2010/wordprocessingInk" xmlns:wne="http://schemas.microsoft.com/office/word/2006/wordml" xmlns:wps="http://schemas.microsoft.com/office/word/2010/wordprocessingShape" mc:Ignorable="w14 w15 w16se w16cid w16 w16cex w16sdtdh w16sdtfl w16du wp14">
+<w:endnotes xmlns:wpc="http://schemas.microsoft.com/office/word/2010/wordprocessingCanvas" xmlns:cx="http://schemas.microsoft.com/office/drawing/2014/chartex" xmlns:cx1="http://schemas.microsoft.com/office/drawing/2015/9/8/chartex" xmlns:cx2="http://schemas.microsoft.com/office/drawing/2015/10/21/chartex" xmlns:cx3="http://schemas.microsoft.com/office/drawing/2016/5/9/chartex" xmlns:cx4="http://schemas.microsoft.com/office/drawing/2016/5/10/chartex" xmlns:cx5="http://schemas.microsoft.com/office/drawing/2016/5/11/chartex" xmlns:cx6="http://schemas.microsoft.com/office/drawing/2016/5/12/chartex" xmlns:cx7="http://schemas.microsoft.com/office/drawing/2016/5/13/chartex" xmlns:cx8="http://schemas.microsoft.com/office/drawing/2016/5/14/chartex" xmlns:mc="http://schemas.openxmlformats.org/markup-compatibility/2006" xmlns:aink="http://schemas.microsoft.com/office/drawing/2016/ink" xmlns:am3d="http://schemas.microsoft.com/office/drawing/2017/model3d" xmlns:o="urn:schemas-microsoft-com:office:office" xmlns:oel="http://schemas.microsoft.com/office/2019/extlst" xmlns:r="http://schemas.openxmlformats.org/officeDocument/2006/relationships" xmlns:m="http://schemas.openxmlformats.org/officeDocument/2006/math" xmlns:v="urn:schemas-microsoft-com:vml" xmlns:wp14="http://schemas.microsoft.com/office/word/2010/wordprocessingDrawing" xmlns:wp="http://schemas.openxmlformats.org/drawingml/2006/wordprocessingDrawing" xmlns:w10="urn:schemas-microsoft-com:office:word" xmlns:w="http://schemas.openxmlformats.org/wordprocessingml/2006/main" xmlns:w14="http://schemas.microsoft.com/office/word/2010/wordml" xmlns:w15="http://schemas.microsoft.com/office/word/2012/wordml" xmlns:w16cei="http://schemas.microsoft.com/office/word/2026/wordml/cei" xmlns:w16cex="http://schemas.microsoft.com/office/word/2018/wordml/cex" xmlns:w16cid="http://schemas.microsoft.com/office/word/2016/wordml/cid" xmlns:w16="http://schemas.microsoft.com/office/word/2018/wordml" xmlns:w16du="http://schemas.microsoft.com/office/word/2023/wordml/word16du" xmlns:w16sdtdh="http://schemas.microsoft.com/office/word/2020/wordml/sdtdatahash" xmlns:w16sdtfl="http://schemas.microsoft.com/office/word/2024/wordml/sdtformatlock" xmlns:w16se="http://schemas.microsoft.com/office/word/2015/wordml/symex" xmlns:wpg="http://schemas.microsoft.com/office/word/2010/wordprocessingGroup" xmlns:wpi="http://schemas.microsoft.com/office/word/2010/wordprocessingInk" xmlns:wne="http://schemas.microsoft.com/office/word/2006/wordml" xmlns:wps="http://schemas.microsoft.com/office/word/2010/wordprocessingShape" mc:Ignorable="w14 w15 w16se w16cid w16 w16cex w16sdtdh w16sdtfl w16du wp14">
   <w:endnote w:type="separator" w:id="-1">
     <w:p>
       <w:pPr>
@@ -12949,17 +16113,7 @@
 </file>
 
 <file path=word/footer1.xml><?xml version="1.0" encoding="utf-8"?>
-<w:ftr xmlns:wpc="http://schemas.microsoft.com/office/word/2010/wordprocessingCanvas" xmlns:cx="http://schemas.microsoft.com/office/drawing/2014/chartex" xmlns:cx1="http://schemas.microsoft.com/office/drawing/2015/9/8/chartex" xmlns:cx2="http://schemas.microsoft.com/office/drawing/2015/10/21/chartex" xmlns:cx3="http://schemas.microsoft.com/office/drawing/2016/5/9/chartex" xmlns:cx4="http://schemas.microsoft.com/office/drawing/2016/5/10/chartex" xmlns:cx5="http://schemas.microsoft.com/office/drawing/2016/5/11/chartex" xmlns:cx6="http://schemas.microsoft.com/office/drawing/2016/5/12/chartex" xmlns:cx7="http://schemas.microsoft.com/office/drawing/2016/5/13/chartex" xmlns:cx8="http://schemas.microsoft.com/office/drawing/2016/5/14/chartex" xmlns:mc="http://schemas.openxmlformats.org/markup-compatibility/2006" xmlns:aink="http://schemas.microsoft.com/office/drawing/2016/ink" xmlns:am3d="http://schemas.microsoft.com/office/drawing/2017/model3d" xmlns:o="urn:schemas-microsoft-com:office:office" xmlns:oel="http://schemas.microsoft.com/office/2019/extlst" xmlns:r="http://schemas.openxmlformats.org/officeDocument/2006/relationships" xmlns:m="http://schemas.openxmlformats.org/officeDocument/2006/math" xmlns:v="urn:schemas-microsoft-com:vml" xmlns:wp14="http://schemas.microsoft.com/office/word/2010/wordprocessingDrawing" xmlns:wp="http://schemas.openxmlformats.org/drawingml/2006/wordprocessingDrawing" xmlns:w10="urn:schemas-microsoft-com:office:word" xmlns:w="http://schemas.openxmlformats.org/wordprocessingml/2006/main" xmlns:w14="http://schemas.microsoft.com/office/word/2010/wordml" xmlns:w15="http://schemas.microsoft.com/office/word/2012/wordml" xmlns:w16cex="http://schemas.microsoft.com/office/word/2018/wordml/cex" xmlns:w16cid="http://schemas.microsoft.com/office/word/2016/wordml/cid" xmlns:w16="http://schemas.microsoft.com/office/word/2018/wordml" xmlns:w16du="http://schemas.microsoft.com/office/word/2023/wordml/word16du" xmlns:w16sdtdh="http://schemas.microsoft.com/office/word/2020/wordml/sdtdatahash" xmlns:w16sdtfl="http://schemas.microsoft.com/office/word/2024/wordml/sdtformatlock" xmlns:w16se="http://schemas.microsoft.com/office/word/2015/wordml/symex" xmlns:wpg="http://schemas.microsoft.com/office/word/2010/wordprocessingGroup" xmlns:wpi="http://schemas.microsoft.com/office/word/2010/wordprocessingInk" xmlns:wne="http://schemas.microsoft.com/office/word/2006/wordml" xmlns:wps="http://schemas.microsoft.com/office/word/2010/wordprocessingShape" mc:Ignorable="w14 w15 w16se w16cid w16 w16cex w16sdtdh w16sdtfl w16du wp14">
-  <w:p>
-    <w:pPr>
-      <w:pStyle w:val="Footer"/>
-    </w:pPr>
-  </w:p>
-</w:ftr>
-</file>
-
-<file path=word/footer2.xml><?xml version="1.0" encoding="utf-8"?>
-<w:ftr xmlns:wpc="http://schemas.microsoft.com/office/word/2010/wordprocessingCanvas" xmlns:cx="http://schemas.microsoft.com/office/drawing/2014/chartex" xmlns:cx1="http://schemas.microsoft.com/office/drawing/2015/9/8/chartex" xmlns:cx2="http://schemas.microsoft.com/office/drawing/2015/10/21/chartex" xmlns:cx3="http://schemas.microsoft.com/office/drawing/2016/5/9/chartex" xmlns:cx4="http://schemas.microsoft.com/office/drawing/2016/5/10/chartex" xmlns:cx5="http://schemas.microsoft.com/office/drawing/2016/5/11/chartex" xmlns:cx6="http://schemas.microsoft.com/office/drawing/2016/5/12/chartex" xmlns:cx7="http://schemas.microsoft.com/office/drawing/2016/5/13/chartex" xmlns:cx8="http://schemas.microsoft.com/office/drawing/2016/5/14/chartex" xmlns:mc="http://schemas.openxmlformats.org/markup-compatibility/2006" xmlns:aink="http://schemas.microsoft.com/office/drawing/2016/ink" xmlns:am3d="http://schemas.microsoft.com/office/drawing/2017/model3d" xmlns:o="urn:schemas-microsoft-com:office:office" xmlns:oel="http://schemas.microsoft.com/office/2019/extlst" xmlns:r="http://schemas.openxmlformats.org/officeDocument/2006/relationships" xmlns:m="http://schemas.openxmlformats.org/officeDocument/2006/math" xmlns:v="urn:schemas-microsoft-com:vml" xmlns:wp14="http://schemas.microsoft.com/office/word/2010/wordprocessingDrawing" xmlns:wp="http://schemas.openxmlformats.org/drawingml/2006/wordprocessingDrawing" xmlns:w10="urn:schemas-microsoft-com:office:word" xmlns:w="http://schemas.openxmlformats.org/wordprocessingml/2006/main" xmlns:w14="http://schemas.microsoft.com/office/word/2010/wordml" xmlns:w15="http://schemas.microsoft.com/office/word/2012/wordml" xmlns:w16cex="http://schemas.microsoft.com/office/word/2018/wordml/cex" xmlns:w16cid="http://schemas.microsoft.com/office/word/2016/wordml/cid" xmlns:w16="http://schemas.microsoft.com/office/word/2018/wordml" xmlns:w16du="http://schemas.microsoft.com/office/word/2023/wordml/word16du" xmlns:w16sdtdh="http://schemas.microsoft.com/office/word/2020/wordml/sdtdatahash" xmlns:w16sdtfl="http://schemas.microsoft.com/office/word/2024/wordml/sdtformatlock" xmlns:w16se="http://schemas.microsoft.com/office/word/2015/wordml/symex" xmlns:wpg="http://schemas.microsoft.com/office/word/2010/wordprocessingGroup" xmlns:wpi="http://schemas.microsoft.com/office/word/2010/wordprocessingInk" xmlns:wne="http://schemas.microsoft.com/office/word/2006/wordml" xmlns:wps="http://schemas.microsoft.com/office/word/2010/wordprocessingShape" mc:Ignorable="w14 w15 w16se w16cid w16 w16cex w16sdtdh w16sdtfl w16du wp14">
+<w:ftr xmlns:wpc="http://schemas.microsoft.com/office/word/2010/wordprocessingCanvas" xmlns:cx="http://schemas.microsoft.com/office/drawing/2014/chartex" xmlns:cx1="http://schemas.microsoft.com/office/drawing/2015/9/8/chartex" xmlns:cx2="http://schemas.microsoft.com/office/drawing/2015/10/21/chartex" xmlns:cx3="http://schemas.microsoft.com/office/drawing/2016/5/9/chartex" xmlns:cx4="http://schemas.microsoft.com/office/drawing/2016/5/10/chartex" xmlns:cx5="http://schemas.microsoft.com/office/drawing/2016/5/11/chartex" xmlns:cx6="http://schemas.microsoft.com/office/drawing/2016/5/12/chartex" xmlns:cx7="http://schemas.microsoft.com/office/drawing/2016/5/13/chartex" xmlns:cx8="http://schemas.microsoft.com/office/drawing/2016/5/14/chartex" xmlns:mc="http://schemas.openxmlformats.org/markup-compatibility/2006" xmlns:aink="http://schemas.microsoft.com/office/drawing/2016/ink" xmlns:am3d="http://schemas.microsoft.com/office/drawing/2017/model3d" xmlns:o="urn:schemas-microsoft-com:office:office" xmlns:oel="http://schemas.microsoft.com/office/2019/extlst" xmlns:r="http://schemas.openxmlformats.org/officeDocument/2006/relationships" xmlns:m="http://schemas.openxmlformats.org/officeDocument/2006/math" xmlns:v="urn:schemas-microsoft-com:vml" xmlns:wp14="http://schemas.microsoft.com/office/word/2010/wordprocessingDrawing" xmlns:wp="http://schemas.openxmlformats.org/drawingml/2006/wordprocessingDrawing" xmlns:w10="urn:schemas-microsoft-com:office:word" xmlns:w="http://schemas.openxmlformats.org/wordprocessingml/2006/main" xmlns:w14="http://schemas.microsoft.com/office/word/2010/wordml" xmlns:w15="http://schemas.microsoft.com/office/word/2012/wordml" xmlns:w16cei="http://schemas.microsoft.com/office/word/2026/wordml/cei" xmlns:w16cex="http://schemas.microsoft.com/office/word/2018/wordml/cex" xmlns:w16cid="http://schemas.microsoft.com/office/word/2016/wordml/cid" xmlns:w16="http://schemas.microsoft.com/office/word/2018/wordml" xmlns:w16du="http://schemas.microsoft.com/office/word/2023/wordml/word16du" xmlns:w16sdtdh="http://schemas.microsoft.com/office/word/2020/wordml/sdtdatahash" xmlns:w16sdtfl="http://schemas.microsoft.com/office/word/2024/wordml/sdtformatlock" xmlns:w16se="http://schemas.microsoft.com/office/word/2015/wordml/symex" xmlns:wpg="http://schemas.microsoft.com/office/word/2010/wordprocessingGroup" xmlns:wpi="http://schemas.microsoft.com/office/word/2010/wordprocessingInk" xmlns:wne="http://schemas.microsoft.com/office/word/2006/wordml" xmlns:wps="http://schemas.microsoft.com/office/word/2010/wordprocessingShape" mc:Ignorable="w14 w15 w16se w16cid w16 w16cex w16sdtdh w16sdtfl w16du wp14">
   <w:p>
     <w:pPr>
       <w:pStyle w:val="Footer"/>
@@ -13117,18 +16271,8 @@
 </w:ftr>
 </file>
 
-<file path=word/footer3.xml><?xml version="1.0" encoding="utf-8"?>
-<w:ftr xmlns:wpc="http://schemas.microsoft.com/office/word/2010/wordprocessingCanvas" xmlns:cx="http://schemas.microsoft.com/office/drawing/2014/chartex" xmlns:cx1="http://schemas.microsoft.com/office/drawing/2015/9/8/chartex" xmlns:cx2="http://schemas.microsoft.com/office/drawing/2015/10/21/chartex" xmlns:cx3="http://schemas.microsoft.com/office/drawing/2016/5/9/chartex" xmlns:cx4="http://schemas.microsoft.com/office/drawing/2016/5/10/chartex" xmlns:cx5="http://schemas.microsoft.com/office/drawing/2016/5/11/chartex" xmlns:cx6="http://schemas.microsoft.com/office/drawing/2016/5/12/chartex" xmlns:cx7="http://schemas.microsoft.com/office/drawing/2016/5/13/chartex" xmlns:cx8="http://schemas.microsoft.com/office/drawing/2016/5/14/chartex" xmlns:mc="http://schemas.openxmlformats.org/markup-compatibility/2006" xmlns:aink="http://schemas.microsoft.com/office/drawing/2016/ink" xmlns:am3d="http://schemas.microsoft.com/office/drawing/2017/model3d" xmlns:o="urn:schemas-microsoft-com:office:office" xmlns:oel="http://schemas.microsoft.com/office/2019/extlst" xmlns:r="http://schemas.openxmlformats.org/officeDocument/2006/relationships" xmlns:m="http://schemas.openxmlformats.org/officeDocument/2006/math" xmlns:v="urn:schemas-microsoft-com:vml" xmlns:wp14="http://schemas.microsoft.com/office/word/2010/wordprocessingDrawing" xmlns:wp="http://schemas.openxmlformats.org/drawingml/2006/wordprocessingDrawing" xmlns:w10="urn:schemas-microsoft-com:office:word" xmlns:w="http://schemas.openxmlformats.org/wordprocessingml/2006/main" xmlns:w14="http://schemas.microsoft.com/office/word/2010/wordml" xmlns:w15="http://schemas.microsoft.com/office/word/2012/wordml" xmlns:w16cex="http://schemas.microsoft.com/office/word/2018/wordml/cex" xmlns:w16cid="http://schemas.microsoft.com/office/word/2016/wordml/cid" xmlns:w16="http://schemas.microsoft.com/office/word/2018/wordml" xmlns:w16du="http://schemas.microsoft.com/office/word/2023/wordml/word16du" xmlns:w16sdtdh="http://schemas.microsoft.com/office/word/2020/wordml/sdtdatahash" xmlns:w16sdtfl="http://schemas.microsoft.com/office/word/2024/wordml/sdtformatlock" xmlns:w16se="http://schemas.microsoft.com/office/word/2015/wordml/symex" xmlns:wpg="http://schemas.microsoft.com/office/word/2010/wordprocessingGroup" xmlns:wpi="http://schemas.microsoft.com/office/word/2010/wordprocessingInk" xmlns:wne="http://schemas.microsoft.com/office/word/2006/wordml" xmlns:wps="http://schemas.microsoft.com/office/word/2010/wordprocessingShape" mc:Ignorable="w14 w15 w16se w16cid w16 w16cex w16sdtdh w16sdtfl w16du wp14">
-  <w:p>
-    <w:pPr>
-      <w:pStyle w:val="Footer"/>
-    </w:pPr>
-  </w:p>
-</w:ftr>
-</file>
-
 <file path=word/footnotes.xml><?xml version="1.0" encoding="utf-8"?>
-<w:footnotes xmlns:wpc="http://schemas.microsoft.com/office/word/2010/wordprocessingCanvas" xmlns:cx="http://schemas.microsoft.com/office/drawing/2014/chartex" xmlns:cx1="http://schemas.microsoft.com/office/drawing/2015/9/8/chartex" xmlns:cx2="http://schemas.microsoft.com/office/drawing/2015/10/21/chartex" xmlns:cx3="http://schemas.microsoft.com/office/drawing/2016/5/9/chartex" xmlns:cx4="http://schemas.microsoft.com/office/drawing/2016/5/10/chartex" xmlns:cx5="http://schemas.microsoft.com/office/drawing/2016/5/11/chartex" xmlns:cx6="http://schemas.microsoft.com/office/drawing/2016/5/12/chartex" xmlns:cx7="http://schemas.microsoft.com/office/drawing/2016/5/13/chartex" xmlns:cx8="http://schemas.microsoft.com/office/drawing/2016/5/14/chartex" xmlns:mc="http://schemas.openxmlformats.org/markup-compatibility/2006" xmlns:aink="http://schemas.microsoft.com/office/drawing/2016/ink" xmlns:am3d="http://schemas.microsoft.com/office/drawing/2017/model3d" xmlns:o="urn:schemas-microsoft-com:office:office" xmlns:oel="http://schemas.microsoft.com/office/2019/extlst" xmlns:r="http://schemas.openxmlformats.org/officeDocument/2006/relationships" xmlns:m="http://schemas.openxmlformats.org/officeDocument/2006/math" xmlns:v="urn:schemas-microsoft-com:vml" xmlns:wp14="http://schemas.microsoft.com/office/word/2010/wordprocessingDrawing" xmlns:wp="http://schemas.openxmlformats.org/drawingml/2006/wordprocessingDrawing" xmlns:w10="urn:schemas-microsoft-com:office:word" xmlns:w="http://schemas.openxmlformats.org/wordprocessingml/2006/main" xmlns:w14="http://schemas.microsoft.com/office/word/2010/wordml" xmlns:w15="http://schemas.microsoft.com/office/word/2012/wordml" xmlns:w16cex="http://schemas.microsoft.com/office/word/2018/wordml/cex" xmlns:w16cid="http://schemas.microsoft.com/office/word/2016/wordml/cid" xmlns:w16="http://schemas.microsoft.com/office/word/2018/wordml" xmlns:w16du="http://schemas.microsoft.com/office/word/2023/wordml/word16du" xmlns:w16sdtdh="http://schemas.microsoft.com/office/word/2020/wordml/sdtdatahash" xmlns:w16sdtfl="http://schemas.microsoft.com/office/word/2024/wordml/sdtformatlock" xmlns:w16se="http://schemas.microsoft.com/office/word/2015/wordml/symex" xmlns:wpg="http://schemas.microsoft.com/office/word/2010/wordprocessingGroup" xmlns:wpi="http://schemas.microsoft.com/office/word/2010/wordprocessingInk" xmlns:wne="http://schemas.microsoft.com/office/word/2006/wordml" xmlns:wps="http://schemas.microsoft.com/office/word/2010/wordprocessingShape" mc:Ignorable="w14 w15 w16se w16cid w16 w16cex w16sdtdh w16sdtfl w16du wp14">
+<w:footnotes xmlns:wpc="http://schemas.microsoft.com/office/word/2010/wordprocessingCanvas" xmlns:cx="http://schemas.microsoft.com/office/drawing/2014/chartex" xmlns:cx1="http://schemas.microsoft.com/office/drawing/2015/9/8/chartex" xmlns:cx2="http://schemas.microsoft.com/office/drawing/2015/10/21/chartex" xmlns:cx3="http://schemas.microsoft.com/office/drawing/2016/5/9/chartex" xmlns:cx4="http://schemas.microsoft.com/office/drawing/2016/5/10/chartex" xmlns:cx5="http://schemas.microsoft.com/office/drawing/2016/5/11/chartex" xmlns:cx6="http://schemas.microsoft.com/office/drawing/2016/5/12/chartex" xmlns:cx7="http://schemas.microsoft.com/office/drawing/2016/5/13/chartex" xmlns:cx8="http://schemas.microsoft.com/office/drawing/2016/5/14/chartex" xmlns:mc="http://schemas.openxmlformats.org/markup-compatibility/2006" xmlns:aink="http://schemas.microsoft.com/office/drawing/2016/ink" xmlns:am3d="http://schemas.microsoft.com/office/drawing/2017/model3d" xmlns:o="urn:schemas-microsoft-com:office:office" xmlns:oel="http://schemas.microsoft.com/office/2019/extlst" xmlns:r="http://schemas.openxmlformats.org/officeDocument/2006/relationships" xmlns:m="http://schemas.openxmlformats.org/officeDocument/2006/math" xmlns:v="urn:schemas-microsoft-com:vml" xmlns:wp14="http://schemas.microsoft.com/office/word/2010/wordprocessingDrawing" xmlns:wp="http://schemas.openxmlformats.org/drawingml/2006/wordprocessingDrawing" xmlns:w10="urn:schemas-microsoft-com:office:word" xmlns:w="http://schemas.openxmlformats.org/wordprocessingml/2006/main" xmlns:w14="http://schemas.microsoft.com/office/word/2010/wordml" xmlns:w15="http://schemas.microsoft.com/office/word/2012/wordml" xmlns:w16cei="http://schemas.microsoft.com/office/word/2026/wordml/cei" xmlns:w16cex="http://schemas.microsoft.com/office/word/2018/wordml/cex" xmlns:w16cid="http://schemas.microsoft.com/office/word/2016/wordml/cid" xmlns:w16="http://schemas.microsoft.com/office/word/2018/wordml" xmlns:w16du="http://schemas.microsoft.com/office/word/2023/wordml/word16du" xmlns:w16sdtdh="http://schemas.microsoft.com/office/word/2020/wordml/sdtdatahash" xmlns:w16sdtfl="http://schemas.microsoft.com/office/word/2024/wordml/sdtformatlock" xmlns:w16se="http://schemas.microsoft.com/office/word/2015/wordml/symex" xmlns:wpg="http://schemas.microsoft.com/office/word/2010/wordprocessingGroup" xmlns:wpi="http://schemas.microsoft.com/office/word/2010/wordprocessingInk" xmlns:wne="http://schemas.microsoft.com/office/word/2006/wordml" xmlns:wps="http://schemas.microsoft.com/office/word/2010/wordprocessingShape" mc:Ignorable="w14 w15 w16se w16cid w16 w16cex w16sdtdh w16sdtfl w16du wp14">
   <w:footnote w:type="separator" w:id="-1">
     <w:p>
       <w:pPr>
@@ -13153,17 +16297,7 @@
 </file>
 
 <file path=word/header1.xml><?xml version="1.0" encoding="utf-8"?>
-<w:hdr xmlns:wpc="http://schemas.microsoft.com/office/word/2010/wordprocessingCanvas" xmlns:cx="http://schemas.microsoft.com/office/drawing/2014/chartex" xmlns:cx1="http://schemas.microsoft.com/office/drawing/2015/9/8/chartex" xmlns:cx2="http://schemas.microsoft.com/office/drawing/2015/10/21/chartex" xmlns:cx3="http://schemas.microsoft.com/office/drawing/2016/5/9/chartex" xmlns:cx4="http://schemas.microsoft.com/office/drawing/2016/5/10/chartex" xmlns:cx5="http://schemas.microsoft.com/office/drawing/2016/5/11/chartex" xmlns:cx6="http://schemas.microsoft.com/office/drawing/2016/5/12/chartex" xmlns:cx7="http://schemas.microsoft.com/office/drawing/2016/5/13/chartex" xmlns:cx8="http://schemas.microsoft.com/office/drawing/2016/5/14/chartex" xmlns:mc="http://schemas.openxmlformats.org/markup-compatibility/2006" xmlns:aink="http://schemas.microsoft.com/office/drawing/2016/ink" xmlns:am3d="http://schemas.microsoft.com/office/drawing/2017/model3d" xmlns:o="urn:schemas-microsoft-com:office:office" xmlns:oel="http://schemas.microsoft.com/office/2019/extlst" xmlns:r="http://schemas.openxmlformats.org/officeDocument/2006/relationships" xmlns:m="http://schemas.openxmlformats.org/officeDocument/2006/math" xmlns:v="urn:schemas-microsoft-com:vml" xmlns:wp14="http://schemas.microsoft.com/office/word/2010/wordprocessingDrawing" xmlns:wp="http://schemas.openxmlformats.org/drawingml/2006/wordprocessingDrawing" xmlns:w10="urn:schemas-microsoft-com:office:word" xmlns:w="http://schemas.openxmlformats.org/wordprocessingml/2006/main" xmlns:w14="http://schemas.microsoft.com/office/word/2010/wordml" xmlns:w15="http://schemas.microsoft.com/office/word/2012/wordml" xmlns:w16cex="http://schemas.microsoft.com/office/word/2018/wordml/cex" xmlns:w16cid="http://schemas.microsoft.com/office/word/2016/wordml/cid" xmlns:w16="http://schemas.microsoft.com/office/word/2018/wordml" xmlns:w16du="http://schemas.microsoft.com/office/word/2023/wordml/word16du" xmlns:w16sdtdh="http://schemas.microsoft.com/office/word/2020/wordml/sdtdatahash" xmlns:w16sdtfl="http://schemas.microsoft.com/office/word/2024/wordml/sdtformatlock" xmlns:w16se="http://schemas.microsoft.com/office/word/2015/wordml/symex" xmlns:wpg="http://schemas.microsoft.com/office/word/2010/wordprocessingGroup" xmlns:wpi="http://schemas.microsoft.com/office/word/2010/wordprocessingInk" xmlns:wne="http://schemas.microsoft.com/office/word/2006/wordml" xmlns:wps="http://schemas.microsoft.com/office/word/2010/wordprocessingShape" mc:Ignorable="w14 w15 w16se w16cid w16 w16cex w16sdtdh w16sdtfl w16du wp14">
-  <w:p>
-    <w:pPr>
-      <w:pStyle w:val="Header"/>
-    </w:pPr>
-  </w:p>
-</w:hdr>
-</file>
-
-<file path=word/header2.xml><?xml version="1.0" encoding="utf-8"?>
-<w:hdr xmlns:wpc="http://schemas.microsoft.com/office/word/2010/wordprocessingCanvas" xmlns:cx="http://schemas.microsoft.com/office/drawing/2014/chartex" xmlns:cx1="http://schemas.microsoft.com/office/drawing/2015/9/8/chartex" xmlns:cx2="http://schemas.microsoft.com/office/drawing/2015/10/21/chartex" xmlns:cx3="http://schemas.microsoft.com/office/drawing/2016/5/9/chartex" xmlns:cx4="http://schemas.microsoft.com/office/drawing/2016/5/10/chartex" xmlns:cx5="http://schemas.microsoft.com/office/drawing/2016/5/11/chartex" xmlns:cx6="http://schemas.microsoft.com/office/drawing/2016/5/12/chartex" xmlns:cx7="http://schemas.microsoft.com/office/drawing/2016/5/13/chartex" xmlns:cx8="http://schemas.microsoft.com/office/drawing/2016/5/14/chartex" xmlns:mc="http://schemas.openxmlformats.org/markup-compatibility/2006" xmlns:aink="http://schemas.microsoft.com/office/drawing/2016/ink" xmlns:am3d="http://schemas.microsoft.com/office/drawing/2017/model3d" xmlns:o="urn:schemas-microsoft-com:office:office" xmlns:oel="http://schemas.microsoft.com/office/2019/extlst" xmlns:r="http://schemas.openxmlformats.org/officeDocument/2006/relationships" xmlns:m="http://schemas.openxmlformats.org/officeDocument/2006/math" xmlns:v="urn:schemas-microsoft-com:vml" xmlns:wp14="http://schemas.microsoft.com/office/word/2010/wordprocessingDrawing" xmlns:wp="http://schemas.openxmlformats.org/drawingml/2006/wordprocessingDrawing" xmlns:w10="urn:schemas-microsoft-com:office:word" xmlns:w="http://schemas.openxmlformats.org/wordprocessingml/2006/main" xmlns:w14="http://schemas.microsoft.com/office/word/2010/wordml" xmlns:w15="http://schemas.microsoft.com/office/word/2012/wordml" xmlns:w16cex="http://schemas.microsoft.com/office/word/2018/wordml/cex" xmlns:w16cid="http://schemas.microsoft.com/office/word/2016/wordml/cid" xmlns:w16="http://schemas.microsoft.com/office/word/2018/wordml" xmlns:w16du="http://schemas.microsoft.com/office/word/2023/wordml/word16du" xmlns:w16sdtdh="http://schemas.microsoft.com/office/word/2020/wordml/sdtdatahash" xmlns:w16sdtfl="http://schemas.microsoft.com/office/word/2024/wordml/sdtformatlock" xmlns:w16se="http://schemas.microsoft.com/office/word/2015/wordml/symex" xmlns:wpg="http://schemas.microsoft.com/office/word/2010/wordprocessingGroup" xmlns:wpi="http://schemas.microsoft.com/office/word/2010/wordprocessingInk" xmlns:wne="http://schemas.microsoft.com/office/word/2006/wordml" xmlns:wps="http://schemas.microsoft.com/office/word/2010/wordprocessingShape" mc:Ignorable="w14 w15 w16se w16cid w16 w16cex w16sdtdh w16sdtfl w16du wp14">
+<w:hdr xmlns:wpc="http://schemas.microsoft.com/office/word/2010/wordprocessingCanvas" xmlns:cx="http://schemas.microsoft.com/office/drawing/2014/chartex" xmlns:cx1="http://schemas.microsoft.com/office/drawing/2015/9/8/chartex" xmlns:cx2="http://schemas.microsoft.com/office/drawing/2015/10/21/chartex" xmlns:cx3="http://schemas.microsoft.com/office/drawing/2016/5/9/chartex" xmlns:cx4="http://schemas.microsoft.com/office/drawing/2016/5/10/chartex" xmlns:cx5="http://schemas.microsoft.com/office/drawing/2016/5/11/chartex" xmlns:cx6="http://schemas.microsoft.com/office/drawing/2016/5/12/chartex" xmlns:cx7="http://schemas.microsoft.com/office/drawing/2016/5/13/chartex" xmlns:cx8="http://schemas.microsoft.com/office/drawing/2016/5/14/chartex" xmlns:mc="http://schemas.openxmlformats.org/markup-compatibility/2006" xmlns:aink="http://schemas.microsoft.com/office/drawing/2016/ink" xmlns:am3d="http://schemas.microsoft.com/office/drawing/2017/model3d" xmlns:o="urn:schemas-microsoft-com:office:office" xmlns:oel="http://schemas.microsoft.com/office/2019/extlst" xmlns:r="http://schemas.openxmlformats.org/officeDocument/2006/relationships" xmlns:m="http://schemas.openxmlformats.org/officeDocument/2006/math" xmlns:v="urn:schemas-microsoft-com:vml" xmlns:wp14="http://schemas.microsoft.com/office/word/2010/wordprocessingDrawing" xmlns:wp="http://schemas.openxmlformats.org/drawingml/2006/wordprocessingDrawing" xmlns:w10="urn:schemas-microsoft-com:office:word" xmlns:w="http://schemas.openxmlformats.org/wordprocessingml/2006/main" xmlns:w14="http://schemas.microsoft.com/office/word/2010/wordml" xmlns:w15="http://schemas.microsoft.com/office/word/2012/wordml" xmlns:w16cei="http://schemas.microsoft.com/office/word/2026/wordml/cei" xmlns:w16cex="http://schemas.microsoft.com/office/word/2018/wordml/cex" xmlns:w16cid="http://schemas.microsoft.com/office/word/2016/wordml/cid" xmlns:w16="http://schemas.microsoft.com/office/word/2018/wordml" xmlns:w16du="http://schemas.microsoft.com/office/word/2023/wordml/word16du" xmlns:w16sdtdh="http://schemas.microsoft.com/office/word/2020/wordml/sdtdatahash" xmlns:w16sdtfl="http://schemas.microsoft.com/office/word/2024/wordml/sdtformatlock" xmlns:w16se="http://schemas.microsoft.com/office/word/2015/wordml/symex" xmlns:wpg="http://schemas.microsoft.com/office/word/2010/wordprocessingGroup" xmlns:wpi="http://schemas.microsoft.com/office/word/2010/wordprocessingInk" xmlns:wne="http://schemas.microsoft.com/office/word/2006/wordml" xmlns:wps="http://schemas.microsoft.com/office/word/2010/wordprocessingShape" mc:Ignorable="w14 w15 w16se w16cid w16 w16cex w16sdtdh w16sdtfl w16du wp14">
   <w:p>
     <w:pPr>
       <w:pStyle w:val="Header"/>
@@ -13339,18 +16473,8 @@
 </w:hdr>
 </file>
 
-<file path=word/header3.xml><?xml version="1.0" encoding="utf-8"?>
-<w:hdr xmlns:wpc="http://schemas.microsoft.com/office/word/2010/wordprocessingCanvas" xmlns:cx="http://schemas.microsoft.com/office/drawing/2014/chartex" xmlns:cx1="http://schemas.microsoft.com/office/drawing/2015/9/8/chartex" xmlns:cx2="http://schemas.microsoft.com/office/drawing/2015/10/21/chartex" xmlns:cx3="http://schemas.microsoft.com/office/drawing/2016/5/9/chartex" xmlns:cx4="http://schemas.microsoft.com/office/drawing/2016/5/10/chartex" xmlns:cx5="http://schemas.microsoft.com/office/drawing/2016/5/11/chartex" xmlns:cx6="http://schemas.microsoft.com/office/drawing/2016/5/12/chartex" xmlns:cx7="http://schemas.microsoft.com/office/drawing/2016/5/13/chartex" xmlns:cx8="http://schemas.microsoft.com/office/drawing/2016/5/14/chartex" xmlns:mc="http://schemas.openxmlformats.org/markup-compatibility/2006" xmlns:aink="http://schemas.microsoft.com/office/drawing/2016/ink" xmlns:am3d="http://schemas.microsoft.com/office/drawing/2017/model3d" xmlns:o="urn:schemas-microsoft-com:office:office" xmlns:oel="http://schemas.microsoft.com/office/2019/extlst" xmlns:r="http://schemas.openxmlformats.org/officeDocument/2006/relationships" xmlns:m="http://schemas.openxmlformats.org/officeDocument/2006/math" xmlns:v="urn:schemas-microsoft-com:vml" xmlns:wp14="http://schemas.microsoft.com/office/word/2010/wordprocessingDrawing" xmlns:wp="http://schemas.openxmlformats.org/drawingml/2006/wordprocessingDrawing" xmlns:w10="urn:schemas-microsoft-com:office:word" xmlns:w="http://schemas.openxmlformats.org/wordprocessingml/2006/main" xmlns:w14="http://schemas.microsoft.com/office/word/2010/wordml" xmlns:w15="http://schemas.microsoft.com/office/word/2012/wordml" xmlns:w16cex="http://schemas.microsoft.com/office/word/2018/wordml/cex" xmlns:w16cid="http://schemas.microsoft.com/office/word/2016/wordml/cid" xmlns:w16="http://schemas.microsoft.com/office/word/2018/wordml" xmlns:w16du="http://schemas.microsoft.com/office/word/2023/wordml/word16du" xmlns:w16sdtdh="http://schemas.microsoft.com/office/word/2020/wordml/sdtdatahash" xmlns:w16sdtfl="http://schemas.microsoft.com/office/word/2024/wordml/sdtformatlock" xmlns:w16se="http://schemas.microsoft.com/office/word/2015/wordml/symex" xmlns:wpg="http://schemas.microsoft.com/office/word/2010/wordprocessingGroup" xmlns:wpi="http://schemas.microsoft.com/office/word/2010/wordprocessingInk" xmlns:wne="http://schemas.microsoft.com/office/word/2006/wordml" xmlns:wps="http://schemas.microsoft.com/office/word/2010/wordprocessingShape" mc:Ignorable="w14 w15 w16se w16cid w16 w16cex w16sdtdh w16sdtfl w16du wp14">
-  <w:p>
-    <w:pPr>
-      <w:pStyle w:val="Header"/>
-    </w:pPr>
-  </w:p>
-</w:hdr>
-</file>
-
 <file path=word/numbering.xml><?xml version="1.0" encoding="utf-8"?>
-<w:numbering xmlns:wpc="http://schemas.microsoft.com/office/word/2010/wordprocessingCanvas" xmlns:cx="http://schemas.microsoft.com/office/drawing/2014/chartex" xmlns:cx1="http://schemas.microsoft.com/office/drawing/2015/9/8/chartex" xmlns:cx2="http://schemas.microsoft.com/office/drawing/2015/10/21/chartex" xmlns:cx3="http://schemas.microsoft.com/office/drawing/2016/5/9/chartex" xmlns:cx4="http://schemas.microsoft.com/office/drawing/2016/5/10/chartex" xmlns:cx5="http://schemas.microsoft.com/office/drawing/2016/5/11/chartex" xmlns:cx6="http://schemas.microsoft.com/office/drawing/2016/5/12/chartex" xmlns:cx7="http://schemas.microsoft.com/office/drawing/2016/5/13/chartex" xmlns:cx8="http://schemas.microsoft.com/office/drawing/2016/5/14/chartex" xmlns:mc="http://schemas.openxmlformats.org/markup-compatibility/2006" xmlns:aink="http://schemas.microsoft.com/office/drawing/2016/ink" xmlns:am3d="http://schemas.microsoft.com/office/drawing/2017/model3d" xmlns:o="urn:schemas-microsoft-com:office:office" xmlns:oel="http://schemas.microsoft.com/office/2019/extlst" xmlns:r="http://schemas.openxmlformats.org/officeDocument/2006/relationships" xmlns:m="http://schemas.openxmlformats.org/officeDocument/2006/math" xmlns:v="urn:schemas-microsoft-com:vml" xmlns:wp14="http://schemas.microsoft.com/office/word/2010/wordprocessingDrawing" xmlns:wp="http://schemas.openxmlformats.org/drawingml/2006/wordprocessingDrawing" xmlns:w10="urn:schemas-microsoft-com:office:word" xmlns:w="http://schemas.openxmlformats.org/wordprocessingml/2006/main" xmlns:w14="http://schemas.microsoft.com/office/word/2010/wordml" xmlns:w15="http://schemas.microsoft.com/office/word/2012/wordml" xmlns:w16cex="http://schemas.microsoft.com/office/word/2018/wordml/cex" xmlns:w16cid="http://schemas.microsoft.com/office/word/2016/wordml/cid" xmlns:w16="http://schemas.microsoft.com/office/word/2018/wordml" xmlns:w16du="http://schemas.microsoft.com/office/word/2023/wordml/word16du" xmlns:w16sdtdh="http://schemas.microsoft.com/office/word/2020/wordml/sdtdatahash" xmlns:w16sdtfl="http://schemas.microsoft.com/office/word/2024/wordml/sdtformatlock" xmlns:w16se="http://schemas.microsoft.com/office/word/2015/wordml/symex" xmlns:wpg="http://schemas.microsoft.com/office/word/2010/wordprocessingGroup" xmlns:wpi="http://schemas.microsoft.com/office/word/2010/wordprocessingInk" xmlns:wne="http://schemas.microsoft.com/office/word/2006/wordml" xmlns:wps="http://schemas.microsoft.com/office/word/2010/wordprocessingShape" mc:Ignorable="w14 w15 w16se w16cid w16 w16cex w16sdtdh w16sdtfl w16du wp14">
+<w:numbering xmlns:wpc="http://schemas.microsoft.com/office/word/2010/wordprocessingCanvas" xmlns:cx="http://schemas.microsoft.com/office/drawing/2014/chartex" xmlns:cx1="http://schemas.microsoft.com/office/drawing/2015/9/8/chartex" xmlns:cx2="http://schemas.microsoft.com/office/drawing/2015/10/21/chartex" xmlns:cx3="http://schemas.microsoft.com/office/drawing/2016/5/9/chartex" xmlns:cx4="http://schemas.microsoft.com/office/drawing/2016/5/10/chartex" xmlns:cx5="http://schemas.microsoft.com/office/drawing/2016/5/11/chartex" xmlns:cx6="http://schemas.microsoft.com/office/drawing/2016/5/12/chartex" xmlns:cx7="http://schemas.microsoft.com/office/drawing/2016/5/13/chartex" xmlns:cx8="http://schemas.microsoft.com/office/drawing/2016/5/14/chartex" xmlns:mc="http://schemas.openxmlformats.org/markup-compatibility/2006" xmlns:aink="http://schemas.microsoft.com/office/drawing/2016/ink" xmlns:am3d="http://schemas.microsoft.com/office/drawing/2017/model3d" xmlns:o="urn:schemas-microsoft-com:office:office" xmlns:oel="http://schemas.microsoft.com/office/2019/extlst" xmlns:r="http://schemas.openxmlformats.org/officeDocument/2006/relationships" xmlns:m="http://schemas.openxmlformats.org/officeDocument/2006/math" xmlns:v="urn:schemas-microsoft-com:vml" xmlns:wp14="http://schemas.microsoft.com/office/word/2010/wordprocessingDrawing" xmlns:wp="http://schemas.openxmlformats.org/drawingml/2006/wordprocessingDrawing" xmlns:w10="urn:schemas-microsoft-com:office:word" xmlns:w="http://schemas.openxmlformats.org/wordprocessingml/2006/main" xmlns:w14="http://schemas.microsoft.com/office/word/2010/wordml" xmlns:w15="http://schemas.microsoft.com/office/word/2012/wordml" xmlns:w16cei="http://schemas.microsoft.com/office/word/2026/wordml/cei" xmlns:w16cex="http://schemas.microsoft.com/office/word/2018/wordml/cex" xmlns:w16cid="http://schemas.microsoft.com/office/word/2016/wordml/cid" xmlns:w16="http://schemas.microsoft.com/office/word/2018/wordml" xmlns:w16du="http://schemas.microsoft.com/office/word/2023/wordml/word16du" xmlns:w16sdtdh="http://schemas.microsoft.com/office/word/2020/wordml/sdtdatahash" xmlns:w16sdtfl="http://schemas.microsoft.com/office/word/2024/wordml/sdtformatlock" xmlns:w16se="http://schemas.microsoft.com/office/word/2015/wordml/symex" xmlns:wpg="http://schemas.microsoft.com/office/word/2010/wordprocessingGroup" xmlns:wpi="http://schemas.microsoft.com/office/word/2010/wordprocessingInk" xmlns:wne="http://schemas.microsoft.com/office/word/2006/wordml" xmlns:wps="http://schemas.microsoft.com/office/word/2010/wordprocessingShape" mc:Ignorable="w14 w15 w16se w16cid w16 w16cex w16sdtdh w16sdtfl w16du wp14">
   <w:abstractNum w:abstractNumId="0" w15:restartNumberingAfterBreak="0">
     <w:nsid w:val="001B3211"/>
     <w:multiLevelType w:val="hybridMultilevel"/>
